--- a/Operator_Guides/03_Seismic_Connector_Guide.docx
+++ b/Operator_Guides/03_Seismic_Connector_Guide.docx
@@ -155,7 +155,7 @@
                 <w:color w:val="202020"/>
                 <w:sz w:val="20"/>
               </w:rPr>
-              <w:t>1.0</w:t>
+              <w:t>1.1</w:t>
             </w:r>
           </w:p>
         </w:tc>
@@ -187,7 +187,7 @@
                 <w:color w:val="202020"/>
                 <w:sz w:val="20"/>
               </w:rPr>
-              <w:t>18 July 2026</w:t>
+              <w:t>18 July 2026 (bank-grade hardening release)</w:t>
             </w:r>
           </w:p>
         </w:tc>
@@ -404,6 +404,254 @@
         </w:rPr>
         <w:t xml:space="preserve"> (section 16).</w:t>
       </w:r>
+    </w:p>
+    <w:tbl>
+      <w:tblPr>
+        <w:tblW w:type="auto" w:w="0"/>
+        <w:tblLayout w:type="fixed"/>
+        <w:tblLook w:firstColumn="1" w:firstRow="1" w:lastColumn="0" w:lastRow="0" w:noHBand="0" w:noVBand="1" w:val="04A0"/>
+      </w:tblPr>
+      <w:tblGrid>
+        <w:gridCol w:w="9360"/>
+      </w:tblGrid>
+      <w:tr>
+        <w:tc>
+          <w:tcPr>
+            <w:tcW w:type="dxa" w:w="9360"/>
+            <w:shd w:val="clear" w:color="auto" w:fill="FBEDD6"/>
+            <w:tcBorders>
+              <w:top w:val="single" w:sz="4" w:space="0" w:color="C77700"/>
+              <w:left w:val="single" w:sz="24" w:space="0" w:color="C77700"/>
+              <w:bottom w:val="single" w:sz="4" w:space="0" w:color="C77700"/>
+              <w:right w:val="single" w:sz="4" w:space="0" w:color="C77700"/>
+            </w:tcBorders>
+          </w:tcPr>
+          <w:p>
+            <w:r>
+              <w:rPr>
+                <w:b/>
+                <w:color w:val="C77700"/>
+              </w:rPr>
+              <w:t xml:space="preserve">Important: </w:t>
+            </w:r>
+            <w:r>
+              <w:rPr>
+                <w:b/>
+                <w:color w:val="202020"/>
+                <w:sz w:val="20"/>
+              </w:rPr>
+              <w:t>What changed in this release — safe defaults (v1.1, bank-grade hardening).</w:t>
+            </w:r>
+            <w:r>
+              <w:rPr>
+                <w:color w:val="202020"/>
+                <w:sz w:val="20"/>
+              </w:rPr>
+              <w:t xml:space="preserve"> This release changes several defaults so the connector is safe out of the box. The behaviour-changing flips that affect Seismic are: (1) </w:t>
+            </w:r>
+            <w:r>
+              <w:rPr>
+                <w:b/>
+                <w:color w:val="202020"/>
+                <w:sz w:val="20"/>
+              </w:rPr>
+              <w:t>MNPI / exclusion fail-closed</w:t>
+            </w:r>
+            <w:r>
+              <w:rPr>
+                <w:color w:val="202020"/>
+                <w:sz w:val="20"/>
+              </w:rPr>
+              <w:t xml:space="preserve"> — a missing, empty, </w:t>
+            </w:r>
+            <w:r>
+              <w:rPr>
+                <w:rFonts w:ascii="Consolas" w:hAnsi="Consolas"/>
+                <w:color w:val="202020"/>
+                <w:sz w:val="19"/>
+              </w:rPr>
+              <w:t>{}</w:t>
+            </w:r>
+            <w:r>
+              <w:rPr>
+                <w:color w:val="202020"/>
+                <w:sz w:val="20"/>
+              </w:rPr>
+              <w:t xml:space="preserve">, </w:t>
+            </w:r>
+            <w:r>
+              <w:rPr>
+                <w:rFonts w:ascii="Consolas" w:hAnsi="Consolas"/>
+                <w:color w:val="202020"/>
+                <w:sz w:val="19"/>
+              </w:rPr>
+              <w:t>null</w:t>
+            </w:r>
+            <w:r>
+              <w:rPr>
+                <w:color w:val="202020"/>
+                <w:sz w:val="20"/>
+              </w:rPr>
+              <w:t xml:space="preserve">, malformed, or rule-less </w:t>
+            </w:r>
+            <w:r>
+              <w:rPr>
+                <w:rFonts w:ascii="Consolas" w:hAnsi="Consolas"/>
+                <w:color w:val="202020"/>
+                <w:sz w:val="19"/>
+              </w:rPr>
+              <w:t>config/exclusions.json</w:t>
+            </w:r>
+            <w:r>
+              <w:rPr>
+                <w:color w:val="202020"/>
+                <w:sz w:val="20"/>
+              </w:rPr>
+              <w:t xml:space="preserve"> is now a </w:t>
+            </w:r>
+            <w:r>
+              <w:rPr>
+                <w:b/>
+                <w:color w:val="202020"/>
+                <w:sz w:val="20"/>
+              </w:rPr>
+              <w:t>hard startup error</w:t>
+            </w:r>
+            <w:r>
+              <w:rPr>
+                <w:color w:val="202020"/>
+                <w:sz w:val="20"/>
+              </w:rPr>
+              <w:t xml:space="preserve">, no longer a silent "no rules" (section 7); (2) </w:t>
+            </w:r>
+            <w:r>
+              <w:rPr>
+                <w:b/>
+                <w:color w:val="202020"/>
+                <w:sz w:val="20"/>
+              </w:rPr>
+              <w:t>dead-letter records are redacted by default</w:t>
+            </w:r>
+            <w:r>
+              <w:rPr>
+                <w:color w:val="202020"/>
+                <w:sz w:val="20"/>
+              </w:rPr>
+              <w:t xml:space="preserve"> (</w:t>
+            </w:r>
+            <w:r>
+              <w:rPr>
+                <w:rFonts w:ascii="Consolas" w:hAnsi="Consolas"/>
+                <w:color w:val="202020"/>
+                <w:sz w:val="19"/>
+              </w:rPr>
+              <w:t>DEADLETTER_PAYLOAD_MODE=redacted</w:t>
+            </w:r>
+            <w:r>
+              <w:rPr>
+                <w:color w:val="202020"/>
+                <w:sz w:val="20"/>
+              </w:rPr>
+              <w:t xml:space="preserve">) — raw content and PII no longer hit disk unless you explicitly opt into </w:t>
+            </w:r>
+            <w:r>
+              <w:rPr>
+                <w:rFonts w:ascii="Consolas" w:hAnsi="Consolas"/>
+                <w:color w:val="202020"/>
+                <w:sz w:val="19"/>
+              </w:rPr>
+              <w:t>full</w:t>
+            </w:r>
+            <w:r>
+              <w:rPr>
+                <w:color w:val="202020"/>
+                <w:sz w:val="20"/>
+              </w:rPr>
+              <w:t xml:space="preserve"> (section 15); (3) </w:t>
+            </w:r>
+            <w:r>
+              <w:rPr>
+                <w:b/>
+                <w:color w:val="202020"/>
+                <w:sz w:val="20"/>
+              </w:rPr>
+              <w:t>identity re-syncs on incremental crawls</w:t>
+            </w:r>
+            <w:r>
+              <w:rPr>
+                <w:color w:val="202020"/>
+                <w:sz w:val="20"/>
+              </w:rPr>
+              <w:t xml:space="preserve"> (</w:t>
+            </w:r>
+            <w:r>
+              <w:rPr>
+                <w:rFonts w:ascii="Consolas" w:hAnsi="Consolas"/>
+                <w:color w:val="202020"/>
+                <w:sz w:val="19"/>
+              </w:rPr>
+              <w:t>IDENTITY_SYNC_ON_INCREMENTAL=true</w:t>
+            </w:r>
+            <w:r>
+              <w:rPr>
+                <w:color w:val="202020"/>
+                <w:sz w:val="20"/>
+              </w:rPr>
+              <w:t xml:space="preserve">) so ACL staleness shrinks to the incremental cadence (section 8/15); and (4) </w:t>
+            </w:r>
+            <w:r>
+              <w:rPr>
+                <w:b/>
+                <w:color w:val="202020"/>
+                <w:sz w:val="20"/>
+              </w:rPr>
+              <w:t>webhooks require a signed timestamp</w:t>
+            </w:r>
+            <w:r>
+              <w:rPr>
+                <w:color w:val="202020"/>
+                <w:sz w:val="20"/>
+              </w:rPr>
+              <w:t xml:space="preserve"> (</w:t>
+            </w:r>
+            <w:r>
+              <w:rPr>
+                <w:rFonts w:ascii="Consolas" w:hAnsi="Consolas"/>
+                <w:color w:val="202020"/>
+                <w:sz w:val="19"/>
+              </w:rPr>
+              <w:t>SEISMIC_WEBHOOK_REQUIRE_TIMESTAMP=true</w:t>
+            </w:r>
+            <w:r>
+              <w:rPr>
+                <w:color w:val="202020"/>
+                <w:sz w:val="20"/>
+              </w:rPr>
+              <w:t xml:space="preserve">) so replayed/stale requests are rejected before parse (section 9). If you are upgrading from v1.0, read section 7 first and confirm a reviewed </w:t>
+            </w:r>
+            <w:r>
+              <w:rPr>
+                <w:rFonts w:ascii="Consolas" w:hAnsi="Consolas"/>
+                <w:color w:val="202020"/>
+                <w:sz w:val="19"/>
+              </w:rPr>
+              <w:t>exclusions.json</w:t>
+            </w:r>
+            <w:r>
+              <w:rPr>
+                <w:color w:val="202020"/>
+                <w:sz w:val="20"/>
+              </w:rPr>
+              <w:t xml:space="preserve"> is in place before the connector will start.</w:t>
+            </w:r>
+          </w:p>
+        </w:tc>
+      </w:tr>
+    </w:tbl>
+    <w:p>
+      <w:pPr>
+        <w:spacing w:after="40"/>
+      </w:pPr>
     </w:p>
     <w:p>
       <w:pPr>
@@ -3854,7 +4102,22 @@
                 <w:color w:val="202020"/>
                 <w:sz w:val="19"/>
               </w:rPr>
-              <w:t>Optional data-classification pass</w:t>
+              <w:t xml:space="preserve">Optional; an </w:t>
+            </w:r>
+            <w:r>
+              <w:rPr>
+                <w:b/>
+                <w:color w:val="202020"/>
+                <w:sz w:val="19"/>
+              </w:rPr>
+              <w:t>advisory</w:t>
+            </w:r>
+            <w:r>
+              <w:rPr>
+                <w:color w:val="202020"/>
+                <w:sz w:val="19"/>
+              </w:rPr>
+              <w:t xml:space="preserve"> tag, NOT a Purview label (see §15 governance)</w:t>
             </w:r>
           </w:p>
         </w:tc>
@@ -3864,55 +4127,6 @@
       <w:pPr>
         <w:spacing w:after="40"/>
       </w:pPr>
-    </w:p>
-    <w:p>
-      <w:pPr>
-        <w:pStyle w:val="Heading3"/>
-      </w:pPr>
-      <w:r>
-        <w:rPr>
-          <w:color w:val="2E5496"/>
-        </w:rPr>
-        <w:t>Content and text</w:t>
-      </w:r>
-    </w:p>
-    <w:p>
-      <w:pPr>
-        <w:spacing w:after="120"/>
-      </w:pPr>
-      <w:r>
-        <w:rPr>
-          <w:color w:val="202020"/>
-        </w:rPr>
-        <w:t xml:space="preserve">The connector downloads the current published payload and extracts its text so the body is searchable. Built-in extractors handle plain text and HTML; Word (DOCX), PowerPoint (PPTX, including slide notes) and Excel (XLSX); and a best-effort PDF text-layer reader. Scanned PDFs, exotic encodings, and payloads larger than </w:t>
-      </w:r>
-      <w:r>
-        <w:rPr>
-          <w:rFonts w:ascii="Consolas" w:hAnsi="Consolas"/>
-          <w:color w:val="202020"/>
-          <w:sz w:val="19"/>
-        </w:rPr>
-        <w:t>SEISMIC_MAX_EXTRACT_MB</w:t>
-      </w:r>
-      <w:r>
-        <w:rPr>
-          <w:color w:val="202020"/>
-        </w:rPr>
-        <w:t xml:space="preserve"> (10 MB by default) fall back to </w:t>
-      </w:r>
-      <w:r>
-        <w:rPr>
-          <w:b/>
-          <w:color w:val="202020"/>
-        </w:rPr>
-        <w:t>metadata-only</w:t>
-      </w:r>
-      <w:r>
-        <w:rPr>
-          <w:color w:val="202020"/>
-        </w:rPr>
-        <w:t xml:space="preserve"> indexing — the item still appears, findable by its name and description, just without full-text. Extracted text is capped at 400,000 characters.</w:t>
-      </w:r>
     </w:p>
     <w:tbl>
       <w:tblPr>
@@ -3927,28 +4141,28 @@
         <w:tc>
           <w:tcPr>
             <w:tcW w:type="dxa" w:w="9360"/>
-            <w:shd w:val="clear" w:color="auto" w:fill="E7F1E7"/>
+            <w:shd w:val="clear" w:color="auto" w:fill="EAF0FA"/>
             <w:tcBorders>
-              <w:top w:val="single" w:sz="4" w:space="0" w:color="2E7D32"/>
-              <w:left w:val="single" w:sz="24" w:space="0" w:color="2E7D32"/>
-              <w:bottom w:val="single" w:sz="4" w:space="0" w:color="2E7D32"/>
-              <w:right w:val="single" w:sz="4" w:space="0" w:color="2E7D32"/>
+              <w:top w:val="single" w:sz="4" w:space="0" w:color="2E5496"/>
+              <w:left w:val="single" w:sz="24" w:space="0" w:color="2E5496"/>
+              <w:bottom w:val="single" w:sz="4" w:space="0" w:color="2E5496"/>
+              <w:right w:val="single" w:sz="4" w:space="0" w:color="2E5496"/>
             </w:tcBorders>
           </w:tcPr>
           <w:p>
             <w:r>
               <w:rPr>
                 <w:b/>
-                <w:color w:val="2E7D32"/>
-              </w:rPr>
-              <w:t xml:space="preserve">Tip: </w:t>
+                <w:color w:val="2E5496"/>
+              </w:rPr>
+              <w:t xml:space="preserve">Note: </w:t>
             </w:r>
             <w:r>
               <w:rPr>
                 <w:color w:val="202020"/>
                 <w:sz w:val="20"/>
               </w:rPr>
-              <w:t xml:space="preserve">If certain formats routinely return little text, watch the </w:t>
+              <w:t xml:space="preserve">The </w:t>
             </w:r>
             <w:r>
               <w:rPr>
@@ -3956,14 +4170,74 @@
                 <w:color w:val="202020"/>
                 <w:sz w:val="19"/>
               </w:rPr>
-              <w:t>extraction_success_total{format=...}</w:t>
+              <w:t>sensitivityLabel</w:t>
             </w:r>
             <w:r>
               <w:rPr>
                 <w:color w:val="202020"/>
                 <w:sz w:val="20"/>
               </w:rPr>
-              <w:t xml:space="preserve"> metric (section 13): a low success ratio for a format means those items are degrading to metadata-only indexing, which is expected for scanned or image-only documents.</w:t>
+              <w:t xml:space="preserve"> property is an </w:t>
+            </w:r>
+            <w:r>
+              <w:rPr>
+                <w:b/>
+                <w:color w:val="202020"/>
+                <w:sz w:val="20"/>
+              </w:rPr>
+              <w:t>advisory, connector-applied classification tag</w:t>
+            </w:r>
+            <w:r>
+              <w:rPr>
+                <w:color w:val="202020"/>
+                <w:sz w:val="20"/>
+              </w:rPr>
+              <w:t xml:space="preserve"> (Public &lt; Internal &lt; Confidential &lt; Restricted) produced by an optional local content classifier when </w:t>
+            </w:r>
+            <w:r>
+              <w:rPr>
+                <w:rFonts w:ascii="Consolas" w:hAnsi="Consolas"/>
+                <w:color w:val="202020"/>
+                <w:sz w:val="19"/>
+              </w:rPr>
+              <w:t>CLASSIFICATION=true</w:t>
+            </w:r>
+            <w:r>
+              <w:rPr>
+                <w:color w:val="202020"/>
+                <w:sz w:val="20"/>
+              </w:rPr>
+              <w:t xml:space="preserve">. It is </w:t>
+            </w:r>
+            <w:r>
+              <w:rPr>
+                <w:b/>
+                <w:color w:val="202020"/>
+                <w:sz w:val="20"/>
+              </w:rPr>
+              <w:t>Purview-aligned in naming only</w:t>
+            </w:r>
+            <w:r>
+              <w:rPr>
+                <w:color w:val="202020"/>
+                <w:sz w:val="20"/>
+              </w:rPr>
+              <w:t xml:space="preserve"> — it is not a Microsoft Purview sensitivity label and carries no Purview enforcement (no encryption, no DLP, no downstream honouring). It is for search, ranking and triage. Turning the tag into an actual access restriction is a separate, opt-in step (</w:t>
+            </w:r>
+            <w:r>
+              <w:rPr>
+                <w:rFonts w:ascii="Consolas" w:hAnsi="Consolas"/>
+                <w:color w:val="202020"/>
+                <w:sz w:val="19"/>
+              </w:rPr>
+              <w:t>CLASSIFICATION_ENFORCE_ACL</w:t>
+            </w:r>
+            <w:r>
+              <w:rPr>
+                <w:color w:val="202020"/>
+                <w:sz w:val="20"/>
+              </w:rPr>
+              <w:t>, sections 8 and 15).</w:t>
             </w:r>
           </w:p>
         </w:tc>
@@ -3982,7 +4256,7 @@
         <w:rPr>
           <w:color w:val="2E5496"/>
         </w:rPr>
-        <w:t>The permission model and ACL mapping</w:t>
+        <w:t>Content and text</w:t>
       </w:r>
     </w:p>
     <w:p>
@@ -3993,290 +4267,34 @@
         <w:rPr>
           <w:color w:val="202020"/>
         </w:rPr>
-        <w:t>This is the part that keeps Seismic content safely trimmed inside Copilot. Every external item carries an ACL built from Seismic's permissions, translated into Entra ID principals:</w:t>
-      </w:r>
-    </w:p>
-    <w:p>
-      <w:pPr>
-        <w:pStyle w:val="ListBullet"/>
-        <w:spacing w:after="40"/>
-      </w:pPr>
+        <w:t xml:space="preserve">The connector downloads the current published payload and extracts its text so the body is searchable. Built-in extractors handle plain text and HTML; Word (DOCX), PowerPoint (PPTX, including slide notes) and Excel (XLSX); and a best-effort PDF text-layer reader. Scanned PDFs, exotic encodings, and payloads larger than </w:t>
+      </w:r>
+      <w:r>
+        <w:rPr>
+          <w:rFonts w:ascii="Consolas" w:hAnsi="Consolas"/>
+          <w:color w:val="202020"/>
+          <w:sz w:val="19"/>
+        </w:rPr>
+        <w:t>SEISMIC_MAX_EXTRACT_MB</w:t>
+      </w:r>
+      <w:r>
+        <w:rPr>
+          <w:color w:val="202020"/>
+        </w:rPr>
+        <w:t xml:space="preserve"> (10 MB by default) fall back to </w:t>
+      </w:r>
       <w:r>
         <w:rPr>
           <w:b/>
           <w:color w:val="202020"/>
         </w:rPr>
-        <w:t>Item permissions win.</w:t>
-      </w:r>
-      <w:r>
-        <w:rPr>
-          <w:color w:val="202020"/>
-        </w:rPr>
-        <w:t xml:space="preserve"> If a content item has its own permissions, those are used. If it has none, it </w:t>
-      </w:r>
-      <w:r>
-        <w:rPr>
-          <w:b/>
-          <w:color w:val="202020"/>
-        </w:rPr>
-        <w:t>inherits the teamsite's</w:t>
-      </w:r>
-      <w:r>
-        <w:rPr>
-          <w:color w:val="202020"/>
-        </w:rPr>
-        <w:t xml:space="preserve"> permissions — everyone with access to the library sees its content.</w:t>
-      </w:r>
-    </w:p>
-    <w:p>
-      <w:pPr>
-        <w:pStyle w:val="ListBullet"/>
-        <w:spacing w:after="40"/>
-      </w:pPr>
-      <w:r>
-        <w:rPr>
-          <w:b/>
-          <w:color w:val="202020"/>
-        </w:rPr>
-        <w:t>Users</w:t>
-      </w:r>
-      <w:r>
-        <w:rPr>
-          <w:color w:val="202020"/>
-        </w:rPr>
-        <w:t xml:space="preserve"> are matched to Entra by email / UPN; </w:t>
-      </w:r>
-      <w:r>
-        <w:rPr>
-          <w:b/>
-          <w:color w:val="202020"/>
-        </w:rPr>
-        <w:t>groups</w:t>
-      </w:r>
-      <w:r>
-        <w:rPr>
-          <w:color w:val="202020"/>
-        </w:rPr>
-        <w:t xml:space="preserve"> by display name. This mapping is built by the identity crawl and stored in the connector's identity store.</w:t>
-      </w:r>
-    </w:p>
-    <w:p>
-      <w:pPr>
-        <w:pStyle w:val="ListBullet"/>
-        <w:spacing w:after="40"/>
-      </w:pPr>
-      <w:r>
-        <w:rPr>
-          <w:b/>
-          <w:color w:val="202020"/>
-        </w:rPr>
-        <w:t>Distribution is not an ACL.</w:t>
-      </w:r>
-      <w:r>
-        <w:rPr>
-          <w:color w:val="202020"/>
-        </w:rPr>
-        <w:t xml:space="preserve"> The </w:t>
-      </w:r>
-      <w:r>
-        <w:rPr>
-          <w:rFonts w:ascii="Consolas" w:hAnsi="Consolas"/>
-          <w:color w:val="202020"/>
-          <w:sz w:val="19"/>
-        </w:rPr>
-        <w:t>internal-only</w:t>
-      </w:r>
-      <w:r>
-        <w:rPr>
-          <w:color w:val="202020"/>
-        </w:rPr>
-        <w:t xml:space="preserve"> vs </w:t>
-      </w:r>
-      <w:r>
-        <w:rPr>
-          <w:rFonts w:ascii="Consolas" w:hAnsi="Consolas"/>
-          <w:color w:val="202020"/>
-          <w:sz w:val="19"/>
-        </w:rPr>
-        <w:t>client-approved</w:t>
-      </w:r>
-      <w:r>
-        <w:rPr>
-          <w:color w:val="202020"/>
-        </w:rPr>
-        <w:t xml:space="preserve"> flag is indexed as the refinable </w:t>
-      </w:r>
-      <w:r>
-        <w:rPr>
-          <w:rFonts w:ascii="Consolas" w:hAnsi="Consolas"/>
-          <w:color w:val="202020"/>
-          <w:sz w:val="19"/>
-        </w:rPr>
-        <w:t>distribution</w:t>
-      </w:r>
-      <w:r>
-        <w:rPr>
-          <w:color w:val="202020"/>
-        </w:rPr>
-        <w:t xml:space="preserve"> property, not as an access control — it describes the content, it does not grant access.</w:t>
-      </w:r>
-    </w:p>
-    <w:p>
-      <w:pPr>
-        <w:spacing w:after="120"/>
-      </w:pPr>
-      <w:r>
-        <w:rPr>
-          <w:b/>
-          <w:color w:val="202020"/>
-        </w:rPr>
-        <w:t>Access trimming</w:t>
-      </w:r>
-      <w:r>
-        <w:rPr>
-          <w:color w:val="202020"/>
-        </w:rPr>
-        <w:t xml:space="preserve"> is the payoff: because each item carries the resolved principal set, Copilot only ever surfaces an item to a user who is already entitled to it in Seismic. A user who cannot see a deck in Seismic will not see it via Copilot.</w:t>
-      </w:r>
-    </w:p>
-    <w:p>
-      <w:pPr>
-        <w:pStyle w:val="Heading3"/>
-      </w:pPr>
-      <w:r>
-        <w:rPr>
-          <w:color w:val="2E5496"/>
-        </w:rPr>
-        <w:t>Never widen access on an unresolved identity</w:t>
-      </w:r>
-    </w:p>
-    <w:p>
-      <w:pPr>
-        <w:spacing w:after="120"/>
-      </w:pPr>
-      <w:r>
-        <w:rPr>
-          <w:color w:val="202020"/>
-        </w:rPr>
-        <w:t>When a Seismic principal cannot currently be mapped to Entra — for example the identity store is stale or a group has not synced yet — the connector distinguishes two cases:</w:t>
-      </w:r>
-    </w:p>
-    <w:p>
-      <w:pPr>
-        <w:pStyle w:val="ListBullet"/>
-        <w:spacing w:after="40"/>
-      </w:pPr>
-      <w:r>
-        <w:rPr>
-          <w:color w:val="202020"/>
-        </w:rPr>
-        <w:t xml:space="preserve">The source genuinely has </w:t>
-      </w:r>
-      <w:r>
-        <w:rPr>
-          <w:b/>
-          <w:color w:val="202020"/>
-        </w:rPr>
-        <w:t>no principals</w:t>
-      </w:r>
-      <w:r>
-        <w:rPr>
-          <w:color w:val="202020"/>
-        </w:rPr>
-        <w:t xml:space="preserve">: the fallback policy </w:t>
-      </w:r>
-      <w:r>
-        <w:rPr>
-          <w:rFonts w:ascii="Consolas" w:hAnsi="Consolas"/>
-          <w:color w:val="202020"/>
-          <w:sz w:val="19"/>
-        </w:rPr>
-        <w:t>SEISMIC_FALLBACK_ACL</w:t>
-      </w:r>
-      <w:r>
-        <w:rPr>
-          <w:color w:val="202020"/>
-        </w:rPr>
-        <w:t xml:space="preserve"> applies — </w:t>
-      </w:r>
-      <w:r>
-        <w:rPr>
-          <w:rFonts w:ascii="Consolas" w:hAnsi="Consolas"/>
-          <w:color w:val="202020"/>
-          <w:sz w:val="19"/>
-        </w:rPr>
-        <w:t>skip</w:t>
-      </w:r>
-      <w:r>
-        <w:rPr>
-          <w:color w:val="202020"/>
-        </w:rPr>
-        <w:t xml:space="preserve"> (the default, compliance-safe: the item is not indexed) or </w:t>
-      </w:r>
-      <w:r>
-        <w:rPr>
-          <w:rFonts w:ascii="Consolas" w:hAnsi="Consolas"/>
-          <w:color w:val="202020"/>
-          <w:sz w:val="19"/>
-        </w:rPr>
-        <w:t>tenant</w:t>
-      </w:r>
-      <w:r>
-        <w:rPr>
-          <w:color w:val="202020"/>
-        </w:rPr>
-        <w:t xml:space="preserve"> (grant everyone in the tenant, an explicit decision).</w:t>
-      </w:r>
-    </w:p>
-    <w:p>
-      <w:pPr>
-        <w:pStyle w:val="ListBullet"/>
-        <w:spacing w:after="40"/>
-      </w:pPr>
-      <w:r>
-        <w:rPr>
-          <w:color w:val="202020"/>
-        </w:rPr>
-        <w:t xml:space="preserve">The source </w:t>
-      </w:r>
-      <w:r>
-        <w:rPr>
-          <w:b/>
-          <w:color w:val="202020"/>
-        </w:rPr>
-        <w:t>has principals but none map right now</w:t>
-      </w:r>
-      <w:r>
-        <w:rPr>
-          <w:color w:val="202020"/>
-        </w:rPr>
-        <w:t xml:space="preserve"> (a transient gap): the item is left </w:t>
-      </w:r>
-      <w:r>
-        <w:rPr>
-          <w:b/>
-          <w:color w:val="202020"/>
-        </w:rPr>
-        <w:t>exactly as it is</w:t>
-      </w:r>
-      <w:r>
-        <w:rPr>
-          <w:color w:val="202020"/>
-        </w:rPr>
-        <w:t xml:space="preserve"> — an already-indexed item keeps its existing ACL and content, and a brand-new or library item is </w:t>
-      </w:r>
-      <w:r>
-        <w:rPr>
-          <w:b/>
-          <w:color w:val="202020"/>
-        </w:rPr>
-        <w:t>not</w:t>
-      </w:r>
-      <w:r>
-        <w:rPr>
-          <w:color w:val="202020"/>
-        </w:rPr>
-        <w:t xml:space="preserve"> indexed with an everyone-ACL. A later crawl re-resolves it once identity recovers.</w:t>
+        <w:t>metadata-only</w:t>
+      </w:r>
+      <w:r>
+        <w:rPr>
+          <w:color w:val="202020"/>
+        </w:rPr>
+        <w:t xml:space="preserve"> indexing — the item still appears, findable by its name and description, just without full-text. Extracted text is capped at 400,000 characters.</w:t>
       </w:r>
     </w:p>
     <w:tbl>
@@ -4292,28 +4310,28 @@
         <w:tc>
           <w:tcPr>
             <w:tcW w:type="dxa" w:w="9360"/>
-            <w:shd w:val="clear" w:color="auto" w:fill="FBEDD6"/>
+            <w:shd w:val="clear" w:color="auto" w:fill="E7F1E7"/>
             <w:tcBorders>
-              <w:top w:val="single" w:sz="4" w:space="0" w:color="C77700"/>
-              <w:left w:val="single" w:sz="24" w:space="0" w:color="C77700"/>
-              <w:bottom w:val="single" w:sz="4" w:space="0" w:color="C77700"/>
-              <w:right w:val="single" w:sz="4" w:space="0" w:color="C77700"/>
+              <w:top w:val="single" w:sz="4" w:space="0" w:color="2E7D32"/>
+              <w:left w:val="single" w:sz="24" w:space="0" w:color="2E7D32"/>
+              <w:bottom w:val="single" w:sz="4" w:space="0" w:color="2E7D32"/>
+              <w:right w:val="single" w:sz="4" w:space="0" w:color="2E7D32"/>
             </w:tcBorders>
           </w:tcPr>
           <w:p>
             <w:r>
               <w:rPr>
                 <w:b/>
-                <w:color w:val="C77700"/>
-              </w:rPr>
-              <w:t xml:space="preserve">Important: </w:t>
+                <w:color w:val="2E7D32"/>
+              </w:rPr>
+              <w:t xml:space="preserve">Tip: </w:t>
             </w:r>
             <w:r>
               <w:rPr>
                 <w:color w:val="202020"/>
                 <w:sz w:val="20"/>
               </w:rPr>
-              <w:t xml:space="preserve">This "never widen" behaviour is a compliance guarantee, not a convenience. The connector will never replace a real, restrictive ACL with a broader fallback because of a temporary identity lookup failure. If you ever see access looking too broad, that is not this code path — investigate the identity store and the </w:t>
+              <w:t xml:space="preserve">If certain formats routinely return little text, watch the </w:t>
             </w:r>
             <w:r>
               <w:rPr>
@@ -4321,14 +4339,14 @@
                 <w:color w:val="202020"/>
                 <w:sz w:val="19"/>
               </w:rPr>
-              <w:t>SEISMIC_FALLBACK_ACL</w:t>
+              <w:t>extraction_success_total{format=...}</w:t>
             </w:r>
             <w:r>
               <w:rPr>
                 <w:color w:val="202020"/>
                 <w:sz w:val="20"/>
               </w:rPr>
-              <w:t xml:space="preserve"> setting.</w:t>
+              <w:t xml:space="preserve"> metric (section 13): a low success ratio for a format means those items are degrading to metadata-only indexing, which is expected for scanned or image-only documents.</w:t>
             </w:r>
           </w:p>
         </w:tc>
@@ -4341,60 +4359,88 @@
     </w:p>
     <w:p>
       <w:pPr>
-        <w:pStyle w:val="Heading1"/>
-      </w:pPr>
-      <w:r>
-        <w:rPr>
-          <w:color w:val="1F3864"/>
-        </w:rPr>
-        <w:t>6. Version-aware ingest</w:t>
+        <w:pStyle w:val="Heading3"/>
+      </w:pPr>
+      <w:r>
+        <w:rPr>
+          <w:color w:val="2E5496"/>
+        </w:rPr>
+        <w:t>The permission model and ACL mapping</w:t>
       </w:r>
     </w:p>
     <w:p>
       <w:pPr>
-        <w:spacing w:after="200"/>
-      </w:pPr>
-      <w:r>
-        <w:rPr>
-          <w:color w:val="595959"/>
-          <w:sz w:val="23"/>
-        </w:rPr>
-        <w:t>Seismic content changes constantly — new versions published, old ones unpublished, items expiring. Version-aware ingest keeps the Copilot index showing exactly one thing per item: its current published version, or nothing at all.</w:t>
+        <w:spacing w:after="120"/>
+      </w:pPr>
+      <w:r>
+        <w:rPr>
+          <w:color w:val="202020"/>
+        </w:rPr>
+        <w:t>This is the part that keeps Seismic content safely trimmed inside Copilot. Every external item carries an ACL built from Seismic's permissions, translated into Entra ID principals:</w:t>
       </w:r>
     </w:p>
     <w:p>
       <w:pPr>
-        <w:pStyle w:val="Heading3"/>
-      </w:pPr>
-      <w:r>
-        <w:rPr>
-          <w:color w:val="2E5496"/>
-        </w:rPr>
-        <w:t>Supersede: a new version updates in place</w:t>
+        <w:pStyle w:val="ListBullet"/>
+        <w:spacing w:after="40"/>
+      </w:pPr>
+      <w:r>
+        <w:rPr>
+          <w:b/>
+          <w:color w:val="202020"/>
+        </w:rPr>
+        <w:t>Item permissions win.</w:t>
+      </w:r>
+      <w:r>
+        <w:rPr>
+          <w:color w:val="202020"/>
+        </w:rPr>
+        <w:t xml:space="preserve"> If a content item has its own permissions, those are used. If it has none, it </w:t>
+      </w:r>
+      <w:r>
+        <w:rPr>
+          <w:b/>
+          <w:color w:val="202020"/>
+        </w:rPr>
+        <w:t>inherits the teamsite's</w:t>
+      </w:r>
+      <w:r>
+        <w:rPr>
+          <w:color w:val="202020"/>
+        </w:rPr>
+        <w:t xml:space="preserve"> permissions — everyone with access to the library sees its content.</w:t>
       </w:r>
     </w:p>
     <w:p>
       <w:pPr>
-        <w:spacing w:after="120"/>
-      </w:pPr>
-      <w:r>
-        <w:rPr>
-          <w:color w:val="202020"/>
-        </w:rPr>
-        <w:t xml:space="preserve">Because the external item's id is the Seismic content id, publishing a new version does not create a duplicate. The connector tracks the </w:t>
-      </w:r>
+        <w:pStyle w:val="ListBullet"/>
+        <w:spacing w:after="40"/>
+      </w:pPr>
       <w:r>
         <w:rPr>
           <w:b/>
           <w:color w:val="202020"/>
         </w:rPr>
-        <w:t>current version id</w:t>
-      </w:r>
-      <w:r>
-        <w:rPr>
-          <w:color w:val="202020"/>
-        </w:rPr>
-        <w:t xml:space="preserve"> of every item it has indexed. On each crawl it compares:</w:t>
+        <w:t>Users</w:t>
+      </w:r>
+      <w:r>
+        <w:rPr>
+          <w:color w:val="202020"/>
+        </w:rPr>
+        <w:t xml:space="preserve"> are matched to Entra by email / UPN; </w:t>
+      </w:r>
+      <w:r>
+        <w:rPr>
+          <w:b/>
+          <w:color w:val="202020"/>
+        </w:rPr>
+        <w:t>groups</w:t>
+      </w:r>
+      <w:r>
+        <w:rPr>
+          <w:color w:val="202020"/>
+        </w:rPr>
+        <w:t xml:space="preserve"> by display name. This mapping is built by the identity crawl and stored in the connector's identity store.</w:t>
       </w:r>
     </w:p>
     <w:p>
@@ -4407,263 +4453,213 @@
           <w:b/>
           <w:color w:val="202020"/>
         </w:rPr>
-        <w:t>Same version as last time</w:t>
-      </w:r>
-      <w:r>
-        <w:rPr>
-          <w:color w:val="202020"/>
-        </w:rPr>
-        <w:t xml:space="preserve"> — nothing to re-send. The connector just records that it saw the item (a cheap "touch") and moves on.</w:t>
+        <w:t>Distribution is not an ACL.</w:t>
+      </w:r>
+      <w:r>
+        <w:rPr>
+          <w:color w:val="202020"/>
+        </w:rPr>
+        <w:t xml:space="preserve"> The </w:t>
+      </w:r>
+      <w:r>
+        <w:rPr>
+          <w:rFonts w:ascii="Consolas" w:hAnsi="Consolas"/>
+          <w:color w:val="202020"/>
+          <w:sz w:val="19"/>
+        </w:rPr>
+        <w:t>internal-only</w:t>
+      </w:r>
+      <w:r>
+        <w:rPr>
+          <w:color w:val="202020"/>
+        </w:rPr>
+        <w:t xml:space="preserve"> vs </w:t>
+      </w:r>
+      <w:r>
+        <w:rPr>
+          <w:rFonts w:ascii="Consolas" w:hAnsi="Consolas"/>
+          <w:color w:val="202020"/>
+          <w:sz w:val="19"/>
+        </w:rPr>
+        <w:t>client-approved</w:t>
+      </w:r>
+      <w:r>
+        <w:rPr>
+          <w:color w:val="202020"/>
+        </w:rPr>
+        <w:t xml:space="preserve"> flag is indexed as the refinable </w:t>
+      </w:r>
+      <w:r>
+        <w:rPr>
+          <w:rFonts w:ascii="Consolas" w:hAnsi="Consolas"/>
+          <w:color w:val="202020"/>
+          <w:sz w:val="19"/>
+        </w:rPr>
+        <w:t>distribution</w:t>
+      </w:r>
+      <w:r>
+        <w:rPr>
+          <w:color w:val="202020"/>
+        </w:rPr>
+        <w:t xml:space="preserve"> property, not as an access control — it describes the content, it does not grant access.</w:t>
       </w:r>
     </w:p>
     <w:p>
       <w:pPr>
+        <w:spacing w:after="120"/>
+      </w:pPr>
+      <w:r>
+        <w:rPr>
+          <w:b/>
+          <w:color w:val="202020"/>
+        </w:rPr>
+        <w:t>Access trimming</w:t>
+      </w:r>
+      <w:r>
+        <w:rPr>
+          <w:color w:val="202020"/>
+        </w:rPr>
+        <w:t xml:space="preserve"> is the payoff: because each item carries the resolved principal set, Copilot only ever surfaces an item to a user who is already entitled to it in Seismic. A user who cannot see a deck in Seismic will not see it via Copilot.</w:t>
+      </w:r>
+    </w:p>
+    <w:p>
+      <w:pPr>
+        <w:pStyle w:val="Heading3"/>
+      </w:pPr>
+      <w:r>
+        <w:rPr>
+          <w:color w:val="2E5496"/>
+        </w:rPr>
+        <w:t>Never widen access on an unresolved identity</w:t>
+      </w:r>
+    </w:p>
+    <w:p>
+      <w:pPr>
+        <w:spacing w:after="120"/>
+      </w:pPr>
+      <w:r>
+        <w:rPr>
+          <w:color w:val="202020"/>
+        </w:rPr>
+        <w:t>When a Seismic principal cannot currently be mapped to Entra — for example the identity store is stale or a group has not synced yet — the connector distinguishes two cases:</w:t>
+      </w:r>
+    </w:p>
+    <w:p>
+      <w:pPr>
         <w:pStyle w:val="ListBullet"/>
         <w:spacing w:after="40"/>
       </w:pPr>
       <w:r>
         <w:rPr>
+          <w:color w:val="202020"/>
+        </w:rPr>
+        <w:t xml:space="preserve">The source genuinely has </w:t>
+      </w:r>
+      <w:r>
+        <w:rPr>
           <w:b/>
           <w:color w:val="202020"/>
         </w:rPr>
-        <w:t>A newer published version</w:t>
-      </w:r>
-      <w:r>
-        <w:rPr>
-          <w:color w:val="202020"/>
-        </w:rPr>
-        <w:t xml:space="preserve"> — the connector re-ingests, overwriting the same external item in place. The old version's text is replaced; there is never a stale version left behind.</w:t>
+        <w:t>no principals</w:t>
+      </w:r>
+      <w:r>
+        <w:rPr>
+          <w:color w:val="202020"/>
+        </w:rPr>
+        <w:t xml:space="preserve">: the fallback policy </w:t>
+      </w:r>
+      <w:r>
+        <w:rPr>
+          <w:rFonts w:ascii="Consolas" w:hAnsi="Consolas"/>
+          <w:color w:val="202020"/>
+          <w:sz w:val="19"/>
+        </w:rPr>
+        <w:t>SEISMIC_FALLBACK_ACL</w:t>
+      </w:r>
+      <w:r>
+        <w:rPr>
+          <w:color w:val="202020"/>
+        </w:rPr>
+        <w:t xml:space="preserve"> applies — </w:t>
+      </w:r>
+      <w:r>
+        <w:rPr>
+          <w:rFonts w:ascii="Consolas" w:hAnsi="Consolas"/>
+          <w:color w:val="202020"/>
+          <w:sz w:val="19"/>
+        </w:rPr>
+        <w:t>skip</w:t>
+      </w:r>
+      <w:r>
+        <w:rPr>
+          <w:color w:val="202020"/>
+        </w:rPr>
+        <w:t xml:space="preserve"> (the default, compliance-safe: the item is not indexed) or </w:t>
+      </w:r>
+      <w:r>
+        <w:rPr>
+          <w:rFonts w:ascii="Consolas" w:hAnsi="Consolas"/>
+          <w:color w:val="202020"/>
+          <w:sz w:val="19"/>
+        </w:rPr>
+        <w:t>tenant</w:t>
+      </w:r>
+      <w:r>
+        <w:rPr>
+          <w:color w:val="202020"/>
+        </w:rPr>
+        <w:t xml:space="preserve"> (grant everyone in the tenant, an explicit decision).</w:t>
       </w:r>
     </w:p>
     <w:p>
       <w:pPr>
-        <w:pStyle w:val="Heading3"/>
-      </w:pPr>
-      <w:r>
-        <w:rPr>
-          <w:color w:val="2E5496"/>
-        </w:rPr>
-        <w:t>Withdraw: unpublish and expiry</w:t>
-      </w:r>
-    </w:p>
-    <w:p>
-      <w:pPr>
-        <w:spacing w:after="120"/>
-      </w:pPr>
-      <w:r>
-        <w:rPr>
-          <w:color w:val="202020"/>
-        </w:rPr>
-        <w:t>Content leaves the index automatically in several situations, each recorded as a withdrawal:</w:t>
-      </w:r>
-    </w:p>
-    <w:p>
-      <w:pPr>
         <w:pStyle w:val="ListBullet"/>
         <w:spacing w:after="40"/>
       </w:pPr>
       <w:r>
         <w:rPr>
+          <w:color w:val="202020"/>
+        </w:rPr>
+        <w:t xml:space="preserve">The source </w:t>
+      </w:r>
+      <w:r>
+        <w:rPr>
           <w:b/>
           <w:color w:val="202020"/>
         </w:rPr>
-        <w:t>Unpublished / no current version</w:t>
-      </w:r>
-      <w:r>
-        <w:rPr>
-          <w:color w:val="202020"/>
-        </w:rPr>
-        <w:t xml:space="preserve"> — the item is deleted from the connection.</w:t>
-      </w:r>
-    </w:p>
-    <w:p>
-      <w:pPr>
-        <w:pStyle w:val="ListBullet"/>
-        <w:spacing w:after="40"/>
-      </w:pPr>
+        <w:t>has principals but none map right now</w:t>
+      </w:r>
+      <w:r>
+        <w:rPr>
+          <w:color w:val="202020"/>
+        </w:rPr>
+        <w:t xml:space="preserve"> (a transient gap): the item is left </w:t>
+      </w:r>
       <w:r>
         <w:rPr>
           <w:b/>
           <w:color w:val="202020"/>
         </w:rPr>
-        <w:t>Expired</w:t>
-      </w:r>
-      <w:r>
-        <w:rPr>
-          <w:color w:val="202020"/>
-        </w:rPr>
-        <w:t xml:space="preserve"> — if an item has a compliance expiry date (</w:t>
-      </w:r>
-      <w:r>
-        <w:rPr>
-          <w:rFonts w:ascii="Consolas" w:hAnsi="Consolas"/>
-          <w:color w:val="202020"/>
-          <w:sz w:val="19"/>
-        </w:rPr>
-        <w:t>expiresAt</w:t>
-      </w:r>
-      <w:r>
-        <w:rPr>
-          <w:color w:val="202020"/>
-        </w:rPr>
-        <w:t xml:space="preserve">) and that date has passed, the item is withdrawn. Expiry is checked on </w:t>
+        <w:t>exactly as it is</w:t>
+      </w:r>
+      <w:r>
+        <w:rPr>
+          <w:color w:val="202020"/>
+        </w:rPr>
+        <w:t xml:space="preserve"> — an already-indexed item keeps its existing ACL and content, and a brand-new or library item is </w:t>
       </w:r>
       <w:r>
         <w:rPr>
           <w:b/>
           <w:color w:val="202020"/>
         </w:rPr>
-        <w:t>every</w:t>
-      </w:r>
-      <w:r>
-        <w:rPr>
-          <w:color w:val="202020"/>
-        </w:rPr>
-        <w:t xml:space="preserve"> crawl, including incrementals, not just full ones.</w:t>
-      </w:r>
-    </w:p>
-    <w:p>
-      <w:pPr>
-        <w:pStyle w:val="ListBullet"/>
-        <w:spacing w:after="40"/>
-      </w:pPr>
-      <w:r>
-        <w:rPr>
-          <w:b/>
-          <w:color w:val="202020"/>
-        </w:rPr>
-        <w:t>Deleted / no longer in Seismic</w:t>
-      </w:r>
-      <w:r>
-        <w:rPr>
-          <w:color w:val="202020"/>
-        </w:rPr>
-        <w:t xml:space="preserve"> — detected by the full crawl's withdrawal pass and removed.</w:t>
-      </w:r>
-    </w:p>
-    <w:p>
-      <w:pPr>
-        <w:pStyle w:val="ListBullet"/>
-        <w:spacing w:after="40"/>
-      </w:pPr>
-      <w:r>
-        <w:rPr>
-          <w:b/>
-          <w:color w:val="202020"/>
-        </w:rPr>
-        <w:t>Newly restricted</w:t>
-      </w:r>
-      <w:r>
-        <w:rPr>
-          <w:color w:val="202020"/>
-        </w:rPr>
-        <w:t xml:space="preserve"> — see section 7.</w:t>
-      </w:r>
-    </w:p>
-    <w:p>
-      <w:pPr>
-        <w:pStyle w:val="Heading3"/>
-      </w:pPr>
-      <w:r>
-        <w:rPr>
-          <w:color w:val="2E5496"/>
-        </w:rPr>
-        <w:t>Why a resumed crawl reconciles instead of blindly skipping</w:t>
-      </w:r>
-    </w:p>
-    <w:p>
-      <w:pPr>
-        <w:spacing w:after="120"/>
-      </w:pPr>
-      <w:r>
-        <w:rPr>
-          <w:color w:val="202020"/>
-        </w:rPr>
-        <w:t xml:space="preserve">The connector checkpoints its progress so that a crash, a restart, or a graceful stop resumes at the first unfinished chunk rather than starting over. The subtle part is what happens to the chunks that </w:t>
-      </w:r>
-      <w:r>
-        <w:rPr>
-          <w:b/>
-          <w:color w:val="202020"/>
-        </w:rPr>
-        <w:t>were</w:t>
-      </w:r>
-      <w:r>
-        <w:rPr>
-          <w:color w:val="202020"/>
-        </w:rPr>
-        <w:t xml:space="preserve"> already completed before the pause. The world may have moved on while the connector was stopped: a new version might have been published, or a compliance flag applied, to an item in an already-sent chunk.</w:t>
-      </w:r>
-    </w:p>
-    <w:p>
-      <w:pPr>
-        <w:spacing w:after="120"/>
-      </w:pPr>
-      <w:r>
-        <w:rPr>
-          <w:color w:val="202020"/>
-        </w:rPr>
-        <w:t xml:space="preserve">So on resume the connector does not blindly trust its checkpoint for items it is tracking. For each already-completed chunk it </w:t>
-      </w:r>
-      <w:r>
-        <w:rPr>
-          <w:b/>
-          <w:color w:val="202020"/>
-        </w:rPr>
-        <w:t>reconciles</w:t>
-      </w:r>
-      <w:r>
-        <w:rPr>
-          <w:color w:val="202020"/>
-        </w:rPr>
-        <w:t xml:space="preserve"> against a fresh listing:</w:t>
-      </w:r>
-    </w:p>
-    <w:p>
-      <w:pPr>
-        <w:pStyle w:val="ListBullet"/>
-        <w:spacing w:after="40"/>
-      </w:pPr>
-      <w:r>
-        <w:rPr>
-          <w:color w:val="202020"/>
-        </w:rPr>
-        <w:t>An item whose version is unchanged is given a cheap last-seen touch — so the withdrawal pass cannot mistake completed work for something that vanished.</w:t>
-      </w:r>
-    </w:p>
-    <w:p>
-      <w:pPr>
-        <w:pStyle w:val="ListBullet"/>
-        <w:spacing w:after="40"/>
-      </w:pPr>
-      <w:r>
-        <w:rPr>
-          <w:color w:val="202020"/>
-        </w:rPr>
-        <w:t>An item whose version changed is re-ingested — no stale version survives a resume.</w:t>
-      </w:r>
-    </w:p>
-    <w:p>
-      <w:pPr>
-        <w:pStyle w:val="ListBullet"/>
-        <w:spacing w:after="40"/>
-      </w:pPr>
-      <w:r>
-        <w:rPr>
-          <w:color w:val="202020"/>
-        </w:rPr>
-        <w:t>An item that became excluded, unpublished, or expired while the connector was stopped is withdrawn — a compliance flag that lands mid-pause is never lost to a stale checkpoint.</w:t>
-      </w:r>
-    </w:p>
-    <w:p>
-      <w:pPr>
-        <w:spacing w:after="120"/>
-      </w:pPr>
-      <w:r>
-        <w:rPr>
-          <w:color w:val="202020"/>
-        </w:rPr>
-        <w:t>Untracked items in a completed chunk (ones already sent and not yet tracked as changed) are trusted to the checkpoint and not re-sent, which is why a resumed crawl legitimately sends far fewer items than a fresh one.</w:t>
+        <w:t>not</w:t>
+      </w:r>
+      <w:r>
+        <w:rPr>
+          <w:color w:val="202020"/>
+        </w:rPr>
+        <w:t xml:space="preserve"> indexed with an everyone-ACL. A later crawl re-resolves it once identity recovers.</w:t>
       </w:r>
     </w:p>
     <w:tbl>
@@ -4679,6 +4675,393 @@
         <w:tc>
           <w:tcPr>
             <w:tcW w:type="dxa" w:w="9360"/>
+            <w:shd w:val="clear" w:color="auto" w:fill="FBEDD6"/>
+            <w:tcBorders>
+              <w:top w:val="single" w:sz="4" w:space="0" w:color="C77700"/>
+              <w:left w:val="single" w:sz="24" w:space="0" w:color="C77700"/>
+              <w:bottom w:val="single" w:sz="4" w:space="0" w:color="C77700"/>
+              <w:right w:val="single" w:sz="4" w:space="0" w:color="C77700"/>
+            </w:tcBorders>
+          </w:tcPr>
+          <w:p>
+            <w:r>
+              <w:rPr>
+                <w:b/>
+                <w:color w:val="C77700"/>
+              </w:rPr>
+              <w:t xml:space="preserve">Important: </w:t>
+            </w:r>
+            <w:r>
+              <w:rPr>
+                <w:color w:val="202020"/>
+                <w:sz w:val="20"/>
+              </w:rPr>
+              <w:t xml:space="preserve">This "never widen" behaviour is a compliance guarantee, not a convenience. The connector will never replace a real, restrictive ACL with a broader fallback because of a temporary identity lookup failure. If you ever see access looking too broad, that is not this code path — investigate the identity store and the </w:t>
+            </w:r>
+            <w:r>
+              <w:rPr>
+                <w:rFonts w:ascii="Consolas" w:hAnsi="Consolas"/>
+                <w:color w:val="202020"/>
+                <w:sz w:val="19"/>
+              </w:rPr>
+              <w:t>SEISMIC_FALLBACK_ACL</w:t>
+            </w:r>
+            <w:r>
+              <w:rPr>
+                <w:color w:val="202020"/>
+                <w:sz w:val="20"/>
+              </w:rPr>
+              <w:t xml:space="preserve"> setting.</w:t>
+            </w:r>
+          </w:p>
+        </w:tc>
+      </w:tr>
+    </w:tbl>
+    <w:p>
+      <w:pPr>
+        <w:spacing w:after="40"/>
+      </w:pPr>
+    </w:p>
+    <w:p>
+      <w:pPr>
+        <w:pStyle w:val="Heading1"/>
+      </w:pPr>
+      <w:r>
+        <w:rPr>
+          <w:color w:val="1F3864"/>
+        </w:rPr>
+        <w:t>6. Version-aware ingest</w:t>
+      </w:r>
+    </w:p>
+    <w:p>
+      <w:pPr>
+        <w:spacing w:after="200"/>
+      </w:pPr>
+      <w:r>
+        <w:rPr>
+          <w:color w:val="595959"/>
+          <w:sz w:val="23"/>
+        </w:rPr>
+        <w:t>Seismic content changes constantly — new versions published, old ones unpublished, items expiring. Version-aware ingest keeps the Copilot index showing exactly one thing per item: its current published version, or nothing at all.</w:t>
+      </w:r>
+    </w:p>
+    <w:p>
+      <w:pPr>
+        <w:pStyle w:val="Heading3"/>
+      </w:pPr>
+      <w:r>
+        <w:rPr>
+          <w:color w:val="2E5496"/>
+        </w:rPr>
+        <w:t>Supersede: a new version updates in place</w:t>
+      </w:r>
+    </w:p>
+    <w:p>
+      <w:pPr>
+        <w:spacing w:after="120"/>
+      </w:pPr>
+      <w:r>
+        <w:rPr>
+          <w:color w:val="202020"/>
+        </w:rPr>
+        <w:t xml:space="preserve">Because the external item's id is the Seismic content id, publishing a new version does not create a duplicate. The connector tracks the </w:t>
+      </w:r>
+      <w:r>
+        <w:rPr>
+          <w:b/>
+          <w:color w:val="202020"/>
+        </w:rPr>
+        <w:t>current version id</w:t>
+      </w:r>
+      <w:r>
+        <w:rPr>
+          <w:color w:val="202020"/>
+        </w:rPr>
+        <w:t xml:space="preserve"> of every item it has indexed. On each crawl it compares:</w:t>
+      </w:r>
+    </w:p>
+    <w:p>
+      <w:pPr>
+        <w:pStyle w:val="ListBullet"/>
+        <w:spacing w:after="40"/>
+      </w:pPr>
+      <w:r>
+        <w:rPr>
+          <w:b/>
+          <w:color w:val="202020"/>
+        </w:rPr>
+        <w:t>Same version as last time</w:t>
+      </w:r>
+      <w:r>
+        <w:rPr>
+          <w:color w:val="202020"/>
+        </w:rPr>
+        <w:t xml:space="preserve"> — nothing to re-send. The connector just records that it saw the item (a cheap "touch") and moves on.</w:t>
+      </w:r>
+    </w:p>
+    <w:p>
+      <w:pPr>
+        <w:pStyle w:val="ListBullet"/>
+        <w:spacing w:after="40"/>
+      </w:pPr>
+      <w:r>
+        <w:rPr>
+          <w:b/>
+          <w:color w:val="202020"/>
+        </w:rPr>
+        <w:t>A newer published version</w:t>
+      </w:r>
+      <w:r>
+        <w:rPr>
+          <w:color w:val="202020"/>
+        </w:rPr>
+        <w:t xml:space="preserve"> — the connector re-ingests, overwriting the same external item in place. The old version's text is replaced; there is never a stale version left behind.</w:t>
+      </w:r>
+    </w:p>
+    <w:p>
+      <w:pPr>
+        <w:pStyle w:val="Heading3"/>
+      </w:pPr>
+      <w:r>
+        <w:rPr>
+          <w:color w:val="2E5496"/>
+        </w:rPr>
+        <w:t>Withdraw: unpublish and expiry</w:t>
+      </w:r>
+    </w:p>
+    <w:p>
+      <w:pPr>
+        <w:spacing w:after="120"/>
+      </w:pPr>
+      <w:r>
+        <w:rPr>
+          <w:color w:val="202020"/>
+        </w:rPr>
+        <w:t>Content leaves the index automatically in several situations, each recorded as a withdrawal:</w:t>
+      </w:r>
+    </w:p>
+    <w:p>
+      <w:pPr>
+        <w:pStyle w:val="ListBullet"/>
+        <w:spacing w:after="40"/>
+      </w:pPr>
+      <w:r>
+        <w:rPr>
+          <w:b/>
+          <w:color w:val="202020"/>
+        </w:rPr>
+        <w:t>Unpublished / no current version</w:t>
+      </w:r>
+      <w:r>
+        <w:rPr>
+          <w:color w:val="202020"/>
+        </w:rPr>
+        <w:t xml:space="preserve"> — the item is deleted from the connection.</w:t>
+      </w:r>
+    </w:p>
+    <w:p>
+      <w:pPr>
+        <w:pStyle w:val="ListBullet"/>
+        <w:spacing w:after="40"/>
+      </w:pPr>
+      <w:r>
+        <w:rPr>
+          <w:b/>
+          <w:color w:val="202020"/>
+        </w:rPr>
+        <w:t>Expired</w:t>
+      </w:r>
+      <w:r>
+        <w:rPr>
+          <w:color w:val="202020"/>
+        </w:rPr>
+        <w:t xml:space="preserve"> — if an item has a compliance expiry date (</w:t>
+      </w:r>
+      <w:r>
+        <w:rPr>
+          <w:rFonts w:ascii="Consolas" w:hAnsi="Consolas"/>
+          <w:color w:val="202020"/>
+          <w:sz w:val="19"/>
+        </w:rPr>
+        <w:t>expiresAt</w:t>
+      </w:r>
+      <w:r>
+        <w:rPr>
+          <w:color w:val="202020"/>
+        </w:rPr>
+        <w:t xml:space="preserve">) and that date has passed, the item is withdrawn. Expiry is checked on </w:t>
+      </w:r>
+      <w:r>
+        <w:rPr>
+          <w:b/>
+          <w:color w:val="202020"/>
+        </w:rPr>
+        <w:t>every</w:t>
+      </w:r>
+      <w:r>
+        <w:rPr>
+          <w:color w:val="202020"/>
+        </w:rPr>
+        <w:t xml:space="preserve"> crawl, including incrementals, not just full ones.</w:t>
+      </w:r>
+    </w:p>
+    <w:p>
+      <w:pPr>
+        <w:pStyle w:val="ListBullet"/>
+        <w:spacing w:after="40"/>
+      </w:pPr>
+      <w:r>
+        <w:rPr>
+          <w:b/>
+          <w:color w:val="202020"/>
+        </w:rPr>
+        <w:t>Deleted / no longer in Seismic</w:t>
+      </w:r>
+      <w:r>
+        <w:rPr>
+          <w:color w:val="202020"/>
+        </w:rPr>
+        <w:t xml:space="preserve"> — detected by the full crawl's withdrawal pass and removed.</w:t>
+      </w:r>
+    </w:p>
+    <w:p>
+      <w:pPr>
+        <w:pStyle w:val="ListBullet"/>
+        <w:spacing w:after="40"/>
+      </w:pPr>
+      <w:r>
+        <w:rPr>
+          <w:b/>
+          <w:color w:val="202020"/>
+        </w:rPr>
+        <w:t>Newly restricted</w:t>
+      </w:r>
+      <w:r>
+        <w:rPr>
+          <w:color w:val="202020"/>
+        </w:rPr>
+        <w:t xml:space="preserve"> — see section 7.</w:t>
+      </w:r>
+    </w:p>
+    <w:p>
+      <w:pPr>
+        <w:pStyle w:val="Heading3"/>
+      </w:pPr>
+      <w:r>
+        <w:rPr>
+          <w:color w:val="2E5496"/>
+        </w:rPr>
+        <w:t>Why a resumed crawl reconciles instead of blindly skipping</w:t>
+      </w:r>
+    </w:p>
+    <w:p>
+      <w:pPr>
+        <w:spacing w:after="120"/>
+      </w:pPr>
+      <w:r>
+        <w:rPr>
+          <w:color w:val="202020"/>
+        </w:rPr>
+        <w:t xml:space="preserve">The connector checkpoints its progress so that a crash, a restart, or a graceful stop resumes at the first unfinished chunk rather than starting over. The subtle part is what happens to the chunks that </w:t>
+      </w:r>
+      <w:r>
+        <w:rPr>
+          <w:b/>
+          <w:color w:val="202020"/>
+        </w:rPr>
+        <w:t>were</w:t>
+      </w:r>
+      <w:r>
+        <w:rPr>
+          <w:color w:val="202020"/>
+        </w:rPr>
+        <w:t xml:space="preserve"> already completed before the pause. The world may have moved on while the connector was stopped: a new version might have been published, or a compliance flag applied, to an item in an already-sent chunk.</w:t>
+      </w:r>
+    </w:p>
+    <w:p>
+      <w:pPr>
+        <w:spacing w:after="120"/>
+      </w:pPr>
+      <w:r>
+        <w:rPr>
+          <w:color w:val="202020"/>
+        </w:rPr>
+        <w:t xml:space="preserve">So on resume the connector does not blindly trust its checkpoint for items it is tracking. For each already-completed chunk it </w:t>
+      </w:r>
+      <w:r>
+        <w:rPr>
+          <w:b/>
+          <w:color w:val="202020"/>
+        </w:rPr>
+        <w:t>reconciles</w:t>
+      </w:r>
+      <w:r>
+        <w:rPr>
+          <w:color w:val="202020"/>
+        </w:rPr>
+        <w:t xml:space="preserve"> against a fresh listing:</w:t>
+      </w:r>
+    </w:p>
+    <w:p>
+      <w:pPr>
+        <w:pStyle w:val="ListBullet"/>
+        <w:spacing w:after="40"/>
+      </w:pPr>
+      <w:r>
+        <w:rPr>
+          <w:color w:val="202020"/>
+        </w:rPr>
+        <w:t>An item whose version is unchanged is given a cheap last-seen touch — so the withdrawal pass cannot mistake completed work for something that vanished.</w:t>
+      </w:r>
+    </w:p>
+    <w:p>
+      <w:pPr>
+        <w:pStyle w:val="ListBullet"/>
+        <w:spacing w:after="40"/>
+      </w:pPr>
+      <w:r>
+        <w:rPr>
+          <w:color w:val="202020"/>
+        </w:rPr>
+        <w:t>An item whose version changed is re-ingested — no stale version survives a resume.</w:t>
+      </w:r>
+    </w:p>
+    <w:p>
+      <w:pPr>
+        <w:pStyle w:val="ListBullet"/>
+        <w:spacing w:after="40"/>
+      </w:pPr>
+      <w:r>
+        <w:rPr>
+          <w:color w:val="202020"/>
+        </w:rPr>
+        <w:t>An item that became excluded, unpublished, or expired while the connector was stopped is withdrawn — a compliance flag that lands mid-pause is never lost to a stale checkpoint.</w:t>
+      </w:r>
+    </w:p>
+    <w:p>
+      <w:pPr>
+        <w:spacing w:after="120"/>
+      </w:pPr>
+      <w:r>
+        <w:rPr>
+          <w:color w:val="202020"/>
+        </w:rPr>
+        <w:t>Untracked items in a completed chunk (ones already sent and not yet tracked as changed) are trusted to the checkpoint and not re-sent, which is why a resumed crawl legitimately sends far fewer items than a fresh one.</w:t>
+      </w:r>
+    </w:p>
+    <w:tbl>
+      <w:tblPr>
+        <w:tblW w:type="auto" w:w="0"/>
+        <w:tblLayout w:type="fixed"/>
+        <w:tblLook w:firstColumn="1" w:firstRow="1" w:lastColumn="0" w:lastRow="0" w:noHBand="0" w:noVBand="1" w:val="04A0"/>
+      </w:tblPr>
+      <w:tblGrid>
+        <w:gridCol w:w="9360"/>
+      </w:tblGrid>
+      <w:tr>
+        <w:tc>
+          <w:tcPr>
+            <w:tcW w:type="dxa" w:w="9360"/>
             <w:shd w:val="clear" w:color="auto" w:fill="EAF0FA"/>
             <w:tcBorders>
               <w:top w:val="single" w:sz="4" w:space="0" w:color="2E5496"/>
@@ -5042,7 +5425,20 @@
         <w:rPr>
           <w:color w:val="202020"/>
         </w:rPr>
-        <w:t>The rule set is a JSON file, managed as compliance policy (reviewed like code — see Common Guide §6). The shipped defaults are:</w:t>
+        <w:t xml:space="preserve">The rule set is a JSON file, managed as compliance policy (reviewed like code — see Common Guide §6). It </w:t>
+      </w:r>
+      <w:r>
+        <w:rPr>
+          <w:b/>
+          <w:color w:val="202020"/>
+        </w:rPr>
+        <w:t>must exist and define at least one rule</w:t>
+      </w:r>
+      <w:r>
+        <w:rPr>
+          <w:color w:val="202020"/>
+        </w:rPr>
+        <w:t>; loading is fail-closed (below). The shipped defaults are:</w:t>
       </w:r>
     </w:p>
     <w:tbl>
@@ -5541,10 +5937,18 @@
             </w:r>
             <w:r>
               <w:rPr>
+                <w:b/>
                 <w:color w:val="202020"/>
                 <w:sz w:val="20"/>
               </w:rPr>
-              <w:t xml:space="preserve">A missing </w:t>
+              <w:t>Fail-closed loading (changed in v1.1).</w:t>
+            </w:r>
+            <w:r>
+              <w:rPr>
+                <w:color w:val="202020"/>
+                <w:sz w:val="20"/>
+              </w:rPr>
+              <w:t xml:space="preserve"> A missing, empty (0-byte), empty-object (</w:t>
             </w:r>
             <w:r>
               <w:rPr>
@@ -5552,14 +5956,44 @@
                 <w:color w:val="202020"/>
                 <w:sz w:val="19"/>
               </w:rPr>
-              <w:t>exclusions.json</w:t>
+              <w:t>{}</w:t>
             </w:r>
             <w:r>
               <w:rPr>
                 <w:color w:val="202020"/>
                 <w:sz w:val="20"/>
               </w:rPr>
-              <w:t xml:space="preserve"> means </w:t>
+              <w:t xml:space="preserve">), </w:t>
+            </w:r>
+            <w:r>
+              <w:rPr>
+                <w:rFonts w:ascii="Consolas" w:hAnsi="Consolas"/>
+                <w:color w:val="202020"/>
+                <w:sz w:val="19"/>
+              </w:rPr>
+              <w:t>null</w:t>
+            </w:r>
+            <w:r>
+              <w:rPr>
+                <w:color w:val="202020"/>
+                <w:sz w:val="20"/>
+              </w:rPr>
+              <w:t xml:space="preserve">, malformed, or rule-less </w:t>
+            </w:r>
+            <w:r>
+              <w:rPr>
+                <w:rFonts w:ascii="Consolas" w:hAnsi="Consolas"/>
+                <w:color w:val="202020"/>
+                <w:sz w:val="19"/>
+              </w:rPr>
+              <w:t>config/exclusions.json</w:t>
+            </w:r>
+            <w:r>
+              <w:rPr>
+                <w:color w:val="202020"/>
+                <w:sz w:val="20"/>
+              </w:rPr>
+              <w:t xml:space="preserve"> is now a </w:t>
             </w:r>
             <w:r>
               <w:rPr>
@@ -5567,14 +6001,14 @@
                 <w:color w:val="202020"/>
                 <w:sz w:val="20"/>
               </w:rPr>
-              <w:t>no rules</w:t>
+              <w:t>hard startup error</w:t>
             </w:r>
             <w:r>
               <w:rPr>
                 <w:color w:val="202020"/>
                 <w:sz w:val="20"/>
               </w:rPr>
-              <w:t xml:space="preserve"> — nothing is excluded. </w:t>
+              <w:t xml:space="preserve"> (</w:t>
             </w:r>
             <w:r>
               <w:rPr>
@@ -5582,6 +6016,66 @@
                 <w:color w:val="202020"/>
                 <w:sz w:val="19"/>
               </w:rPr>
+              <w:t>ConfigException</w:t>
+            </w:r>
+            <w:r>
+              <w:rPr>
+                <w:color w:val="202020"/>
+                <w:sz w:val="20"/>
+              </w:rPr>
+              <w:t xml:space="preserve">, naming the path) — the connector </w:t>
+            </w:r>
+            <w:r>
+              <w:rPr>
+                <w:b/>
+                <w:color w:val="202020"/>
+                <w:sz w:val="20"/>
+              </w:rPr>
+              <w:t>refuses to start</w:t>
+            </w:r>
+            <w:r>
+              <w:rPr>
+                <w:color w:val="202020"/>
+                <w:sz w:val="20"/>
+              </w:rPr>
+              <w:t xml:space="preserve">. It is *never* silently treated as "no rules, nothing excluded" (that older behaviour would have indexed MNPI-flagged content on a simple config slip, and is why it was removed). To run rule-less </w:t>
+            </w:r>
+            <w:r>
+              <w:rPr>
+                <w:b/>
+                <w:color w:val="202020"/>
+                <w:sz w:val="20"/>
+              </w:rPr>
+              <w:t>on purpose</w:t>
+            </w:r>
+            <w:r>
+              <w:rPr>
+                <w:color w:val="202020"/>
+                <w:sz w:val="20"/>
+              </w:rPr>
+              <w:t xml:space="preserve"> you must opt in explicitly by putting </w:t>
+            </w:r>
+            <w:r>
+              <w:rPr>
+                <w:rFonts w:ascii="Consolas" w:hAnsi="Consolas"/>
+                <w:color w:val="202020"/>
+                <w:sz w:val="19"/>
+              </w:rPr>
+              <w:t>{"acknowledgeNoExclusions": true}</w:t>
+            </w:r>
+            <w:r>
+              <w:rPr>
+                <w:color w:val="202020"/>
+                <w:sz w:val="20"/>
+              </w:rPr>
+              <w:t xml:space="preserve"> in the file; even then </w:t>
+            </w:r>
+            <w:r>
+              <w:rPr>
+                <w:rFonts w:ascii="Consolas" w:hAnsi="Consolas"/>
+                <w:color w:val="202020"/>
+                <w:sz w:val="19"/>
+              </w:rPr>
               <w:t>validate-config</w:t>
             </w:r>
             <w:r>
@@ -5589,7 +6083,22 @@
                 <w:color w:val="202020"/>
                 <w:sz w:val="20"/>
               </w:rPr>
-              <w:t xml:space="preserve"> warns loudly about this. Never deploy to a bank tenant without a reviewed exclusions file, and change it only through your change-controlled pipeline, never by hand-editing a node.</w:t>
+              <w:t xml:space="preserve"> surfaces the rule-less posture as a warning and </w:t>
+            </w:r>
+            <w:r>
+              <w:rPr>
+                <w:rFonts w:ascii="Consolas" w:hAnsi="Consolas"/>
+                <w:color w:val="202020"/>
+                <w:sz w:val="19"/>
+              </w:rPr>
+              <w:t>validate-config --strict</w:t>
+            </w:r>
+            <w:r>
+              <w:rPr>
+                <w:color w:val="202020"/>
+                <w:sz w:val="20"/>
+              </w:rPr>
+              <w:t xml:space="preserve"> escalates it to a hard FAIL. Never deploy to a bank tenant without a reviewed exclusions file, and change it only through your change-controlled pipeline, never by hand-editing a node.</w:t>
             </w:r>
           </w:p>
         </w:tc>
@@ -6287,6 +6796,226 @@
           <w:color w:val="202020"/>
         </w:rPr>
         <w:t>. A resolution failure never causes a re-ACL to broaden access; in particular, a stale identity store can never cause a restricted item to be re-ACLed tenant-wide. The event is logged and a later crawl re-resolves once identity recovers.</w:t>
+      </w:r>
+    </w:p>
+    <w:p>
+      <w:pPr>
+        <w:pStyle w:val="Heading3"/>
+      </w:pPr>
+      <w:r>
+        <w:rPr>
+          <w:color w:val="2E5496"/>
+        </w:rPr>
+        <w:t>Classification-enforced items stay locked through re-ACL</w:t>
+      </w:r>
+    </w:p>
+    <w:p>
+      <w:pPr>
+        <w:spacing w:after="120"/>
+      </w:pPr>
+      <w:r>
+        <w:rPr>
+          <w:color w:val="202020"/>
+        </w:rPr>
+        <w:t>If you turn on optional classification enforcement (</w:t>
+      </w:r>
+      <w:r>
+        <w:rPr>
+          <w:rFonts w:ascii="Consolas" w:hAnsi="Consolas"/>
+          <w:color w:val="202020"/>
+          <w:sz w:val="19"/>
+        </w:rPr>
+        <w:t>CLASSIFICATION_ENFORCE_ACL=true</w:t>
+      </w:r>
+      <w:r>
+        <w:rPr>
+          <w:color w:val="202020"/>
+        </w:rPr>
+        <w:t xml:space="preserve"> with </w:t>
+      </w:r>
+      <w:r>
+        <w:rPr>
+          <w:rFonts w:ascii="Consolas" w:hAnsi="Consolas"/>
+          <w:color w:val="202020"/>
+          <w:sz w:val="19"/>
+        </w:rPr>
+        <w:t>CLASSIFICATION_ENFORCE_GROUP</w:t>
+      </w:r>
+      <w:r>
+        <w:rPr>
+          <w:color w:val="202020"/>
+        </w:rPr>
+        <w:t xml:space="preserve">, section 15), an item whose advisory tag is </w:t>
+      </w:r>
+      <w:r>
+        <w:rPr>
+          <w:b/>
+          <w:color w:val="202020"/>
+        </w:rPr>
+        <w:t>Restricted</w:t>
+      </w:r>
+      <w:r>
+        <w:rPr>
+          <w:color w:val="202020"/>
+        </w:rPr>
+        <w:t xml:space="preserve"> has its Graph ACL locked to that one Entra enforcement group instead of to its resolved source principals. The re-ACL sweep respects that lock — it does </w:t>
+      </w:r>
+      <w:r>
+        <w:rPr>
+          <w:b/>
+          <w:color w:val="202020"/>
+        </w:rPr>
+        <w:t>not</w:t>
+      </w:r>
+      <w:r>
+        <w:rPr>
+          <w:color w:val="202020"/>
+        </w:rPr>
+        <w:t xml:space="preserve"> treat the lock as drift:</w:t>
+      </w:r>
+    </w:p>
+    <w:p>
+      <w:pPr>
+        <w:pStyle w:val="ListBullet"/>
+        <w:spacing w:after="40"/>
+      </w:pPr>
+      <w:r>
+        <w:rPr>
+          <w:color w:val="202020"/>
+        </w:rPr>
+        <w:t xml:space="preserve">A </w:t>
+      </w:r>
+      <w:r>
+        <w:rPr>
+          <w:b/>
+          <w:color w:val="202020"/>
+        </w:rPr>
+        <w:t>source-permission drift</w:t>
+      </w:r>
+      <w:r>
+        <w:rPr>
+          <w:color w:val="202020"/>
+        </w:rPr>
+        <w:t xml:space="preserve"> on a locked item does </w:t>
+      </w:r>
+      <w:r>
+        <w:rPr>
+          <w:b/>
+          <w:color w:val="202020"/>
+        </w:rPr>
+        <w:t>not</w:t>
+      </w:r>
+      <w:r>
+        <w:rPr>
+          <w:color w:val="202020"/>
+        </w:rPr>
+        <w:t xml:space="preserve"> re-widen it. The re-ACL sweep (</w:t>
+      </w:r>
+      <w:r>
+        <w:rPr>
+          <w:rFonts w:ascii="Consolas" w:hAnsi="Consolas"/>
+          <w:color w:val="202020"/>
+          <w:sz w:val="19"/>
+        </w:rPr>
+        <w:t>PERMISSION_REACL</w:t>
+      </w:r>
+      <w:r>
+        <w:rPr>
+          <w:color w:val="202020"/>
+        </w:rPr>
+        <w:t xml:space="preserve"> / the </w:t>
+      </w:r>
+      <w:r>
+        <w:rPr>
+          <w:rFonts w:ascii="Consolas" w:hAnsi="Consolas"/>
+          <w:color w:val="202020"/>
+          <w:sz w:val="19"/>
+        </w:rPr>
+        <w:t>reacl</w:t>
+      </w:r>
+      <w:r>
+        <w:rPr>
+          <w:color w:val="202020"/>
+        </w:rPr>
+        <w:t xml:space="preserve"> command) keeps the item locked to the enforcement group even when the underlying Seismic permissions change — the resolved source principals are not re-applied while the item is Restricted-and-enforced.</w:t>
+      </w:r>
+    </w:p>
+    <w:p>
+      <w:pPr>
+        <w:pStyle w:val="ListBullet"/>
+        <w:spacing w:after="40"/>
+      </w:pPr>
+      <w:r>
+        <w:rPr>
+          <w:color w:val="202020"/>
+        </w:rPr>
+        <w:t xml:space="preserve">If you </w:t>
+      </w:r>
+      <w:r>
+        <w:rPr>
+          <w:b/>
+          <w:color w:val="202020"/>
+        </w:rPr>
+        <w:t>reconfigure the enforcement group</w:t>
+      </w:r>
+      <w:r>
+        <w:rPr>
+          <w:color w:val="202020"/>
+        </w:rPr>
+        <w:t xml:space="preserve"> (point </w:t>
+      </w:r>
+      <w:r>
+        <w:rPr>
+          <w:rFonts w:ascii="Consolas" w:hAnsi="Consolas"/>
+          <w:color w:val="202020"/>
+          <w:sz w:val="19"/>
+        </w:rPr>
+        <w:t>CLASSIFICATION_ENFORCE_GROUP</w:t>
+      </w:r>
+      <w:r>
+        <w:rPr>
+          <w:color w:val="202020"/>
+        </w:rPr>
+        <w:t xml:space="preserve"> at a different Entra group), the next re-ACL re-locks the item to the new group.</w:t>
+      </w:r>
+    </w:p>
+    <w:p>
+      <w:pPr>
+        <w:pStyle w:val="ListBullet"/>
+        <w:spacing w:after="40"/>
+      </w:pPr>
+      <w:r>
+        <w:rPr>
+          <w:color w:val="202020"/>
+        </w:rPr>
+        <w:t xml:space="preserve">The item </w:t>
+      </w:r>
+      <w:r>
+        <w:rPr>
+          <w:b/>
+          <w:color w:val="202020"/>
+        </w:rPr>
+        <w:t>reverts to its normal source-derived ACL only when enforcement is turned off</w:t>
+      </w:r>
+      <w:r>
+        <w:rPr>
+          <w:color w:val="202020"/>
+        </w:rPr>
+        <w:t xml:space="preserve"> (</w:t>
+      </w:r>
+      <w:r>
+        <w:rPr>
+          <w:rFonts w:ascii="Consolas" w:hAnsi="Consolas"/>
+          <w:color w:val="202020"/>
+          <w:sz w:val="19"/>
+        </w:rPr>
+        <w:t>CLASSIFICATION_ENFORCE_ACL=false</w:t>
+      </w:r>
+      <w:r>
+        <w:rPr>
+          <w:color w:val="202020"/>
+        </w:rPr>
+        <w:t>, or the item no longer classifies as Restricted); the next re-ACL then re-applies the resolved source principals.</w:t>
       </w:r>
     </w:p>
     <w:tbl>
@@ -6580,6 +7309,304 @@
           <w:color w:val="202020"/>
         </w:rPr>
         <w:t xml:space="preserve"> and the connector falls back to polling only — it never exposes an unauthenticated endpoint.</w:t>
+      </w:r>
+    </w:p>
+    <w:p>
+      <w:pPr>
+        <w:pStyle w:val="Heading3"/>
+      </w:pPr>
+      <w:r>
+        <w:rPr>
+          <w:color w:val="2E5496"/>
+        </w:rPr>
+        <w:t>Anti-replay: the signed timestamp (default on)</w:t>
+      </w:r>
+    </w:p>
+    <w:p>
+      <w:pPr>
+        <w:spacing w:after="120"/>
+      </w:pPr>
+      <w:r>
+        <w:rPr>
+          <w:color w:val="202020"/>
+        </w:rPr>
+        <w:t xml:space="preserve">A valid HMAC proves a request was signed with the shared secret, but on its own it does not stop someone who </w:t>
+      </w:r>
+      <w:r>
+        <w:rPr>
+          <w:b/>
+          <w:color w:val="202020"/>
+        </w:rPr>
+        <w:t>captured</w:t>
+      </w:r>
+      <w:r>
+        <w:rPr>
+          <w:color w:val="202020"/>
+        </w:rPr>
+        <w:t xml:space="preserve"> a genuine past request from replaying it. As of v1.1 the receiver defends against that:</w:t>
+      </w:r>
+    </w:p>
+    <w:p>
+      <w:pPr>
+        <w:pStyle w:val="ListBullet"/>
+        <w:spacing w:after="40"/>
+      </w:pPr>
+      <w:r>
+        <w:rPr>
+          <w:color w:val="202020"/>
+        </w:rPr>
+        <w:t xml:space="preserve">The sender sends a </w:t>
+      </w:r>
+      <w:r>
+        <w:rPr>
+          <w:b/>
+          <w:color w:val="202020"/>
+        </w:rPr>
+        <w:t>signed timestamp</w:t>
+      </w:r>
+      <w:r>
+        <w:rPr>
+          <w:color w:val="202020"/>
+        </w:rPr>
+        <w:t xml:space="preserve"> header (</w:t>
+      </w:r>
+      <w:r>
+        <w:rPr>
+          <w:rFonts w:ascii="Consolas" w:hAnsi="Consolas"/>
+          <w:color w:val="202020"/>
+          <w:sz w:val="19"/>
+        </w:rPr>
+        <w:t>X-Seismic-Timestamp</w:t>
+      </w:r>
+      <w:r>
+        <w:rPr>
+          <w:color w:val="202020"/>
+        </w:rPr>
+        <w:t xml:space="preserve"> by default, Unix seconds or ISO-8601) and computes the HMAC over </w:t>
+      </w:r>
+      <w:r>
+        <w:rPr>
+          <w:rFonts w:ascii="Consolas" w:hAnsi="Consolas"/>
+          <w:color w:val="202020"/>
+          <w:sz w:val="19"/>
+        </w:rPr>
+        <w:t>{timestamp}.{body}</w:t>
+      </w:r>
+      <w:r>
+        <w:rPr>
+          <w:color w:val="202020"/>
+        </w:rPr>
+        <w:t xml:space="preserve"> — the timestamp is </w:t>
+      </w:r>
+      <w:r>
+        <w:rPr>
+          <w:b/>
+          <w:color w:val="202020"/>
+        </w:rPr>
+        <w:t>bound into</w:t>
+      </w:r>
+      <w:r>
+        <w:rPr>
+          <w:color w:val="202020"/>
+        </w:rPr>
+        <w:t xml:space="preserve"> the signature, so it cannot be altered without breaking the HMAC.</w:t>
+      </w:r>
+    </w:p>
+    <w:p>
+      <w:pPr>
+        <w:pStyle w:val="ListBullet"/>
+        <w:spacing w:after="40"/>
+      </w:pPr>
+      <w:r>
+        <w:rPr>
+          <w:color w:val="202020"/>
+        </w:rPr>
+        <w:t xml:space="preserve">The receiver rejects, </w:t>
+      </w:r>
+      <w:r>
+        <w:rPr>
+          <w:b/>
+          <w:color w:val="202020"/>
+        </w:rPr>
+        <w:t>before parsing or enqueuing</w:t>
+      </w:r>
+      <w:r>
+        <w:rPr>
+          <w:color w:val="202020"/>
+        </w:rPr>
+        <w:t xml:space="preserve">, any request whose timestamp is </w:t>
+      </w:r>
+      <w:r>
+        <w:rPr>
+          <w:b/>
+          <w:color w:val="202020"/>
+        </w:rPr>
+        <w:t>stale or in the future</w:t>
+      </w:r>
+      <w:r>
+        <w:rPr>
+          <w:color w:val="202020"/>
+        </w:rPr>
+        <w:t xml:space="preserve"> (outside the freshness window) and any </w:t>
+      </w:r>
+      <w:r>
+        <w:rPr>
+          <w:b/>
+          <w:color w:val="202020"/>
+        </w:rPr>
+        <w:t>duplicate signature</w:t>
+      </w:r>
+      <w:r>
+        <w:rPr>
+          <w:color w:val="202020"/>
+        </w:rPr>
+        <w:t xml:space="preserve"> seen again within that window (replay) — a stale/future/replayed/missing-timestamp post is refused with a </w:t>
+      </w:r>
+      <w:r>
+        <w:rPr>
+          <w:rFonts w:ascii="Consolas" w:hAnsi="Consolas"/>
+          <w:color w:val="202020"/>
+          <w:sz w:val="19"/>
+        </w:rPr>
+        <w:t>401</w:t>
+      </w:r>
+      <w:r>
+        <w:rPr>
+          <w:color w:val="202020"/>
+        </w:rPr>
+        <w:t>/</w:t>
+      </w:r>
+      <w:r>
+        <w:rPr>
+          <w:rFonts w:ascii="Consolas" w:hAnsi="Consolas"/>
+          <w:color w:val="202020"/>
+          <w:sz w:val="19"/>
+        </w:rPr>
+        <w:t>409</w:t>
+      </w:r>
+      <w:r>
+        <w:rPr>
+          <w:color w:val="202020"/>
+        </w:rPr>
+        <w:t>, and nothing is acted on.</w:t>
+      </w:r>
+    </w:p>
+    <w:p>
+      <w:pPr>
+        <w:pStyle w:val="ListBullet"/>
+        <w:spacing w:after="40"/>
+      </w:pPr>
+      <w:r>
+        <w:rPr>
+          <w:color w:val="202020"/>
+        </w:rPr>
+        <w:t xml:space="preserve">This is controlled by </w:t>
+      </w:r>
+      <w:r>
+        <w:rPr>
+          <w:rFonts w:ascii="Consolas" w:hAnsi="Consolas"/>
+          <w:b/>
+          <w:color w:val="202020"/>
+          <w:sz w:val="19"/>
+        </w:rPr>
+        <w:t>SEISMIC_WEBHOOK_REQUIRE_TIMESTAMP</w:t>
+      </w:r>
+      <w:r>
+        <w:rPr>
+          <w:b/>
+          <w:color w:val="202020"/>
+        </w:rPr>
+        <w:t xml:space="preserve"> (default </w:t>
+      </w:r>
+      <w:r>
+        <w:rPr>
+          <w:rFonts w:ascii="Consolas" w:hAnsi="Consolas"/>
+          <w:b/>
+          <w:color w:val="202020"/>
+          <w:sz w:val="19"/>
+        </w:rPr>
+        <w:t>true</w:t>
+      </w:r>
+      <w:r>
+        <w:rPr>
+          <w:b/>
+          <w:color w:val="202020"/>
+        </w:rPr>
+        <w:t>)</w:t>
+      </w:r>
+      <w:r>
+        <w:rPr>
+          <w:color w:val="202020"/>
+        </w:rPr>
+        <w:t xml:space="preserve">. Set it to </w:t>
+      </w:r>
+      <w:r>
+        <w:rPr>
+          <w:rFonts w:ascii="Consolas" w:hAnsi="Consolas"/>
+          <w:color w:val="202020"/>
+          <w:sz w:val="19"/>
+        </w:rPr>
+        <w:t>false</w:t>
+      </w:r>
+      <w:r>
+        <w:rPr>
+          <w:color w:val="202020"/>
+        </w:rPr>
+        <w:t xml:space="preserve"> </w:t>
+      </w:r>
+      <w:r>
+        <w:rPr>
+          <w:b/>
+          <w:color w:val="202020"/>
+        </w:rPr>
+        <w:t>only</w:t>
+      </w:r>
+      <w:r>
+        <w:rPr>
+          <w:color w:val="202020"/>
+        </w:rPr>
+        <w:t xml:space="preserve"> as a temporary migration mode for a legacy sender that cannot yet send a signed timestamp — those requests fall back to body-only HMAC </w:t>
+      </w:r>
+      <w:r>
+        <w:rPr>
+          <w:b/>
+          <w:color w:val="202020"/>
+        </w:rPr>
+        <w:t>with no replay protection</w:t>
+      </w:r>
+      <w:r>
+        <w:rPr>
+          <w:color w:val="202020"/>
+        </w:rPr>
+        <w:t xml:space="preserve">. The freshness window (and how long a seen signature is remembered) is </w:t>
+      </w:r>
+      <w:r>
+        <w:rPr>
+          <w:rFonts w:ascii="Consolas" w:hAnsi="Consolas"/>
+          <w:color w:val="202020"/>
+          <w:sz w:val="19"/>
+        </w:rPr>
+        <w:t>SEISMIC_WEBHOOK_REPLAY_WINDOW_SECONDS</w:t>
+      </w:r>
+      <w:r>
+        <w:rPr>
+          <w:color w:val="202020"/>
+        </w:rPr>
+        <w:t xml:space="preserve"> (default </w:t>
+      </w:r>
+      <w:r>
+        <w:rPr>
+          <w:rFonts w:ascii="Consolas" w:hAnsi="Consolas"/>
+          <w:color w:val="202020"/>
+          <w:sz w:val="19"/>
+        </w:rPr>
+        <w:t>300</w:t>
+      </w:r>
+      <w:r>
+        <w:rPr>
+          <w:color w:val="202020"/>
+        </w:rPr>
+        <w:t>, i.e. 5 minutes).</w:t>
       </w:r>
     </w:p>
     <w:p>
@@ -6844,6 +7871,176 @@
                 <w:sz w:val="19"/>
               </w:rPr>
               <w:t xml:space="preserve"> when the port is set — no secret, no listener. Can come from Key Vault.</w:t>
+            </w:r>
+          </w:p>
+        </w:tc>
+      </w:tr>
+      <w:tr>
+        <w:tc>
+          <w:tcPr>
+            <w:tcW w:type="dxa" w:w="3000"/>
+          </w:tcPr>
+          <w:p>
+            <w:r>
+              <w:rPr>
+                <w:rFonts w:ascii="Consolas" w:hAnsi="Consolas"/>
+                <w:color w:val="202020"/>
+                <w:sz w:val="19"/>
+              </w:rPr>
+              <w:t>SEISMIC_WEBHOOK_REQUIRE_TIMESTAMP</w:t>
+            </w:r>
+          </w:p>
+        </w:tc>
+        <w:tc>
+          <w:tcPr>
+            <w:tcW w:type="dxa" w:w="6360"/>
+          </w:tcPr>
+          <w:p>
+            <w:r>
+              <w:rPr>
+                <w:color w:val="202020"/>
+                <w:sz w:val="19"/>
+              </w:rPr>
+              <w:t xml:space="preserve">Default </w:t>
+            </w:r>
+            <w:r>
+              <w:rPr>
+                <w:rFonts w:ascii="Consolas" w:hAnsi="Consolas"/>
+                <w:color w:val="202020"/>
+                <w:sz w:val="19"/>
+              </w:rPr>
+              <w:t>true</w:t>
+            </w:r>
+            <w:r>
+              <w:rPr>
+                <w:color w:val="202020"/>
+                <w:sz w:val="19"/>
+              </w:rPr>
+              <w:t xml:space="preserve">. Require a fresh signed timestamp (HMAC over </w:t>
+            </w:r>
+            <w:r>
+              <w:rPr>
+                <w:rFonts w:ascii="Consolas" w:hAnsi="Consolas"/>
+                <w:color w:val="202020"/>
+                <w:sz w:val="19"/>
+              </w:rPr>
+              <w:t>{timestamp}.{body}</w:t>
+            </w:r>
+            <w:r>
+              <w:rPr>
+                <w:color w:val="202020"/>
+                <w:sz w:val="19"/>
+              </w:rPr>
+              <w:t xml:space="preserve">); stale/future/replayed/missing rejected before parse. </w:t>
+            </w:r>
+            <w:r>
+              <w:rPr>
+                <w:rFonts w:ascii="Consolas" w:hAnsi="Consolas"/>
+                <w:color w:val="202020"/>
+                <w:sz w:val="19"/>
+              </w:rPr>
+              <w:t>false</w:t>
+            </w:r>
+            <w:r>
+              <w:rPr>
+                <w:color w:val="202020"/>
+                <w:sz w:val="19"/>
+              </w:rPr>
+              <w:t xml:space="preserve"> = legacy body-only, no replay protection (migration only).</w:t>
+            </w:r>
+          </w:p>
+        </w:tc>
+      </w:tr>
+      <w:tr>
+        <w:tc>
+          <w:tcPr>
+            <w:tcW w:type="dxa" w:w="3000"/>
+            <w:shd w:val="clear" w:color="auto" w:fill="F7F9FC"/>
+          </w:tcPr>
+          <w:p>
+            <w:r>
+              <w:rPr>
+                <w:rFonts w:ascii="Consolas" w:hAnsi="Consolas"/>
+                <w:color w:val="202020"/>
+                <w:sz w:val="19"/>
+              </w:rPr>
+              <w:t>SEISMIC_WEBHOOK_REPLAY_WINDOW_SECONDS</w:t>
+            </w:r>
+          </w:p>
+        </w:tc>
+        <w:tc>
+          <w:tcPr>
+            <w:tcW w:type="dxa" w:w="6360"/>
+            <w:shd w:val="clear" w:color="auto" w:fill="F7F9FC"/>
+          </w:tcPr>
+          <w:p>
+            <w:r>
+              <w:rPr>
+                <w:color w:val="202020"/>
+                <w:sz w:val="19"/>
+              </w:rPr>
+              <w:t xml:space="preserve">Default </w:t>
+            </w:r>
+            <w:r>
+              <w:rPr>
+                <w:rFonts w:ascii="Consolas" w:hAnsi="Consolas"/>
+                <w:color w:val="202020"/>
+                <w:sz w:val="19"/>
+              </w:rPr>
+              <w:t>300</w:t>
+            </w:r>
+            <w:r>
+              <w:rPr>
+                <w:color w:val="202020"/>
+                <w:sz w:val="19"/>
+              </w:rPr>
+              <w:t>. Freshness window, and how long a seen signature is remembered for replay dedup.</w:t>
+            </w:r>
+          </w:p>
+        </w:tc>
+      </w:tr>
+      <w:tr>
+        <w:tc>
+          <w:tcPr>
+            <w:tcW w:type="dxa" w:w="3000"/>
+          </w:tcPr>
+          <w:p>
+            <w:r>
+              <w:rPr>
+                <w:rFonts w:ascii="Consolas" w:hAnsi="Consolas"/>
+                <w:color w:val="202020"/>
+                <w:sz w:val="19"/>
+              </w:rPr>
+              <w:t>SEISMIC_WEBHOOK_TIMESTAMP_HEADER</w:t>
+            </w:r>
+          </w:p>
+        </w:tc>
+        <w:tc>
+          <w:tcPr>
+            <w:tcW w:type="dxa" w:w="6360"/>
+          </w:tcPr>
+          <w:p>
+            <w:r>
+              <w:rPr>
+                <w:color w:val="202020"/>
+                <w:sz w:val="19"/>
+              </w:rPr>
+              <w:t xml:space="preserve">Default </w:t>
+            </w:r>
+            <w:r>
+              <w:rPr>
+                <w:rFonts w:ascii="Consolas" w:hAnsi="Consolas"/>
+                <w:color w:val="202020"/>
+                <w:sz w:val="19"/>
+              </w:rPr>
+              <w:t>X-Seismic-Timestamp</w:t>
+            </w:r>
+            <w:r>
+              <w:rPr>
+                <w:color w:val="202020"/>
+                <w:sz w:val="19"/>
+              </w:rPr>
+              <w:t>. Header carrying the signed timestamp (Unix seconds or ISO-8601).</w:t>
             </w:r>
           </w:p>
         </w:tc>
@@ -8104,7 +9301,7 @@
         <w:rPr>
           <w:color w:val="202020"/>
         </w:rPr>
-        <w:t xml:space="preserve">. It checks required values, probes both the Seismic and Graph token/API calls, and warns if </w:t>
+        <w:t>. It checks required values, probes both the Seismic and Graph token/API calls, and warns on a rule-less exclusions posture (</w:t>
       </w:r>
       <w:r>
         <w:rPr>
@@ -8112,13 +9309,27 @@
           <w:color w:val="202020"/>
           <w:sz w:val="19"/>
         </w:rPr>
+        <w:t>--strict</w:t>
+      </w:r>
+      <w:r>
+        <w:rPr>
+          <w:color w:val="202020"/>
+        </w:rPr>
+        <w:t xml:space="preserve"> fails it). Note a missing/empty/malformed </w:t>
+      </w:r>
+      <w:r>
+        <w:rPr>
+          <w:rFonts w:ascii="Consolas" w:hAnsi="Consolas"/>
+          <w:color w:val="202020"/>
+          <w:sz w:val="19"/>
+        </w:rPr>
         <w:t>config/exclusions.json</w:t>
       </w:r>
       <w:r>
         <w:rPr>
           <w:color w:val="202020"/>
         </w:rPr>
-        <w:t xml:space="preserve"> is missing. Fix anything it flags before continuing.</w:t>
+        <w:t xml:space="preserve"> is now a hard startup error in its own right (section 7), so place the file before the first crawl. Fix anything it flags before continuing.</w:t>
       </w:r>
     </w:p>
     <w:p>
@@ -9968,7 +11179,7 @@
                 <w:color w:val="202020"/>
                 <w:sz w:val="19"/>
               </w:rPr>
-              <w:t>Webhooks rejected 401 (bad/missing signature)</w:t>
+              <w:t>Webhooks rejected before parse (401/409): bad/missing signature, or stale/future/replayed/missing timestamp</w:t>
             </w:r>
           </w:p>
         </w:tc>
@@ -15212,7 +16423,7 @@
                 <w:color w:val="202020"/>
                 <w:sz w:val="19"/>
               </w:rPr>
-              <w:t>false</w:t>
+              <w:t>true</w:t>
             </w:r>
           </w:p>
         </w:tc>
@@ -15227,7 +16438,22 @@
                 <w:color w:val="202020"/>
                 <w:sz w:val="19"/>
               </w:rPr>
-              <w:t>Run the identity crawl on incrementals too (default: full only)</w:t>
+              <w:t xml:space="preserve">Run the identity crawl on incrementals too (changed in v1.1; shrinks ACL-staleness lag to the incremental cadence). </w:t>
+            </w:r>
+            <w:r>
+              <w:rPr>
+                <w:rFonts w:ascii="Consolas" w:hAnsi="Consolas"/>
+                <w:color w:val="202020"/>
+                <w:sz w:val="19"/>
+              </w:rPr>
+              <w:t>false</w:t>
+            </w:r>
+            <w:r>
+              <w:rPr>
+                <w:color w:val="202020"/>
+                <w:sz w:val="19"/>
+              </w:rPr>
+              <w:t xml:space="preserve"> = full-crawl-only sync</w:t>
             </w:r>
           </w:p>
         </w:tc>
@@ -16041,7 +17267,7 @@
                 <w:color w:val="202020"/>
                 <w:sz w:val="19"/>
               </w:rPr>
-              <w:t>full</w:t>
+              <w:t>redacted</w:t>
             </w:r>
           </w:p>
         </w:tc>
@@ -16053,6 +17279,13 @@
           <w:p>
             <w:r>
               <w:rPr>
+                <w:color w:val="202020"/>
+                <w:sz w:val="19"/>
+              </w:rPr>
+              <w:t xml:space="preserve">Changed in v1.1. </w:t>
+            </w:r>
+            <w:r>
+              <w:rPr>
                 <w:rFonts w:ascii="Consolas" w:hAnsi="Consolas"/>
                 <w:color w:val="202020"/>
                 <w:sz w:val="19"/>
@@ -16064,7 +17297,22 @@
                 <w:color w:val="202020"/>
                 <w:sz w:val="19"/>
               </w:rPr>
-              <w:t xml:space="preserve"> strips content/property values from dead-letter records</w:t>
+              <w:t xml:space="preserve"> (default) strips indexed content/property VALUES from dead-letter records (ids/version/error/ACL/SHA-256 stubs kept); </w:t>
+            </w:r>
+            <w:r>
+              <w:rPr>
+                <w:rFonts w:ascii="Consolas" w:hAnsi="Consolas"/>
+                <w:color w:val="202020"/>
+                <w:sz w:val="19"/>
+              </w:rPr>
+              <w:t>full</w:t>
+            </w:r>
+            <w:r>
+              <w:rPr>
+                <w:color w:val="202020"/>
+                <w:sz w:val="19"/>
+              </w:rPr>
+              <w:t xml:space="preserve"> stores payloads verbatim (opt-in). An unrecognized value fails fast at config load, naming the setting</w:t>
             </w:r>
           </w:p>
         </w:tc>
@@ -16077,6 +17325,681 @@
     </w:p>
     <w:p>
       <w:pPr>
+        <w:pStyle w:val="Heading3"/>
+      </w:pPr>
+      <w:r>
+        <w:rPr>
+          <w:color w:val="2E5496"/>
+        </w:rPr>
+        <w:t>Data governance &amp; compliance controls</w:t>
+      </w:r>
+    </w:p>
+    <w:p>
+      <w:pPr>
+        <w:spacing w:after="120"/>
+      </w:pPr>
+      <w:r>
+        <w:rPr>
+          <w:color w:val="202020"/>
+        </w:rPr>
+        <w:t>These control the compliance-facing behaviour hardened in v1.1: the tamper-evident audit ledger, the optional data-classification tag and its optional ACL enforcement, and the stale-index item TTL. All are OFF by default.</w:t>
+      </w:r>
+    </w:p>
+    <w:tbl>
+      <w:tblPr>
+        <w:tblW w:type="auto" w:w="0"/>
+        <w:jc w:val="center"/>
+        <w:tblLayout w:type="fixed"/>
+        <w:tblLook w:firstColumn="1" w:firstRow="1" w:lastColumn="0" w:lastRow="0" w:noHBand="0" w:noVBand="1" w:val="04A0"/>
+        <w:tblBorders>
+          <w:top w:val="single" w:sz="4" w:space="0" w:color="C9D3E3"/>
+          <w:left w:val="single" w:sz="4" w:space="0" w:color="C9D3E3"/>
+          <w:bottom w:val="single" w:sz="4" w:space="0" w:color="C9D3E3"/>
+          <w:right w:val="single" w:sz="4" w:space="0" w:color="C9D3E3"/>
+          <w:insideH w:val="single" w:sz="4" w:space="0" w:color="C9D3E3"/>
+          <w:insideV w:val="single" w:sz="4" w:space="0" w:color="C9D3E3"/>
+        </w:tblBorders>
+      </w:tblPr>
+      <w:tblGrid>
+        <w:gridCol w:w="2900"/>
+        <w:gridCol w:w="1500"/>
+        <w:gridCol w:w="4960"/>
+      </w:tblGrid>
+      <w:tr>
+        <w:tc>
+          <w:tcPr>
+            <w:tcW w:type="dxa" w:w="2900"/>
+            <w:shd w:val="clear" w:color="auto" w:fill="2E5496"/>
+          </w:tcPr>
+          <w:p>
+            <w:r>
+              <w:rPr>
+                <w:b/>
+                <w:color w:val="FFFFFF"/>
+                <w:sz w:val="19"/>
+              </w:rPr>
+              <w:t>Variable</w:t>
+            </w:r>
+          </w:p>
+        </w:tc>
+        <w:tc>
+          <w:tcPr>
+            <w:tcW w:type="dxa" w:w="1500"/>
+            <w:shd w:val="clear" w:color="auto" w:fill="2E5496"/>
+          </w:tcPr>
+          <w:p>
+            <w:r>
+              <w:rPr>
+                <w:b/>
+                <w:color w:val="FFFFFF"/>
+                <w:sz w:val="19"/>
+              </w:rPr>
+              <w:t>Default</w:t>
+            </w:r>
+          </w:p>
+        </w:tc>
+        <w:tc>
+          <w:tcPr>
+            <w:tcW w:type="dxa" w:w="4960"/>
+            <w:shd w:val="clear" w:color="auto" w:fill="2E5496"/>
+          </w:tcPr>
+          <w:p>
+            <w:r>
+              <w:rPr>
+                <w:b/>
+                <w:color w:val="FFFFFF"/>
+                <w:sz w:val="19"/>
+              </w:rPr>
+              <w:t>What it does</w:t>
+            </w:r>
+          </w:p>
+        </w:tc>
+      </w:tr>
+      <w:tr>
+        <w:tc>
+          <w:tcPr>
+            <w:tcW w:type="dxa" w:w="2900"/>
+          </w:tcPr>
+          <w:p>
+            <w:r>
+              <w:rPr>
+                <w:rFonts w:ascii="Consolas" w:hAnsi="Consolas"/>
+                <w:color w:val="202020"/>
+                <w:sz w:val="19"/>
+              </w:rPr>
+              <w:t>DECISION_LEDGER</w:t>
+            </w:r>
+          </w:p>
+        </w:tc>
+        <w:tc>
+          <w:tcPr>
+            <w:tcW w:type="dxa" w:w="1500"/>
+          </w:tcPr>
+          <w:p>
+            <w:r>
+              <w:rPr>
+                <w:rFonts w:ascii="Consolas" w:hAnsi="Consolas"/>
+                <w:color w:val="202020"/>
+                <w:sz w:val="19"/>
+              </w:rPr>
+              <w:t>false</w:t>
+            </w:r>
+          </w:p>
+        </w:tc>
+        <w:tc>
+          <w:tcPr>
+            <w:tcW w:type="dxa" w:w="4960"/>
+          </w:tcPr>
+          <w:p>
+            <w:r>
+              <w:rPr>
+                <w:color w:val="202020"/>
+                <w:sz w:val="19"/>
+              </w:rPr>
+              <w:t xml:space="preserve">Opt-in. Write an append-only, SHA-256 hash-chained ledger of compliance DECISIONS (No-MNE exclusions + classification ACL-restrictions; ids/reasons only, no content/PII) to </w:t>
+            </w:r>
+            <w:r>
+              <w:rPr>
+                <w:rFonts w:ascii="Consolas" w:hAnsi="Consolas"/>
+                <w:color w:val="202020"/>
+                <w:sz w:val="19"/>
+              </w:rPr>
+              <w:t>logs/{run}/decision_ledger_*.jsonl</w:t>
+            </w:r>
+            <w:r>
+              <w:rPr>
+                <w:color w:val="202020"/>
+                <w:sz w:val="19"/>
+              </w:rPr>
+              <w:t xml:space="preserve">. Tamper-evident: any edit/reorder/deletion breaks the chain (offline </w:t>
+            </w:r>
+            <w:r>
+              <w:rPr>
+                <w:rFonts w:ascii="Consolas" w:hAnsi="Consolas"/>
+                <w:color w:val="202020"/>
+                <w:sz w:val="19"/>
+              </w:rPr>
+              <w:t>Verify</w:t>
+            </w:r>
+            <w:r>
+              <w:rPr>
+                <w:color w:val="202020"/>
+                <w:sz w:val="19"/>
+              </w:rPr>
+              <w:t>)</w:t>
+            </w:r>
+          </w:p>
+        </w:tc>
+      </w:tr>
+      <w:tr>
+        <w:tc>
+          <w:tcPr>
+            <w:tcW w:type="dxa" w:w="2900"/>
+            <w:shd w:val="clear" w:color="auto" w:fill="F7F9FC"/>
+          </w:tcPr>
+          <w:p>
+            <w:r>
+              <w:rPr>
+                <w:rFonts w:ascii="Consolas" w:hAnsi="Consolas"/>
+                <w:color w:val="202020"/>
+                <w:sz w:val="19"/>
+              </w:rPr>
+              <w:t>GRAPH_ITEM_TTL_DAYS</w:t>
+            </w:r>
+          </w:p>
+        </w:tc>
+        <w:tc>
+          <w:tcPr>
+            <w:tcW w:type="dxa" w:w="1500"/>
+            <w:shd w:val="clear" w:color="auto" w:fill="F7F9FC"/>
+          </w:tcPr>
+          <w:p>
+            <w:r>
+              <w:rPr>
+                <w:rFonts w:ascii="Consolas" w:hAnsi="Consolas"/>
+                <w:color w:val="202020"/>
+                <w:sz w:val="19"/>
+              </w:rPr>
+              <w:t>0</w:t>
+            </w:r>
+          </w:p>
+        </w:tc>
+        <w:tc>
+          <w:tcPr>
+            <w:tcW w:type="dxa" w:w="4960"/>
+            <w:shd w:val="clear" w:color="auto" w:fill="F7F9FC"/>
+          </w:tcPr>
+          <w:p>
+            <w:r>
+              <w:rPr>
+                <w:rFonts w:ascii="Consolas" w:hAnsi="Consolas"/>
+                <w:color w:val="202020"/>
+                <w:sz w:val="19"/>
+              </w:rPr>
+              <w:t>0</w:t>
+            </w:r>
+            <w:r>
+              <w:rPr>
+                <w:color w:val="202020"/>
+                <w:sz w:val="19"/>
+              </w:rPr>
+              <w:t xml:space="preserve"> = no expiry (default). </w:t>
+            </w:r>
+            <w:r>
+              <w:rPr>
+                <w:rFonts w:ascii="Consolas" w:hAnsi="Consolas"/>
+                <w:color w:val="202020"/>
+                <w:sz w:val="19"/>
+              </w:rPr>
+              <w:t>&gt;0</w:t>
+            </w:r>
+            <w:r>
+              <w:rPr>
+                <w:color w:val="202020"/>
+                <w:sz w:val="19"/>
+              </w:rPr>
+              <w:t xml:space="preserve"> stamps every ingested item with </w:t>
+            </w:r>
+            <w:r>
+              <w:rPr>
+                <w:rFonts w:ascii="Consolas" w:hAnsi="Consolas"/>
+                <w:color w:val="202020"/>
+                <w:sz w:val="19"/>
+              </w:rPr>
+              <w:t>expirationDateTime</w:t>
+            </w:r>
+            <w:r>
+              <w:rPr>
+                <w:color w:val="202020"/>
+                <w:sz w:val="19"/>
+              </w:rPr>
+              <w:t xml:space="preserve"> = now + TTL so the index self-expires if crawling stops after an outage; a healthy crawl re-stamps each pass. Choose a TTL comfortably longer than your full-crawl interval</w:t>
+            </w:r>
+          </w:p>
+        </w:tc>
+      </w:tr>
+      <w:tr>
+        <w:tc>
+          <w:tcPr>
+            <w:tcW w:type="dxa" w:w="2900"/>
+          </w:tcPr>
+          <w:p>
+            <w:r>
+              <w:rPr>
+                <w:rFonts w:ascii="Consolas" w:hAnsi="Consolas"/>
+                <w:color w:val="202020"/>
+                <w:sz w:val="19"/>
+              </w:rPr>
+              <w:t>CLASSIFICATION</w:t>
+            </w:r>
+          </w:p>
+        </w:tc>
+        <w:tc>
+          <w:tcPr>
+            <w:tcW w:type="dxa" w:w="1500"/>
+          </w:tcPr>
+          <w:p>
+            <w:r>
+              <w:rPr>
+                <w:rFonts w:ascii="Consolas" w:hAnsi="Consolas"/>
+                <w:color w:val="202020"/>
+                <w:sz w:val="19"/>
+              </w:rPr>
+              <w:t>false</w:t>
+            </w:r>
+          </w:p>
+        </w:tc>
+        <w:tc>
+          <w:tcPr>
+            <w:tcW w:type="dxa" w:w="4960"/>
+          </w:tcPr>
+          <w:p>
+            <w:r>
+              <w:rPr>
+                <w:color w:val="202020"/>
+                <w:sz w:val="19"/>
+              </w:rPr>
+              <w:t xml:space="preserve">Run the dependency-free content classifier and stamp the </w:t>
+            </w:r>
+            <w:r>
+              <w:rPr>
+                <w:b/>
+                <w:color w:val="202020"/>
+                <w:sz w:val="19"/>
+              </w:rPr>
+              <w:t>advisory</w:t>
+            </w:r>
+            <w:r>
+              <w:rPr>
+                <w:color w:val="202020"/>
+                <w:sz w:val="19"/>
+              </w:rPr>
+              <w:t xml:space="preserve"> </w:t>
+            </w:r>
+            <w:r>
+              <w:rPr>
+                <w:rFonts w:ascii="Consolas" w:hAnsi="Consolas"/>
+                <w:color w:val="202020"/>
+                <w:sz w:val="19"/>
+              </w:rPr>
+              <w:t>sensitivityLabel</w:t>
+            </w:r>
+            <w:r>
+              <w:rPr>
+                <w:color w:val="202020"/>
+                <w:sz w:val="19"/>
+              </w:rPr>
+              <w:t xml:space="preserve"> tag (Public &lt; Internal &lt; Confidential &lt; Restricted) + categories. A search/ranking/triage tag only — NOT a Purview label, no encryption/DLP. Never weakens No-MNE exclusion</w:t>
+            </w:r>
+          </w:p>
+        </w:tc>
+      </w:tr>
+      <w:tr>
+        <w:tc>
+          <w:tcPr>
+            <w:tcW w:type="dxa" w:w="2900"/>
+            <w:shd w:val="clear" w:color="auto" w:fill="F7F9FC"/>
+          </w:tcPr>
+          <w:p>
+            <w:r>
+              <w:rPr>
+                <w:rFonts w:ascii="Consolas" w:hAnsi="Consolas"/>
+                <w:color w:val="202020"/>
+                <w:sz w:val="19"/>
+              </w:rPr>
+              <w:t>CLASSIFICATION_MANIFEST</w:t>
+            </w:r>
+          </w:p>
+        </w:tc>
+        <w:tc>
+          <w:tcPr>
+            <w:tcW w:type="dxa" w:w="1500"/>
+            <w:shd w:val="clear" w:color="auto" w:fill="F7F9FC"/>
+          </w:tcPr>
+          <w:p>
+            <w:r>
+              <w:rPr>
+                <w:rFonts w:ascii="Consolas" w:hAnsi="Consolas"/>
+                <w:color w:val="202020"/>
+                <w:sz w:val="19"/>
+              </w:rPr>
+              <w:t>false</w:t>
+            </w:r>
+          </w:p>
+        </w:tc>
+        <w:tc>
+          <w:tcPr>
+            <w:tcW w:type="dxa" w:w="4960"/>
+            <w:shd w:val="clear" w:color="auto" w:fill="F7F9FC"/>
+          </w:tcPr>
+          <w:p>
+            <w:r>
+              <w:rPr>
+                <w:color w:val="202020"/>
+                <w:sz w:val="19"/>
+              </w:rPr>
+              <w:t xml:space="preserve">Requires </w:t>
+            </w:r>
+            <w:r>
+              <w:rPr>
+                <w:rFonts w:ascii="Consolas" w:hAnsi="Consolas"/>
+                <w:color w:val="202020"/>
+                <w:sz w:val="19"/>
+              </w:rPr>
+              <w:t>CLASSIFICATION=true</w:t>
+            </w:r>
+            <w:r>
+              <w:rPr>
+                <w:color w:val="202020"/>
+                <w:sz w:val="19"/>
+              </w:rPr>
+              <w:t>. Also write a per-crawl JSONL manifest (item → tag + categories) for a downstream catalog/DLP job</w:t>
+            </w:r>
+          </w:p>
+        </w:tc>
+      </w:tr>
+      <w:tr>
+        <w:tc>
+          <w:tcPr>
+            <w:tcW w:type="dxa" w:w="2900"/>
+          </w:tcPr>
+          <w:p>
+            <w:r>
+              <w:rPr>
+                <w:rFonts w:ascii="Consolas" w:hAnsi="Consolas"/>
+                <w:color w:val="202020"/>
+                <w:sz w:val="19"/>
+              </w:rPr>
+              <w:t>CLASSIFICATION_ENFORCE_ACL</w:t>
+            </w:r>
+          </w:p>
+        </w:tc>
+        <w:tc>
+          <w:tcPr>
+            <w:tcW w:type="dxa" w:w="1500"/>
+          </w:tcPr>
+          <w:p>
+            <w:r>
+              <w:rPr>
+                <w:rFonts w:ascii="Consolas" w:hAnsi="Consolas"/>
+                <w:color w:val="202020"/>
+                <w:sz w:val="19"/>
+              </w:rPr>
+              <w:t>false</w:t>
+            </w:r>
+          </w:p>
+        </w:tc>
+        <w:tc>
+          <w:tcPr>
+            <w:tcW w:type="dxa" w:w="4960"/>
+          </w:tcPr>
+          <w:p>
+            <w:r>
+              <w:rPr>
+                <w:color w:val="202020"/>
+                <w:sz w:val="19"/>
+              </w:rPr>
+              <w:t xml:space="preserve">Opt-in enforcement. When </w:t>
+            </w:r>
+            <w:r>
+              <w:rPr>
+                <w:rFonts w:ascii="Consolas" w:hAnsi="Consolas"/>
+                <w:color w:val="202020"/>
+                <w:sz w:val="19"/>
+              </w:rPr>
+              <w:t>true</w:t>
+            </w:r>
+            <w:r>
+              <w:rPr>
+                <w:color w:val="202020"/>
+                <w:sz w:val="19"/>
+              </w:rPr>
+              <w:t xml:space="preserve">, items tagged </w:t>
+            </w:r>
+            <w:r>
+              <w:rPr>
+                <w:b/>
+                <w:color w:val="202020"/>
+                <w:sz w:val="19"/>
+              </w:rPr>
+              <w:t>Restricted</w:t>
+            </w:r>
+            <w:r>
+              <w:rPr>
+                <w:color w:val="202020"/>
+                <w:sz w:val="19"/>
+              </w:rPr>
+              <w:t xml:space="preserve"> have their Graph ACL locked to </w:t>
+            </w:r>
+            <w:r>
+              <w:rPr>
+                <w:rFonts w:ascii="Consolas" w:hAnsi="Consolas"/>
+                <w:color w:val="202020"/>
+                <w:sz w:val="19"/>
+              </w:rPr>
+              <w:t>CLASSIFICATION_ENFORCE_GROUP</w:t>
+            </w:r>
+            <w:r>
+              <w:rPr>
+                <w:color w:val="202020"/>
+                <w:sz w:val="19"/>
+              </w:rPr>
+              <w:t xml:space="preserve"> (advisory tag → real access control, applied at the Graph ACL, still independent of Purview). Requires </w:t>
+            </w:r>
+            <w:r>
+              <w:rPr>
+                <w:rFonts w:ascii="Consolas" w:hAnsi="Consolas"/>
+                <w:color w:val="202020"/>
+                <w:sz w:val="19"/>
+              </w:rPr>
+              <w:t>CLASSIFICATION=true</w:t>
+            </w:r>
+            <w:r>
+              <w:rPr>
+                <w:color w:val="202020"/>
+                <w:sz w:val="19"/>
+              </w:rPr>
+              <w:t>; config load fails fast if on without the group. Stays locked through re-ACL (section 8)</w:t>
+            </w:r>
+          </w:p>
+        </w:tc>
+      </w:tr>
+      <w:tr>
+        <w:tc>
+          <w:tcPr>
+            <w:tcW w:type="dxa" w:w="2900"/>
+            <w:shd w:val="clear" w:color="auto" w:fill="F7F9FC"/>
+          </w:tcPr>
+          <w:p>
+            <w:r>
+              <w:rPr>
+                <w:rFonts w:ascii="Consolas" w:hAnsi="Consolas"/>
+                <w:color w:val="202020"/>
+                <w:sz w:val="19"/>
+              </w:rPr>
+              <w:t>CLASSIFICATION_ENFORCE_GROUP</w:t>
+            </w:r>
+          </w:p>
+        </w:tc>
+        <w:tc>
+          <w:tcPr>
+            <w:tcW w:type="dxa" w:w="1500"/>
+            <w:shd w:val="clear" w:color="auto" w:fill="F7F9FC"/>
+          </w:tcPr>
+          <w:p>
+            <w:r>
+              <w:rPr>
+                <w:color w:val="202020"/>
+                <w:sz w:val="19"/>
+              </w:rPr>
+              <w:t>(req. if enforce on)</w:t>
+            </w:r>
+          </w:p>
+        </w:tc>
+        <w:tc>
+          <w:tcPr>
+            <w:tcW w:type="dxa" w:w="4960"/>
+            <w:shd w:val="clear" w:color="auto" w:fill="F7F9FC"/>
+          </w:tcPr>
+          <w:p>
+            <w:r>
+              <w:rPr>
+                <w:color w:val="202020"/>
+                <w:sz w:val="19"/>
+              </w:rPr>
+              <w:t xml:space="preserve">Entra group OBJECT ID that Restricted items are locked to. Startup fails if </w:t>
+            </w:r>
+            <w:r>
+              <w:rPr>
+                <w:rFonts w:ascii="Consolas" w:hAnsi="Consolas"/>
+                <w:color w:val="202020"/>
+                <w:sz w:val="19"/>
+              </w:rPr>
+              <w:t>CLASSIFICATION_ENFORCE_ACL=true</w:t>
+            </w:r>
+            <w:r>
+              <w:rPr>
+                <w:color w:val="202020"/>
+                <w:sz w:val="19"/>
+              </w:rPr>
+              <w:t xml:space="preserve"> and this is unset</w:t>
+            </w:r>
+          </w:p>
+        </w:tc>
+      </w:tr>
+    </w:tbl>
+    <w:p>
+      <w:pPr>
+        <w:spacing w:after="40"/>
+      </w:pPr>
+    </w:p>
+    <w:tbl>
+      <w:tblPr>
+        <w:tblW w:type="auto" w:w="0"/>
+        <w:tblLayout w:type="fixed"/>
+        <w:tblLook w:firstColumn="1" w:firstRow="1" w:lastColumn="0" w:lastRow="0" w:noHBand="0" w:noVBand="1" w:val="04A0"/>
+      </w:tblPr>
+      <w:tblGrid>
+        <w:gridCol w:w="9360"/>
+      </w:tblGrid>
+      <w:tr>
+        <w:tc>
+          <w:tcPr>
+            <w:tcW w:type="dxa" w:w="9360"/>
+            <w:shd w:val="clear" w:color="auto" w:fill="EAF0FA"/>
+            <w:tcBorders>
+              <w:top w:val="single" w:sz="4" w:space="0" w:color="2E5496"/>
+              <w:left w:val="single" w:sz="24" w:space="0" w:color="2E5496"/>
+              <w:bottom w:val="single" w:sz="4" w:space="0" w:color="2E5496"/>
+              <w:right w:val="single" w:sz="4" w:space="0" w:color="2E5496"/>
+            </w:tcBorders>
+          </w:tcPr>
+          <w:p>
+            <w:r>
+              <w:rPr>
+                <w:b/>
+                <w:color w:val="2E5496"/>
+              </w:rPr>
+              <w:t xml:space="preserve">Note: </w:t>
+            </w:r>
+            <w:r>
+              <w:rPr>
+                <w:color w:val="202020"/>
+                <w:sz w:val="20"/>
+              </w:rPr>
+              <w:t xml:space="preserve">The connector also creates its </w:t>
+            </w:r>
+            <w:r>
+              <w:rPr>
+                <w:rFonts w:ascii="Consolas" w:hAnsi="Consolas"/>
+                <w:color w:val="202020"/>
+                <w:sz w:val="19"/>
+              </w:rPr>
+              <w:t>logs/</w:t>
+            </w:r>
+            <w:r>
+              <w:rPr>
+                <w:color w:val="202020"/>
+                <w:sz w:val="20"/>
+              </w:rPr>
+              <w:t xml:space="preserve">, </w:t>
+            </w:r>
+            <w:r>
+              <w:rPr>
+                <w:rFonts w:ascii="Consolas" w:hAnsi="Consolas"/>
+                <w:color w:val="202020"/>
+                <w:sz w:val="19"/>
+              </w:rPr>
+              <w:t>data/</w:t>
+            </w:r>
+            <w:r>
+              <w:rPr>
+                <w:color w:val="202020"/>
+                <w:sz w:val="20"/>
+              </w:rPr>
+              <w:t xml:space="preserve"> and dead-letter directories </w:t>
+            </w:r>
+            <w:r>
+              <w:rPr>
+                <w:b/>
+                <w:color w:val="202020"/>
+                <w:sz w:val="20"/>
+              </w:rPr>
+              <w:t>owner-only</w:t>
+            </w:r>
+            <w:r>
+              <w:rPr>
+                <w:color w:val="202020"/>
+                <w:sz w:val="20"/>
+              </w:rPr>
+              <w:t xml:space="preserve"> at startup (POSIX </w:t>
+            </w:r>
+            <w:r>
+              <w:rPr>
+                <w:rFonts w:ascii="Consolas" w:hAnsi="Consolas"/>
+                <w:color w:val="202020"/>
+                <w:sz w:val="19"/>
+              </w:rPr>
+              <w:t>0700</w:t>
+            </w:r>
+            <w:r>
+              <w:rPr>
+                <w:color w:val="202020"/>
+                <w:sz w:val="20"/>
+              </w:rPr>
+              <w:t>; on Windows a best-effort owner+Administrators NTFS ACL) so this state is not world-readable on a shared host. This is best-effort and never fatal if the permission cannot be set.</w:t>
+            </w:r>
+          </w:p>
+        </w:tc>
+      </w:tr>
+    </w:tbl>
+    <w:p>
+      <w:pPr>
+        <w:spacing w:after="40"/>
+      </w:pPr>
+    </w:p>
+    <w:p>
+      <w:pPr>
         <w:pStyle w:val="Heading1"/>
       </w:pPr>
       <w:r>
@@ -16742,6 +18665,597 @@
           <w:sz w:val="20"/>
         </w:rPr>
         <w:t>It describes content and helps refine search; it is deliberately NOT an access control — permissions come from the ACL, not from this flag.</w:t>
+      </w:r>
+    </w:p>
+    <w:p>
+      <w:pPr>
+        <w:spacing w:after="20"/>
+        <w:keepNext/>
+      </w:pPr>
+      <w:r>
+        <w:rPr>
+          <w:b/>
+          <w:color w:val="1F3864"/>
+          <w:sz w:val="22"/>
+        </w:rPr>
+        <w:t>MNPI fail-closed (exclusions)</w:t>
+      </w:r>
+    </w:p>
+    <w:p>
+      <w:pPr>
+        <w:spacing w:after="20"/>
+        <w:ind w:left="240"/>
+      </w:pPr>
+      <w:r>
+        <w:rPr>
+          <w:b/>
+          <w:color w:val="595959"/>
+          <w:sz w:val="19"/>
+        </w:rPr>
+        <w:t xml:space="preserve">What it is  </w:t>
+      </w:r>
+      <w:r>
+        <w:rPr>
+          <w:color w:val="202020"/>
+          <w:sz w:val="20"/>
+        </w:rPr>
+        <w:t xml:space="preserve">The v1.1 behaviour where a missing, empty, </w:t>
+      </w:r>
+      <w:r>
+        <w:rPr>
+          <w:rFonts w:ascii="Consolas" w:hAnsi="Consolas"/>
+          <w:color w:val="202020"/>
+          <w:sz w:val="19"/>
+        </w:rPr>
+        <w:t>{}</w:t>
+      </w:r>
+      <w:r>
+        <w:rPr>
+          <w:color w:val="202020"/>
+          <w:sz w:val="20"/>
+        </w:rPr>
+        <w:t xml:space="preserve">, </w:t>
+      </w:r>
+      <w:r>
+        <w:rPr>
+          <w:rFonts w:ascii="Consolas" w:hAnsi="Consolas"/>
+          <w:color w:val="202020"/>
+          <w:sz w:val="19"/>
+        </w:rPr>
+        <w:t>null</w:t>
+      </w:r>
+      <w:r>
+        <w:rPr>
+          <w:color w:val="202020"/>
+          <w:sz w:val="20"/>
+        </w:rPr>
+        <w:t xml:space="preserve">, malformed, or rule-less </w:t>
+      </w:r>
+      <w:r>
+        <w:rPr>
+          <w:rFonts w:ascii="Consolas" w:hAnsi="Consolas"/>
+          <w:color w:val="202020"/>
+          <w:sz w:val="19"/>
+        </w:rPr>
+        <w:t>config/exclusions.json</w:t>
+      </w:r>
+      <w:r>
+        <w:rPr>
+          <w:color w:val="202020"/>
+          <w:sz w:val="20"/>
+        </w:rPr>
+        <w:t xml:space="preserve"> is a hard startup error rather than a silent "no rules". A rule-less run must be opted into explicitly with </w:t>
+      </w:r>
+      <w:r>
+        <w:rPr>
+          <w:rFonts w:ascii="Consolas" w:hAnsi="Consolas"/>
+          <w:color w:val="202020"/>
+          <w:sz w:val="19"/>
+        </w:rPr>
+        <w:t>{"acknowledgeNoExclusions": true}</w:t>
+      </w:r>
+      <w:r>
+        <w:rPr>
+          <w:color w:val="202020"/>
+          <w:sz w:val="20"/>
+        </w:rPr>
+        <w:t>.</w:t>
+      </w:r>
+    </w:p>
+    <w:p>
+      <w:pPr>
+        <w:spacing w:after="160"/>
+        <w:ind w:left="240"/>
+      </w:pPr>
+      <w:r>
+        <w:rPr>
+          <w:b/>
+          <w:color w:val="595959"/>
+          <w:sz w:val="19"/>
+        </w:rPr>
+        <w:t xml:space="preserve">Why it matters  </w:t>
+      </w:r>
+      <w:r>
+        <w:rPr>
+          <w:color w:val="202020"/>
+          <w:sz w:val="20"/>
+        </w:rPr>
+        <w:t>It removes the single-config-slip failure mode that could have let MNPI-flagged content reach Copilot; the connector now refuses to run without a reviewed exclusion policy.</w:t>
+      </w:r>
+    </w:p>
+    <w:p>
+      <w:pPr>
+        <w:spacing w:after="20"/>
+        <w:keepNext/>
+      </w:pPr>
+      <w:r>
+        <w:rPr>
+          <w:b/>
+          <w:color w:val="1F3864"/>
+          <w:sz w:val="22"/>
+        </w:rPr>
+        <w:t>Dead-letter redaction</w:t>
+      </w:r>
+    </w:p>
+    <w:p>
+      <w:pPr>
+        <w:spacing w:after="20"/>
+        <w:ind w:left="240"/>
+      </w:pPr>
+      <w:r>
+        <w:rPr>
+          <w:b/>
+          <w:color w:val="595959"/>
+          <w:sz w:val="19"/>
+        </w:rPr>
+        <w:t xml:space="preserve">What it is  </w:t>
+      </w:r>
+      <w:r>
+        <w:rPr>
+          <w:color w:val="202020"/>
+          <w:sz w:val="20"/>
+        </w:rPr>
+        <w:t xml:space="preserve">The </w:t>
+      </w:r>
+      <w:r>
+        <w:rPr>
+          <w:rFonts w:ascii="Consolas" w:hAnsi="Consolas"/>
+          <w:color w:val="202020"/>
+          <w:sz w:val="19"/>
+        </w:rPr>
+        <w:t>DEADLETTER_PAYLOAD_MODE</w:t>
+      </w:r>
+      <w:r>
+        <w:rPr>
+          <w:color w:val="202020"/>
+          <w:sz w:val="20"/>
+        </w:rPr>
+        <w:t xml:space="preserve"> control, defaulting to </w:t>
+      </w:r>
+      <w:r>
+        <w:rPr>
+          <w:rFonts w:ascii="Consolas" w:hAnsi="Consolas"/>
+          <w:color w:val="202020"/>
+          <w:sz w:val="19"/>
+        </w:rPr>
+        <w:t>redacted</w:t>
+      </w:r>
+      <w:r>
+        <w:rPr>
+          <w:color w:val="202020"/>
+          <w:sz w:val="20"/>
+        </w:rPr>
+        <w:t xml:space="preserve"> in v1.1: failed-item records keep ids, version, error and ACL/SHA-256 stubs but strip indexed content and property values; </w:t>
+      </w:r>
+      <w:r>
+        <w:rPr>
+          <w:rFonts w:ascii="Consolas" w:hAnsi="Consolas"/>
+          <w:color w:val="202020"/>
+          <w:sz w:val="19"/>
+        </w:rPr>
+        <w:t>full</w:t>
+      </w:r>
+      <w:r>
+        <w:rPr>
+          <w:color w:val="202020"/>
+          <w:sz w:val="20"/>
+        </w:rPr>
+        <w:t xml:space="preserve"> (opt-in) stores payloads verbatim. An unrecognized value fails config load.</w:t>
+      </w:r>
+    </w:p>
+    <w:p>
+      <w:pPr>
+        <w:spacing w:after="160"/>
+        <w:ind w:left="240"/>
+      </w:pPr>
+      <w:r>
+        <w:rPr>
+          <w:b/>
+          <w:color w:val="595959"/>
+          <w:sz w:val="19"/>
+        </w:rPr>
+        <w:t xml:space="preserve">Why it matters  </w:t>
+      </w:r>
+      <w:r>
+        <w:rPr>
+          <w:color w:val="202020"/>
+          <w:sz w:val="20"/>
+        </w:rPr>
+        <w:t xml:space="preserve">It keeps raw content and PII off disk by default, so a growing dead-letter queue is not a data-at-rest exposure; </w:t>
+      </w:r>
+      <w:r>
+        <w:rPr>
+          <w:rFonts w:ascii="Consolas" w:hAnsi="Consolas"/>
+          <w:color w:val="202020"/>
+          <w:sz w:val="19"/>
+        </w:rPr>
+        <w:t>retry-failed</w:t>
+      </w:r>
+      <w:r>
+        <w:rPr>
+          <w:color w:val="202020"/>
+          <w:sz w:val="20"/>
+        </w:rPr>
+        <w:t xml:space="preserve"> re-fetches from Seismic regardless of the mode.</w:t>
+      </w:r>
+    </w:p>
+    <w:p>
+      <w:pPr>
+        <w:spacing w:after="20"/>
+        <w:keepNext/>
+      </w:pPr>
+      <w:r>
+        <w:rPr>
+          <w:b/>
+          <w:color w:val="1F3864"/>
+          <w:sz w:val="22"/>
+        </w:rPr>
+        <w:t>Decision ledger</w:t>
+      </w:r>
+    </w:p>
+    <w:p>
+      <w:pPr>
+        <w:spacing w:after="20"/>
+        <w:ind w:left="240"/>
+      </w:pPr>
+      <w:r>
+        <w:rPr>
+          <w:b/>
+          <w:color w:val="595959"/>
+          <w:sz w:val="19"/>
+        </w:rPr>
+        <w:t xml:space="preserve">What it is  </w:t>
+      </w:r>
+      <w:r>
+        <w:rPr>
+          <w:color w:val="202020"/>
+          <w:sz w:val="20"/>
+        </w:rPr>
+        <w:t>An opt-in (</w:t>
+      </w:r>
+      <w:r>
+        <w:rPr>
+          <w:rFonts w:ascii="Consolas" w:hAnsi="Consolas"/>
+          <w:color w:val="202020"/>
+          <w:sz w:val="19"/>
+        </w:rPr>
+        <w:t>DECISION_LEDGER=true</w:t>
+      </w:r>
+      <w:r>
+        <w:rPr>
+          <w:color w:val="202020"/>
+          <w:sz w:val="20"/>
+        </w:rPr>
+        <w:t>), append-only, SHA-256 hash-chained record of compliance decisions — No-MNE exclusions and classification ACL-restrictions (ids/reasons only, no content/PII) — that a Verify step can check for tamper, reorder or deletion.</w:t>
+      </w:r>
+    </w:p>
+    <w:p>
+      <w:pPr>
+        <w:spacing w:after="160"/>
+        <w:ind w:left="240"/>
+      </w:pPr>
+      <w:r>
+        <w:rPr>
+          <w:b/>
+          <w:color w:val="595959"/>
+          <w:sz w:val="19"/>
+        </w:rPr>
+        <w:t xml:space="preserve">Why it matters  </w:t>
+      </w:r>
+      <w:r>
+        <w:rPr>
+          <w:color w:val="202020"/>
+          <w:sz w:val="20"/>
+        </w:rPr>
+        <w:t>It is tamper-evident audit evidence that the compliance controls actually fired; pair it with off-box/WORM shipping for a full guarantee.</w:t>
+      </w:r>
+    </w:p>
+    <w:p>
+      <w:pPr>
+        <w:spacing w:after="20"/>
+        <w:keepNext/>
+      </w:pPr>
+      <w:r>
+        <w:rPr>
+          <w:b/>
+          <w:color w:val="1F3864"/>
+          <w:sz w:val="22"/>
+        </w:rPr>
+        <w:t>Classification enforcement (advisory tag → ACL)</w:t>
+      </w:r>
+    </w:p>
+    <w:p>
+      <w:pPr>
+        <w:spacing w:after="20"/>
+        <w:ind w:left="240"/>
+      </w:pPr>
+      <w:r>
+        <w:rPr>
+          <w:b/>
+          <w:color w:val="595959"/>
+          <w:sz w:val="19"/>
+        </w:rPr>
+        <w:t xml:space="preserve">What it is  </w:t>
+      </w:r>
+      <w:r>
+        <w:rPr>
+          <w:color w:val="202020"/>
+          <w:sz w:val="20"/>
+        </w:rPr>
+        <w:t xml:space="preserve">The </w:t>
+      </w:r>
+      <w:r>
+        <w:rPr>
+          <w:rFonts w:ascii="Consolas" w:hAnsi="Consolas"/>
+          <w:color w:val="202020"/>
+          <w:sz w:val="19"/>
+        </w:rPr>
+        <w:t>sensitivityLabel</w:t>
+      </w:r>
+      <w:r>
+        <w:rPr>
+          <w:color w:val="202020"/>
+          <w:sz w:val="20"/>
+        </w:rPr>
+        <w:t xml:space="preserve"> is an advisory, connector-applied tag (Purview-aligned in naming only, no Purview enforcement). Optional </w:t>
+      </w:r>
+      <w:r>
+        <w:rPr>
+          <w:rFonts w:ascii="Consolas" w:hAnsi="Consolas"/>
+          <w:color w:val="202020"/>
+          <w:sz w:val="19"/>
+        </w:rPr>
+        <w:t>CLASSIFICATION_ENFORCE_ACL</w:t>
+      </w:r>
+      <w:r>
+        <w:rPr>
+          <w:color w:val="202020"/>
+          <w:sz w:val="20"/>
+        </w:rPr>
+        <w:t xml:space="preserve"> + </w:t>
+      </w:r>
+      <w:r>
+        <w:rPr>
+          <w:rFonts w:ascii="Consolas" w:hAnsi="Consolas"/>
+          <w:color w:val="202020"/>
+          <w:sz w:val="19"/>
+        </w:rPr>
+        <w:t>CLASSIFICATION_ENFORCE_GROUP</w:t>
+      </w:r>
+      <w:r>
+        <w:rPr>
+          <w:color w:val="202020"/>
+          <w:sz w:val="20"/>
+        </w:rPr>
+        <w:t xml:space="preserve"> turns a Restricted tag into a real Graph ACL lock to one Entra group.</w:t>
+      </w:r>
+    </w:p>
+    <w:p>
+      <w:pPr>
+        <w:spacing w:after="160"/>
+        <w:ind w:left="240"/>
+      </w:pPr>
+      <w:r>
+        <w:rPr>
+          <w:b/>
+          <w:color w:val="595959"/>
+          <w:sz w:val="19"/>
+        </w:rPr>
+        <w:t xml:space="preserve">Why it matters  </w:t>
+      </w:r>
+      <w:r>
+        <w:rPr>
+          <w:color w:val="202020"/>
+          <w:sz w:val="20"/>
+        </w:rPr>
+        <w:t>It lets you optionally act on the classification without pretending the tag is a Purview label; an enforced Restricted item stays locked through the re-ACL sweep (section 8).</w:t>
+      </w:r>
+    </w:p>
+    <w:p>
+      <w:pPr>
+        <w:spacing w:after="20"/>
+        <w:keepNext/>
+      </w:pPr>
+      <w:r>
+        <w:rPr>
+          <w:b/>
+          <w:color w:val="1F3864"/>
+          <w:sz w:val="22"/>
+        </w:rPr>
+        <w:t>Stale-index item TTL / expirationDateTime</w:t>
+      </w:r>
+    </w:p>
+    <w:p>
+      <w:pPr>
+        <w:spacing w:after="20"/>
+        <w:ind w:left="240"/>
+      </w:pPr>
+      <w:r>
+        <w:rPr>
+          <w:b/>
+          <w:color w:val="595959"/>
+          <w:sz w:val="19"/>
+        </w:rPr>
+        <w:t xml:space="preserve">What it is  </w:t>
+      </w:r>
+      <w:r>
+        <w:rPr>
+          <w:color w:val="202020"/>
+          <w:sz w:val="20"/>
+        </w:rPr>
+        <w:t xml:space="preserve">The </w:t>
+      </w:r>
+      <w:r>
+        <w:rPr>
+          <w:rFonts w:ascii="Consolas" w:hAnsi="Consolas"/>
+          <w:color w:val="202020"/>
+          <w:sz w:val="19"/>
+        </w:rPr>
+        <w:t>GRAPH_ITEM_TTL_DAYS</w:t>
+      </w:r>
+      <w:r>
+        <w:rPr>
+          <w:color w:val="202020"/>
+          <w:sz w:val="20"/>
+        </w:rPr>
+        <w:t xml:space="preserve"> control: when &gt; 0, each ingested item is stamped a top-level Graph </w:t>
+      </w:r>
+      <w:r>
+        <w:rPr>
+          <w:rFonts w:ascii="Consolas" w:hAnsi="Consolas"/>
+          <w:color w:val="202020"/>
+          <w:sz w:val="19"/>
+        </w:rPr>
+        <w:t>expirationDateTime</w:t>
+      </w:r>
+      <w:r>
+        <w:rPr>
+          <w:color w:val="202020"/>
+          <w:sz w:val="20"/>
+        </w:rPr>
+        <w:t xml:space="preserve"> = now + TTL, re-stamped every crawl.</w:t>
+      </w:r>
+    </w:p>
+    <w:p>
+      <w:pPr>
+        <w:spacing w:after="160"/>
+        <w:ind w:left="240"/>
+      </w:pPr>
+      <w:r>
+        <w:rPr>
+          <w:b/>
+          <w:color w:val="595959"/>
+          <w:sz w:val="19"/>
+        </w:rPr>
+        <w:t xml:space="preserve">Why it matters  </w:t>
+      </w:r>
+      <w:r>
+        <w:rPr>
+          <w:color w:val="202020"/>
+          <w:sz w:val="20"/>
+        </w:rPr>
+        <w:t>It is defence-in-depth: if crawling stops after an outage, the index self-expires instead of serving stale content indefinitely; a healthy connector keeps live content from ever expiring.</w:t>
+      </w:r>
+    </w:p>
+    <w:p>
+      <w:pPr>
+        <w:spacing w:after="20"/>
+        <w:keepNext/>
+      </w:pPr>
+      <w:r>
+        <w:rPr>
+          <w:b/>
+          <w:color w:val="1F3864"/>
+          <w:sz w:val="22"/>
+        </w:rPr>
+        <w:t>Webhook anti-replay / signed timestamp</w:t>
+      </w:r>
+    </w:p>
+    <w:p>
+      <w:pPr>
+        <w:spacing w:after="20"/>
+        <w:ind w:left="240"/>
+      </w:pPr>
+      <w:r>
+        <w:rPr>
+          <w:b/>
+          <w:color w:val="595959"/>
+          <w:sz w:val="19"/>
+        </w:rPr>
+        <w:t xml:space="preserve">What it is  </w:t>
+      </w:r>
+      <w:r>
+        <w:rPr>
+          <w:color w:val="202020"/>
+          <w:sz w:val="20"/>
+        </w:rPr>
+        <w:t>The v1.1 webhook defence (</w:t>
+      </w:r>
+      <w:r>
+        <w:rPr>
+          <w:rFonts w:ascii="Consolas" w:hAnsi="Consolas"/>
+          <w:color w:val="202020"/>
+          <w:sz w:val="19"/>
+        </w:rPr>
+        <w:t>SEISMIC_WEBHOOK_REQUIRE_TIMESTAMP</w:t>
+      </w:r>
+      <w:r>
+        <w:rPr>
+          <w:color w:val="202020"/>
+          <w:sz w:val="20"/>
+        </w:rPr>
+        <w:t xml:space="preserve">, default on): the sender binds a signed timestamp into the HMAC (over </w:t>
+      </w:r>
+      <w:r>
+        <w:rPr>
+          <w:rFonts w:ascii="Consolas" w:hAnsi="Consolas"/>
+          <w:color w:val="202020"/>
+          <w:sz w:val="19"/>
+        </w:rPr>
+        <w:t>{timestamp}.{body}</w:t>
+      </w:r>
+      <w:r>
+        <w:rPr>
+          <w:color w:val="202020"/>
+          <w:sz w:val="20"/>
+        </w:rPr>
+        <w:t>) and the receiver rejects stale/future/replayed/missing-timestamp requests before parsing, within a freshness window (</w:t>
+      </w:r>
+      <w:r>
+        <w:rPr>
+          <w:rFonts w:ascii="Consolas" w:hAnsi="Consolas"/>
+          <w:color w:val="202020"/>
+          <w:sz w:val="19"/>
+        </w:rPr>
+        <w:t>SEISMIC_WEBHOOK_REPLAY_WINDOW_SECONDS</w:t>
+      </w:r>
+      <w:r>
+        <w:rPr>
+          <w:color w:val="202020"/>
+          <w:sz w:val="20"/>
+        </w:rPr>
+        <w:t>, default 300s).</w:t>
+      </w:r>
+    </w:p>
+    <w:p>
+      <w:pPr>
+        <w:spacing w:after="160"/>
+        <w:ind w:left="240"/>
+      </w:pPr>
+      <w:r>
+        <w:rPr>
+          <w:b/>
+          <w:color w:val="595959"/>
+          <w:sz w:val="19"/>
+        </w:rPr>
+        <w:t xml:space="preserve">Why it matters  </w:t>
+      </w:r>
+      <w:r>
+        <w:rPr>
+          <w:color w:val="202020"/>
+          <w:sz w:val="20"/>
+        </w:rPr>
+        <w:t>A valid signature alone cannot stop a captured request being replayed; the signed timestamp closes that gap. Legacy body-only senders work only with the flag off, which has no replay protection.</w:t>
       </w:r>
     </w:p>
     <w:sectPr>

--- a/Operator_Guides/03_Seismic_Connector_Guide.docx
+++ b/Operator_Guides/03_Seismic_Connector_Guide.docx
@@ -155,7 +155,7 @@
                 <w:color w:val="202020"/>
                 <w:sz w:val="20"/>
               </w:rPr>
-              <w:t>1.1</w:t>
+              <w:t>1.2</w:t>
             </w:r>
           </w:p>
         </w:tc>
@@ -187,7 +187,7 @@
                 <w:color w:val="202020"/>
                 <w:sz w:val="20"/>
               </w:rPr>
-              <w:t>18 July 2026 (bank-grade hardening release)</w:t>
+              <w:t>20 July 2026 (adversarial hardening release)</w:t>
             </w:r>
           </w:p>
         </w:tc>
@@ -418,21 +418,21 @@
         <w:tc>
           <w:tcPr>
             <w:tcW w:type="dxa" w:w="9360"/>
-            <w:shd w:val="clear" w:color="auto" w:fill="FBEDD6"/>
+            <w:shd w:val="clear" w:color="auto" w:fill="EAF0FA"/>
             <w:tcBorders>
-              <w:top w:val="single" w:sz="4" w:space="0" w:color="C77700"/>
-              <w:left w:val="single" w:sz="24" w:space="0" w:color="C77700"/>
-              <w:bottom w:val="single" w:sz="4" w:space="0" w:color="C77700"/>
-              <w:right w:val="single" w:sz="4" w:space="0" w:color="C77700"/>
+              <w:top w:val="single" w:sz="4" w:space="0" w:color="2E5496"/>
+              <w:left w:val="single" w:sz="24" w:space="0" w:color="2E5496"/>
+              <w:bottom w:val="single" w:sz="4" w:space="0" w:color="2E5496"/>
+              <w:right w:val="single" w:sz="4" w:space="0" w:color="2E5496"/>
             </w:tcBorders>
           </w:tcPr>
           <w:p>
             <w:r>
               <w:rPr>
                 <w:b/>
-                <w:color w:val="C77700"/>
-              </w:rPr>
-              <w:t xml:space="preserve">Important: </w:t>
+                <w:color w:val="2E5496"/>
+              </w:rPr>
+              <w:t xml:space="preserve">Note: </w:t>
             </w:r>
             <w:r>
               <w:rPr>
@@ -440,14 +440,14 @@
                 <w:color w:val="202020"/>
                 <w:sz w:val="20"/>
               </w:rPr>
-              <w:t>What changed in this release — safe defaults (v1.1, bank-grade hardening).</w:t>
+              <w:t>What changed in v1.2 (20 July 2026, adversarial hardening release).</w:t>
             </w:r>
             <w:r>
               <w:rPr>
                 <w:color w:val="202020"/>
                 <w:sz w:val="20"/>
               </w:rPr>
-              <w:t xml:space="preserve"> This release changes several defaults so the connector is safe out of the box. The behaviour-changing flips that affect Seismic are: (1) </w:t>
+              <w:t xml:space="preserve"> Four adversarial hardening rounds ran between 18 and 20 July, in which independent hostile verifiers attacked every fix. For Seismic they closed the decision ledger's crash-damage handling as a </w:t>
             </w:r>
             <w:r>
               <w:rPr>
@@ -455,14 +455,14 @@
                 <w:color w:val="202020"/>
                 <w:sz w:val="20"/>
               </w:rPr>
-              <w:t>MNPI / exclusion fail-closed</w:t>
+              <w:t>class</w:t>
             </w:r>
             <w:r>
               <w:rPr>
                 <w:color w:val="202020"/>
                 <w:sz w:val="20"/>
               </w:rPr>
-              <w:t xml:space="preserve"> — a missing, empty, </w:t>
+              <w:t xml:space="preserve">: the reader now resynchronises past destroyed separators, only bytes that are a byte-for-byte prefix of what the writer could have emitted are ever truncated as a torn write, physical damage is reported as </w:t>
             </w:r>
             <w:r>
               <w:rPr>
@@ -470,179 +470,29 @@
                 <w:color w:val="202020"/>
                 <w:sz w:val="19"/>
               </w:rPr>
-              <w:t>{}</w:t>
+              <w:t>LedgerFileDamage</w:t>
             </w:r>
             <w:r>
               <w:rPr>
                 <w:color w:val="202020"/>
                 <w:sz w:val="20"/>
               </w:rPr>
-              <w:t xml:space="preserve">, </w:t>
-            </w:r>
-            <w:r>
-              <w:rPr>
-                <w:rFonts w:ascii="Consolas" w:hAnsi="Consolas"/>
-                <w:color w:val="202020"/>
-                <w:sz w:val="19"/>
-              </w:rPr>
-              <w:t>null</w:t>
-            </w:r>
-            <w:r>
-              <w:rPr>
+              <w:t xml:space="preserve">, and sequence numbers are bounded so they can never wrap or be re-issued. The decision-ledger documentation in section 15 has been rewritten to state the current damage model and ledger layout, including the one known-open residual. The programme-wide story, verdicts and residuals for all five connectors are in the </w:t>
+            </w:r>
+            <w:r>
+              <w:rPr>
+                <w:b/>
                 <w:color w:val="202020"/>
                 <w:sz w:val="20"/>
               </w:rPr>
-              <w:t xml:space="preserve">, malformed, or rule-less </w:t>
-            </w:r>
-            <w:r>
-              <w:rPr>
-                <w:rFonts w:ascii="Consolas" w:hAnsi="Consolas"/>
-                <w:color w:val="202020"/>
-                <w:sz w:val="19"/>
-              </w:rPr>
-              <w:t>config/exclusions.json</w:t>
+              <w:t>Release Notes (CONN-DOC-REL-01, v2.0)</w:t>
             </w:r>
             <w:r>
               <w:rPr>
                 <w:color w:val="202020"/>
                 <w:sz w:val="20"/>
               </w:rPr>
-              <w:t xml:space="preserve"> is now a </w:t>
-            </w:r>
-            <w:r>
-              <w:rPr>
-                <w:b/>
-                <w:color w:val="202020"/>
-                <w:sz w:val="20"/>
-              </w:rPr>
-              <w:t>hard startup error</w:t>
-            </w:r>
-            <w:r>
-              <w:rPr>
-                <w:color w:val="202020"/>
-                <w:sz w:val="20"/>
-              </w:rPr>
-              <w:t xml:space="preserve">, no longer a silent "no rules" (section 7); (2) </w:t>
-            </w:r>
-            <w:r>
-              <w:rPr>
-                <w:b/>
-                <w:color w:val="202020"/>
-                <w:sz w:val="20"/>
-              </w:rPr>
-              <w:t>dead-letter records are redacted by default</w:t>
-            </w:r>
-            <w:r>
-              <w:rPr>
-                <w:color w:val="202020"/>
-                <w:sz w:val="20"/>
-              </w:rPr>
-              <w:t xml:space="preserve"> (</w:t>
-            </w:r>
-            <w:r>
-              <w:rPr>
-                <w:rFonts w:ascii="Consolas" w:hAnsi="Consolas"/>
-                <w:color w:val="202020"/>
-                <w:sz w:val="19"/>
-              </w:rPr>
-              <w:t>DEADLETTER_PAYLOAD_MODE=redacted</w:t>
-            </w:r>
-            <w:r>
-              <w:rPr>
-                <w:color w:val="202020"/>
-                <w:sz w:val="20"/>
-              </w:rPr>
-              <w:t xml:space="preserve">) — raw content and PII no longer hit disk unless you explicitly opt into </w:t>
-            </w:r>
-            <w:r>
-              <w:rPr>
-                <w:rFonts w:ascii="Consolas" w:hAnsi="Consolas"/>
-                <w:color w:val="202020"/>
-                <w:sz w:val="19"/>
-              </w:rPr>
-              <w:t>full</w:t>
-            </w:r>
-            <w:r>
-              <w:rPr>
-                <w:color w:val="202020"/>
-                <w:sz w:val="20"/>
-              </w:rPr>
-              <w:t xml:space="preserve"> (section 15); (3) </w:t>
-            </w:r>
-            <w:r>
-              <w:rPr>
-                <w:b/>
-                <w:color w:val="202020"/>
-                <w:sz w:val="20"/>
-              </w:rPr>
-              <w:t>identity re-syncs on incremental crawls</w:t>
-            </w:r>
-            <w:r>
-              <w:rPr>
-                <w:color w:val="202020"/>
-                <w:sz w:val="20"/>
-              </w:rPr>
-              <w:t xml:space="preserve"> (</w:t>
-            </w:r>
-            <w:r>
-              <w:rPr>
-                <w:rFonts w:ascii="Consolas" w:hAnsi="Consolas"/>
-                <w:color w:val="202020"/>
-                <w:sz w:val="19"/>
-              </w:rPr>
-              <w:t>IDENTITY_SYNC_ON_INCREMENTAL=true</w:t>
-            </w:r>
-            <w:r>
-              <w:rPr>
-                <w:color w:val="202020"/>
-                <w:sz w:val="20"/>
-              </w:rPr>
-              <w:t xml:space="preserve">) so ACL staleness shrinks to the incremental cadence (section 8/15); and (4) </w:t>
-            </w:r>
-            <w:r>
-              <w:rPr>
-                <w:b/>
-                <w:color w:val="202020"/>
-                <w:sz w:val="20"/>
-              </w:rPr>
-              <w:t>webhooks require a signed timestamp</w:t>
-            </w:r>
-            <w:r>
-              <w:rPr>
-                <w:color w:val="202020"/>
-                <w:sz w:val="20"/>
-              </w:rPr>
-              <w:t xml:space="preserve"> (</w:t>
-            </w:r>
-            <w:r>
-              <w:rPr>
-                <w:rFonts w:ascii="Consolas" w:hAnsi="Consolas"/>
-                <w:color w:val="202020"/>
-                <w:sz w:val="19"/>
-              </w:rPr>
-              <w:t>SEISMIC_WEBHOOK_REQUIRE_TIMESTAMP=true</w:t>
-            </w:r>
-            <w:r>
-              <w:rPr>
-                <w:color w:val="202020"/>
-                <w:sz w:val="20"/>
-              </w:rPr>
-              <w:t xml:space="preserve">) so replayed/stale requests are rejected before parse (section 9). If you are upgrading from v1.0, read section 7 first and confirm a reviewed </w:t>
-            </w:r>
-            <w:r>
-              <w:rPr>
-                <w:rFonts w:ascii="Consolas" w:hAnsi="Consolas"/>
-                <w:color w:val="202020"/>
-                <w:sz w:val="19"/>
-              </w:rPr>
-              <w:t>exclusions.json</w:t>
-            </w:r>
-            <w:r>
-              <w:rPr>
-                <w:color w:val="202020"/>
-                <w:sz w:val="20"/>
-              </w:rPr>
-              <w:t xml:space="preserve"> is in place before the connector will start.</w:t>
+              <w:t>.</w:t>
             </w:r>
           </w:p>
         </w:tc>
@@ -652,135 +502,6 @@
       <w:pPr>
         <w:spacing w:after="40"/>
       </w:pPr>
-    </w:p>
-    <w:p>
-      <w:pPr>
-        <w:pStyle w:val="Heading3"/>
-      </w:pPr>
-      <w:r>
-        <w:rPr>
-          <w:color w:val="2E5496"/>
-        </w:rPr>
-        <w:t>Who should read this</w:t>
-      </w:r>
-    </w:p>
-    <w:p>
-      <w:pPr>
-        <w:pStyle w:val="ListBullet"/>
-        <w:spacing w:after="40"/>
-      </w:pPr>
-      <w:r>
-        <w:rPr>
-          <w:b/>
-          <w:color w:val="202020"/>
-        </w:rPr>
-        <w:t>Operations &amp; monitoring</w:t>
-      </w:r>
-      <w:r>
-        <w:rPr>
-          <w:color w:val="202020"/>
-        </w:rPr>
-        <w:t xml:space="preserve"> — you keep the connector running, watch its dashboards, and respond to alerts.</w:t>
-      </w:r>
-    </w:p>
-    <w:p>
-      <w:pPr>
-        <w:pStyle w:val="ListBullet"/>
-        <w:spacing w:after="40"/>
-      </w:pPr>
-      <w:r>
-        <w:rPr>
-          <w:b/>
-          <w:color w:val="202020"/>
-        </w:rPr>
-        <w:t>Support / on-call (L1)</w:t>
-      </w:r>
-      <w:r>
-        <w:rPr>
-          <w:color w:val="202020"/>
-        </w:rPr>
-        <w:t xml:space="preserve"> — you take the first call when something looks wrong and follow the troubleshooting steps in section 14.</w:t>
-      </w:r>
-    </w:p>
-    <w:p>
-      <w:pPr>
-        <w:pStyle w:val="ListBullet"/>
-        <w:spacing w:after="40"/>
-      </w:pPr>
-      <w:r>
-        <w:rPr>
-          <w:b/>
-          <w:color w:val="202020"/>
-        </w:rPr>
-        <w:t>Whoever performs the first install</w:t>
-      </w:r>
-      <w:r>
-        <w:rPr>
-          <w:color w:val="202020"/>
-        </w:rPr>
-        <w:t xml:space="preserve"> — sections 10 and 11 walk the initial setup end to end.</w:t>
-      </w:r>
-    </w:p>
-    <w:p>
-      <w:pPr>
-        <w:pStyle w:val="Heading3"/>
-      </w:pPr>
-      <w:r>
-        <w:rPr>
-          <w:color w:val="2E5496"/>
-        </w:rPr>
-        <w:t>What this guide is not</w:t>
-      </w:r>
-    </w:p>
-    <w:p>
-      <w:pPr>
-        <w:spacing w:after="120"/>
-      </w:pPr>
-      <w:r>
-        <w:rPr>
-          <w:color w:val="202020"/>
-        </w:rPr>
-        <w:t xml:space="preserve">It does not re-teach the concepts that are the same for every connector in the set — what a Microsoft Graph connector is, what an </w:t>
-      </w:r>
-      <w:r>
-        <w:rPr>
-          <w:b/>
-          <w:color w:val="202020"/>
-        </w:rPr>
-        <w:t>external item</w:t>
-      </w:r>
-      <w:r>
-        <w:rPr>
-          <w:color w:val="202020"/>
-        </w:rPr>
-        <w:t xml:space="preserve"> and an </w:t>
-      </w:r>
-      <w:r>
-        <w:rPr>
-          <w:b/>
-          <w:color w:val="202020"/>
-        </w:rPr>
-        <w:t>ACL</w:t>
-      </w:r>
-      <w:r>
-        <w:rPr>
-          <w:color w:val="202020"/>
-        </w:rPr>
-        <w:t xml:space="preserve"> are, how the shared runtime (the "chassis") is installed, how authentication and Key Vault work, tenant quotas, backup and disaster recovery, and the shared glossary. Those live in the </w:t>
-      </w:r>
-      <w:r>
-        <w:rPr>
-          <w:b/>
-          <w:color w:val="202020"/>
-        </w:rPr>
-        <w:t>Tenant &amp; Common Concepts Guide (CONN-DOC-COMMON-01)</w:t>
-      </w:r>
-      <w:r>
-        <w:rPr>
-          <w:color w:val="202020"/>
-        </w:rPr>
-        <w:t>, referred to throughout as the "Common Guide". Read that guide first; this one only covers what is specific to Seismic.</w:t>
-      </w:r>
     </w:p>
     <w:tbl>
       <w:tblPr>
@@ -795,28 +516,231 @@
         <w:tc>
           <w:tcPr>
             <w:tcW w:type="dxa" w:w="9360"/>
-            <w:shd w:val="clear" w:color="auto" w:fill="EAF0FA"/>
+            <w:shd w:val="clear" w:color="auto" w:fill="FBEDD6"/>
             <w:tcBorders>
-              <w:top w:val="single" w:sz="4" w:space="0" w:color="2E5496"/>
-              <w:left w:val="single" w:sz="24" w:space="0" w:color="2E5496"/>
-              <w:bottom w:val="single" w:sz="4" w:space="0" w:color="2E5496"/>
-              <w:right w:val="single" w:sz="4" w:space="0" w:color="2E5496"/>
+              <w:top w:val="single" w:sz="4" w:space="0" w:color="C77700"/>
+              <w:left w:val="single" w:sz="24" w:space="0" w:color="C77700"/>
+              <w:bottom w:val="single" w:sz="4" w:space="0" w:color="C77700"/>
+              <w:right w:val="single" w:sz="4" w:space="0" w:color="C77700"/>
             </w:tcBorders>
           </w:tcPr>
           <w:p>
             <w:r>
               <w:rPr>
                 <w:b/>
-                <w:color w:val="2E5496"/>
-              </w:rPr>
-              <w:t xml:space="preserve">Note: </w:t>
-            </w:r>
-            <w:r>
-              <w:rPr>
+                <w:color w:val="C77700"/>
+              </w:rPr>
+              <w:t xml:space="preserve">Important: </w:t>
+            </w:r>
+            <w:r>
+              <w:rPr>
+                <w:b/>
                 <w:color w:val="202020"/>
                 <w:sz w:val="20"/>
               </w:rPr>
-              <w:t>Cross-references use the form "Common Guide §5". When you see a shared concept mentioned in passing here (Graph connection, external item, ACL, Entra ID, chassis install, monitoring stack, DR), the authoritative explanation is in the Common Guide.</w:t>
+              <w:t>What changed in v1.1 — safe defaults (bank-grade hardening, 18 July 2026).</w:t>
+            </w:r>
+            <w:r>
+              <w:rPr>
+                <w:color w:val="202020"/>
+                <w:sz w:val="20"/>
+              </w:rPr>
+              <w:t xml:space="preserve"> The v1.1 release changes several defaults so the connector is safe out of the box. The behaviour-changing flips that affect Seismic are: (1) </w:t>
+            </w:r>
+            <w:r>
+              <w:rPr>
+                <w:b/>
+                <w:color w:val="202020"/>
+                <w:sz w:val="20"/>
+              </w:rPr>
+              <w:t>MNPI / exclusion fail-closed</w:t>
+            </w:r>
+            <w:r>
+              <w:rPr>
+                <w:color w:val="202020"/>
+                <w:sz w:val="20"/>
+              </w:rPr>
+              <w:t xml:space="preserve"> — a missing, empty, </w:t>
+            </w:r>
+            <w:r>
+              <w:rPr>
+                <w:rFonts w:ascii="Consolas" w:hAnsi="Consolas"/>
+                <w:color w:val="202020"/>
+                <w:sz w:val="19"/>
+              </w:rPr>
+              <w:t>{}</w:t>
+            </w:r>
+            <w:r>
+              <w:rPr>
+                <w:color w:val="202020"/>
+                <w:sz w:val="20"/>
+              </w:rPr>
+              <w:t xml:space="preserve">, </w:t>
+            </w:r>
+            <w:r>
+              <w:rPr>
+                <w:rFonts w:ascii="Consolas" w:hAnsi="Consolas"/>
+                <w:color w:val="202020"/>
+                <w:sz w:val="19"/>
+              </w:rPr>
+              <w:t>null</w:t>
+            </w:r>
+            <w:r>
+              <w:rPr>
+                <w:color w:val="202020"/>
+                <w:sz w:val="20"/>
+              </w:rPr>
+              <w:t xml:space="preserve">, malformed, or rule-less </w:t>
+            </w:r>
+            <w:r>
+              <w:rPr>
+                <w:rFonts w:ascii="Consolas" w:hAnsi="Consolas"/>
+                <w:color w:val="202020"/>
+                <w:sz w:val="19"/>
+              </w:rPr>
+              <w:t>config/exclusions.json</w:t>
+            </w:r>
+            <w:r>
+              <w:rPr>
+                <w:color w:val="202020"/>
+                <w:sz w:val="20"/>
+              </w:rPr>
+              <w:t xml:space="preserve"> is now a </w:t>
+            </w:r>
+            <w:r>
+              <w:rPr>
+                <w:b/>
+                <w:color w:val="202020"/>
+                <w:sz w:val="20"/>
+              </w:rPr>
+              <w:t>hard startup error</w:t>
+            </w:r>
+            <w:r>
+              <w:rPr>
+                <w:color w:val="202020"/>
+                <w:sz w:val="20"/>
+              </w:rPr>
+              <w:t xml:space="preserve">, no longer a silent "no rules" (section 7); (2) </w:t>
+            </w:r>
+            <w:r>
+              <w:rPr>
+                <w:b/>
+                <w:color w:val="202020"/>
+                <w:sz w:val="20"/>
+              </w:rPr>
+              <w:t>dead-letter records are redacted by default</w:t>
+            </w:r>
+            <w:r>
+              <w:rPr>
+                <w:color w:val="202020"/>
+                <w:sz w:val="20"/>
+              </w:rPr>
+              <w:t xml:space="preserve"> (</w:t>
+            </w:r>
+            <w:r>
+              <w:rPr>
+                <w:rFonts w:ascii="Consolas" w:hAnsi="Consolas"/>
+                <w:color w:val="202020"/>
+                <w:sz w:val="19"/>
+              </w:rPr>
+              <w:t>DEADLETTER_PAYLOAD_MODE=redacted</w:t>
+            </w:r>
+            <w:r>
+              <w:rPr>
+                <w:color w:val="202020"/>
+                <w:sz w:val="20"/>
+              </w:rPr>
+              <w:t xml:space="preserve">) — raw content and PII no longer hit disk unless you explicitly opt into </w:t>
+            </w:r>
+            <w:r>
+              <w:rPr>
+                <w:rFonts w:ascii="Consolas" w:hAnsi="Consolas"/>
+                <w:color w:val="202020"/>
+                <w:sz w:val="19"/>
+              </w:rPr>
+              <w:t>full</w:t>
+            </w:r>
+            <w:r>
+              <w:rPr>
+                <w:color w:val="202020"/>
+                <w:sz w:val="20"/>
+              </w:rPr>
+              <w:t xml:space="preserve"> (section 15); (3) </w:t>
+            </w:r>
+            <w:r>
+              <w:rPr>
+                <w:b/>
+                <w:color w:val="202020"/>
+                <w:sz w:val="20"/>
+              </w:rPr>
+              <w:t>identity re-syncs on incremental crawls</w:t>
+            </w:r>
+            <w:r>
+              <w:rPr>
+                <w:color w:val="202020"/>
+                <w:sz w:val="20"/>
+              </w:rPr>
+              <w:t xml:space="preserve"> (</w:t>
+            </w:r>
+            <w:r>
+              <w:rPr>
+                <w:rFonts w:ascii="Consolas" w:hAnsi="Consolas"/>
+                <w:color w:val="202020"/>
+                <w:sz w:val="19"/>
+              </w:rPr>
+              <w:t>IDENTITY_SYNC_ON_INCREMENTAL=true</w:t>
+            </w:r>
+            <w:r>
+              <w:rPr>
+                <w:color w:val="202020"/>
+                <w:sz w:val="20"/>
+              </w:rPr>
+              <w:t xml:space="preserve">) so ACL staleness shrinks to the incremental cadence (section 8/15); and (4) </w:t>
+            </w:r>
+            <w:r>
+              <w:rPr>
+                <w:b/>
+                <w:color w:val="202020"/>
+                <w:sz w:val="20"/>
+              </w:rPr>
+              <w:t>webhooks require a signed timestamp</w:t>
+            </w:r>
+            <w:r>
+              <w:rPr>
+                <w:color w:val="202020"/>
+                <w:sz w:val="20"/>
+              </w:rPr>
+              <w:t xml:space="preserve"> (</w:t>
+            </w:r>
+            <w:r>
+              <w:rPr>
+                <w:rFonts w:ascii="Consolas" w:hAnsi="Consolas"/>
+                <w:color w:val="202020"/>
+                <w:sz w:val="19"/>
+              </w:rPr>
+              <w:t>SEISMIC_WEBHOOK_REQUIRE_TIMESTAMP=true</w:t>
+            </w:r>
+            <w:r>
+              <w:rPr>
+                <w:color w:val="202020"/>
+                <w:sz w:val="20"/>
+              </w:rPr>
+              <w:t xml:space="preserve">) so replayed/stale requests are rejected before parse (section 9). If you are upgrading from v1.0, read section 7 first and confirm a reviewed </w:t>
+            </w:r>
+            <w:r>
+              <w:rPr>
+                <w:rFonts w:ascii="Consolas" w:hAnsi="Consolas"/>
+                <w:color w:val="202020"/>
+                <w:sz w:val="19"/>
+              </w:rPr>
+              <w:t>exclusions.json</w:t>
+            </w:r>
+            <w:r>
+              <w:rPr>
+                <w:color w:val="202020"/>
+                <w:sz w:val="20"/>
+              </w:rPr>
+              <w:t xml:space="preserve"> is in place before the connector will start.</w:t>
             </w:r>
           </w:p>
         </w:tc>
@@ -835,7 +759,7 @@
         <w:rPr>
           <w:color w:val="2E5496"/>
         </w:rPr>
-        <w:t>How to use it</w:t>
+        <w:t>Who should read this</w:t>
       </w:r>
     </w:p>
     <w:p>
@@ -848,13 +772,13 @@
           <w:b/>
           <w:color w:val="202020"/>
         </w:rPr>
-        <w:t>Setting up for the first time?</w:t>
-      </w:r>
-      <w:r>
-        <w:rPr>
-          <w:color w:val="202020"/>
-        </w:rPr>
-        <w:t xml:space="preserve"> Work through section 10 (intake checklist) then section 11 (step-by-step).</w:t>
+        <w:t>Operations &amp; monitoring</w:t>
+      </w:r>
+      <w:r>
+        <w:rPr>
+          <w:color w:val="202020"/>
+        </w:rPr>
+        <w:t xml:space="preserve"> — you keep the connector running, watch its dashboards, and respond to alerts.</w:t>
       </w:r>
     </w:p>
     <w:p>
@@ -867,13 +791,13 @@
           <w:b/>
           <w:color w:val="202020"/>
         </w:rPr>
-        <w:t>Running it day to day?</w:t>
-      </w:r>
-      <w:r>
-        <w:rPr>
-          <w:color w:val="202020"/>
-        </w:rPr>
-        <w:t xml:space="preserve"> Sections 12 and 13 are your routine.</w:t>
+        <w:t>Support / on-call (L1)</w:t>
+      </w:r>
+      <w:r>
+        <w:rPr>
+          <w:color w:val="202020"/>
+        </w:rPr>
+        <w:t xml:space="preserve"> — you take the first call when something looks wrong and follow the troubleshooting steps in section 14.</w:t>
       </w:r>
     </w:p>
     <w:p>
@@ -886,398 +810,74 @@
           <w:b/>
           <w:color w:val="202020"/>
         </w:rPr>
-        <w:t>Something is wrong?</w:t>
-      </w:r>
-      <w:r>
-        <w:rPr>
-          <w:color w:val="202020"/>
-        </w:rPr>
-        <w:t xml:space="preserve"> Go straight to section 14 (troubleshooting), matched to the same runbooks the platform team uses.</w:t>
+        <w:t>Whoever performs the first install</w:t>
+      </w:r>
+      <w:r>
+        <w:rPr>
+          <w:color w:val="202020"/>
+        </w:rPr>
+        <w:t xml:space="preserve"> — sections 10 and 11 walk the initial setup end to end.</w:t>
       </w:r>
     </w:p>
     <w:p>
       <w:pPr>
-        <w:pStyle w:val="ListBullet"/>
-        <w:spacing w:after="40"/>
-      </w:pPr>
-      <w:r>
-        <w:rPr>
-          <w:b/>
-          <w:color w:val="202020"/>
-        </w:rPr>
-        <w:t>Need to look up a setting?</w:t>
-      </w:r>
-      <w:r>
-        <w:rPr>
-          <w:color w:val="202020"/>
-        </w:rPr>
-        <w:t xml:space="preserve"> Section 15 is the full configuration reference.</w:t>
+        <w:pStyle w:val="Heading3"/>
+      </w:pPr>
+      <w:r>
+        <w:rPr>
+          <w:color w:val="2E5496"/>
+        </w:rPr>
+        <w:t>What this guide is not</w:t>
       </w:r>
     </w:p>
     <w:p>
       <w:pPr>
-        <w:pStyle w:val="Heading1"/>
-      </w:pPr>
-      <w:r>
-        <w:rPr>
-          <w:color w:val="1F3864"/>
-        </w:rPr>
-        <w:t>2. What is Seismic, and what data will this connector index?</w:t>
-      </w:r>
-    </w:p>
-    <w:p>
-      <w:pPr>
-        <w:spacing w:after="200"/>
-      </w:pPr>
-      <w:r>
-        <w:rPr>
-          <w:color w:val="595959"/>
-          <w:sz w:val="23"/>
-        </w:rPr>
-        <w:t xml:space="preserve">Seismic is a </w:t>
+        <w:spacing w:after="120"/>
+      </w:pPr>
+      <w:r>
+        <w:rPr>
+          <w:color w:val="202020"/>
+        </w:rPr>
+        <w:t xml:space="preserve">It does not re-teach the concepts that are the same for every connector in the set — what a Microsoft Graph connector is, what an </w:t>
       </w:r>
       <w:r>
         <w:rPr>
           <w:b/>
-          <w:color w:val="595959"/>
-          <w:sz w:val="23"/>
-        </w:rPr>
-        <w:t>sales-enablement</w:t>
-      </w:r>
-      <w:r>
-        <w:rPr>
-          <w:color w:val="595959"/>
-          <w:sz w:val="23"/>
-        </w:rPr>
-        <w:t xml:space="preserve"> platform: a managed library of the approved material your client-facing staff use — pitch decks, product one-pagers, fact sheets, proposal templates, and so on. This connector indexes that library into Microsoft 365 Copilot.</w:t>
-      </w:r>
-    </w:p>
-    <w:p>
-      <w:pPr>
-        <w:pStyle w:val="Heading3"/>
-      </w:pPr>
-      <w:r>
-        <w:rPr>
-          <w:color w:val="2E5496"/>
-        </w:rPr>
-        <w:t>The Seismic content library, in plain terms</w:t>
-      </w:r>
-    </w:p>
-    <w:p>
-      <w:pPr>
-        <w:spacing w:after="120"/>
-      </w:pPr>
-      <w:r>
-        <w:rPr>
-          <w:color w:val="202020"/>
-        </w:rPr>
-        <w:t xml:space="preserve">Seismic organises content into </w:t>
+          <w:color w:val="202020"/>
+        </w:rPr>
+        <w:t>external item</w:t>
+      </w:r>
+      <w:r>
+        <w:rPr>
+          <w:color w:val="202020"/>
+        </w:rPr>
+        <w:t xml:space="preserve"> and an </w:t>
       </w:r>
       <w:r>
         <w:rPr>
           <w:b/>
           <w:color w:val="202020"/>
         </w:rPr>
-        <w:t>teamsites</w:t>
-      </w:r>
-      <w:r>
-        <w:rPr>
-          <w:color w:val="202020"/>
-        </w:rPr>
-        <w:t xml:space="preserve"> (also called libraries). A teamsite is a container — think of it as a department's or product line's shared folder — with its own membership and permissions. Inside each teamsite are </w:t>
+        <w:t>ACL</w:t>
+      </w:r>
+      <w:r>
+        <w:rPr>
+          <w:color w:val="202020"/>
+        </w:rPr>
+        <w:t xml:space="preserve"> are, how the shared runtime (the "chassis") is installed, how authentication and Key Vault work, tenant quotas, backup and disaster recovery, and the shared glossary. Those live in the </w:t>
       </w:r>
       <w:r>
         <w:rPr>
           <w:b/>
           <w:color w:val="202020"/>
         </w:rPr>
-        <w:t>content items</w:t>
-      </w:r>
-      <w:r>
-        <w:rPr>
-          <w:color w:val="202020"/>
-        </w:rPr>
-        <w:t>: individual documents and assets. The connector indexes three broad kinds of content item:</w:t>
-      </w:r>
-    </w:p>
-    <w:p>
-      <w:pPr>
-        <w:pStyle w:val="ListBullet"/>
-        <w:spacing w:after="40"/>
-      </w:pPr>
-      <w:r>
-        <w:rPr>
-          <w:b/>
-          <w:color w:val="202020"/>
-        </w:rPr>
-        <w:t>Documents</w:t>
-      </w:r>
-      <w:r>
-        <w:rPr>
-          <w:color w:val="202020"/>
-        </w:rPr>
-        <w:t xml:space="preserve"> — ordinary files: Word, PowerPoint (including slide notes), Excel, PDF, plain text and HTML, plus other formats indexed by name and description only.</w:t>
-      </w:r>
-    </w:p>
-    <w:p>
-      <w:pPr>
-        <w:pStyle w:val="ListBullet"/>
-        <w:spacing w:after="40"/>
-      </w:pPr>
-      <w:r>
-        <w:rPr>
-          <w:b/>
-          <w:color w:val="202020"/>
-        </w:rPr>
-        <w:t>Pages</w:t>
-      </w:r>
-      <w:r>
-        <w:rPr>
-          <w:color w:val="202020"/>
-        </w:rPr>
-        <w:t xml:space="preserve"> — Seismic's own composed content surfaces, treated as content items like any other.</w:t>
-      </w:r>
-    </w:p>
-    <w:p>
-      <w:pPr>
-        <w:pStyle w:val="ListBullet"/>
-        <w:spacing w:after="40"/>
-      </w:pPr>
-      <w:r>
-        <w:rPr>
-          <w:b/>
-          <w:color w:val="202020"/>
-        </w:rPr>
-        <w:t>LiveDocs</w:t>
-      </w:r>
-      <w:r>
-        <w:rPr>
-          <w:color w:val="202020"/>
-        </w:rPr>
-        <w:t xml:space="preserve"> — document *templates* that a salesperson personalises at generation time by filling in fields such as "client name", "product", or "region". The connector can index the names of those input fields so a template is findable by what it can be tailored to.</w:t>
-      </w:r>
-    </w:p>
-    <w:p>
-      <w:pPr>
-        <w:pStyle w:val="Heading3"/>
-      </w:pPr>
-      <w:r>
-        <w:rPr>
-          <w:color w:val="2E5496"/>
-        </w:rPr>
-        <w:t>Versions</w:t>
-      </w:r>
-    </w:p>
-    <w:p>
-      <w:pPr>
-        <w:spacing w:after="120"/>
-      </w:pPr>
-      <w:r>
-        <w:rPr>
-          <w:color w:val="202020"/>
-        </w:rPr>
-        <w:t xml:space="preserve">Every content item in Seismic has </w:t>
-      </w:r>
-      <w:r>
-        <w:rPr>
-          <w:b/>
-          <w:color w:val="202020"/>
-        </w:rPr>
-        <w:t>versions</w:t>
-      </w:r>
-      <w:r>
-        <w:rPr>
-          <w:color w:val="202020"/>
-        </w:rPr>
-        <w:t xml:space="preserve"> — as collateral is revised, Seismic keeps a history and marks one version as the </w:t>
-      </w:r>
-      <w:r>
-        <w:rPr>
-          <w:b/>
-          <w:color w:val="202020"/>
-        </w:rPr>
-        <w:t>current published</w:t>
-      </w:r>
-      <w:r>
-        <w:rPr>
-          <w:color w:val="202020"/>
-        </w:rPr>
-        <w:t xml:space="preserve"> version. This connector only ever indexes the current published version of an item. When a newer version is published it </w:t>
-      </w:r>
-      <w:r>
-        <w:rPr>
-          <w:b/>
-          <w:color w:val="202020"/>
-        </w:rPr>
-        <w:t>supersedes</w:t>
-      </w:r>
-      <w:r>
-        <w:rPr>
-          <w:color w:val="202020"/>
-        </w:rPr>
-        <w:t xml:space="preserve"> the old one in the index; when an item is unpublished or expires it is </w:t>
-      </w:r>
-      <w:r>
-        <w:rPr>
-          <w:b/>
-          <w:color w:val="202020"/>
-        </w:rPr>
-        <w:t>withdrawn</w:t>
-      </w:r>
-      <w:r>
-        <w:rPr>
-          <w:color w:val="202020"/>
-        </w:rPr>
-        <w:t>. Versioning is central to how the connector behaves and is covered in detail in section 6.</w:t>
-      </w:r>
-    </w:p>
-    <w:p>
-      <w:pPr>
-        <w:pStyle w:val="Heading3"/>
-      </w:pPr>
-      <w:r>
-        <w:rPr>
-          <w:color w:val="2E5496"/>
-        </w:rPr>
-        <w:t>Who uses it, and why index it for the bank</w:t>
-      </w:r>
-    </w:p>
-    <w:p>
-      <w:pPr>
-        <w:spacing w:after="120"/>
-      </w:pPr>
-      <w:r>
-        <w:rPr>
-          <w:color w:val="202020"/>
-        </w:rPr>
-        <w:t xml:space="preserve">Seismic is used by relationship managers, sales and coverage teams, and the marketing / product-marketing groups that publish into it. Indexing it into Copilot means staff can ask Copilot natural-language questions — "what is our latest FX hedging one-pager?", "which deck covers the new deposit product for mid-market?" — and get answers grounded in the bank's </w:t>
-      </w:r>
-      <w:r>
-        <w:rPr>
-          <w:b/>
-          <w:color w:val="202020"/>
-        </w:rPr>
-        <w:t>approved</w:t>
-      </w:r>
-      <w:r>
-        <w:rPr>
-          <w:color w:val="202020"/>
-        </w:rPr>
-        <w:t xml:space="preserve"> collateral rather than a stale copy on someone's laptop.</w:t>
-      </w:r>
-    </w:p>
-    <w:p>
-      <w:pPr>
-        <w:spacing w:after="120"/>
-      </w:pPr>
-      <w:r>
-        <w:rPr>
-          <w:color w:val="202020"/>
-        </w:rPr>
-        <w:t xml:space="preserve">Two things make this valuable </w:t>
-      </w:r>
-      <w:r>
-        <w:rPr>
-          <w:b/>
-          <w:color w:val="202020"/>
-        </w:rPr>
-        <w:t>and</w:t>
-      </w:r>
-      <w:r>
-        <w:rPr>
-          <w:color w:val="202020"/>
-        </w:rPr>
-        <w:t xml:space="preserve"> safe for a bank, and both are enforced by this connector: Copilot only surfaces an item to a user who is </w:t>
-      </w:r>
-      <w:r>
-        <w:rPr>
-          <w:b/>
-          <w:color w:val="202020"/>
-        </w:rPr>
-        <w:t>already permitted</w:t>
-      </w:r>
-      <w:r>
-        <w:rPr>
-          <w:color w:val="202020"/>
-        </w:rPr>
-        <w:t xml:space="preserve"> to see it in Seismic (access trimming, section 5), and content that is compliance-sensitive — for example material non-public information tied to a live deal — is </w:t>
-      </w:r>
-      <w:r>
-        <w:rPr>
-          <w:b/>
-          <w:color w:val="202020"/>
-        </w:rPr>
-        <w:t>never</w:t>
-      </w:r>
-      <w:r>
-        <w:rPr>
-          <w:color w:val="202020"/>
-        </w:rPr>
-        <w:t xml:space="preserve"> indexed at all (the No-MNE filter, section 7).</w:t>
-      </w:r>
-    </w:p>
-    <w:p>
-      <w:pPr>
-        <w:pStyle w:val="Heading1"/>
-      </w:pPr>
-      <w:r>
-        <w:rPr>
-          <w:color w:val="1F3864"/>
-        </w:rPr>
-        <w:t>3. What this connector does</w:t>
-      </w:r>
-    </w:p>
-    <w:p>
-      <w:pPr>
-        <w:spacing w:after="200"/>
-      </w:pPr>
-      <w:r>
-        <w:rPr>
-          <w:color w:val="595959"/>
-          <w:sz w:val="23"/>
-        </w:rPr>
-        <w:t xml:space="preserve">The connector is a standalone service that logs in to Seismic, reads the approved content, and keeps a matching set of </w:t>
-      </w:r>
-      <w:r>
-        <w:rPr>
-          <w:b/>
-          <w:color w:val="595959"/>
-          <w:sz w:val="23"/>
-        </w:rPr>
-        <w:t>external items</w:t>
-      </w:r>
-      <w:r>
-        <w:rPr>
-          <w:color w:val="595959"/>
-          <w:sz w:val="23"/>
-        </w:rPr>
-        <w:t xml:space="preserve"> in a Microsoft 365 Copilot </w:t>
-      </w:r>
-      <w:r>
-        <w:rPr>
-          <w:b/>
-          <w:color w:val="595959"/>
-          <w:sz w:val="23"/>
-        </w:rPr>
-        <w:t>Graph connection</w:t>
-      </w:r>
-      <w:r>
-        <w:rPr>
-          <w:color w:val="595959"/>
-          <w:sz w:val="23"/>
-        </w:rPr>
-        <w:t xml:space="preserve"> up to date — additions, updates, and removals — with the correct permissions on each one.</w:t>
-      </w:r>
-    </w:p>
-    <w:p>
-      <w:pPr>
-        <w:spacing w:after="120"/>
-      </w:pPr>
-      <w:r>
-        <w:rPr>
-          <w:color w:val="202020"/>
-        </w:rPr>
-        <w:t>It is built on the shared connector runtime (the "chassis") described in the Common Guide, so its install, health endpoints, logging, Key Vault integration, retry/backoff, SQL/HA backend, and disaster-recovery model are the same as every other connector in the set. What follows is the Seismic-specific behaviour layered on top.</w:t>
+        <w:t>Tenant &amp; Common Concepts Guide (CONN-DOC-COMMON-01)</w:t>
+      </w:r>
+      <w:r>
+        <w:rPr>
+          <w:color w:val="202020"/>
+        </w:rPr>
+        <w:t>, referred to throughout as the "Common Guide". Read that guide first; this one only covers what is specific to Seismic.</w:t>
       </w:r>
     </w:p>
     <w:tbl>
@@ -1314,6 +914,504 @@
                 <w:color w:val="202020"/>
                 <w:sz w:val="20"/>
               </w:rPr>
+              <w:t>Cross-references use the form "Common Guide §5". When you see a shared concept mentioned in passing here (Graph connection, external item, ACL, Entra ID, chassis install, monitoring stack, DR), the authoritative explanation is in the Common Guide.</w:t>
+            </w:r>
+          </w:p>
+        </w:tc>
+      </w:tr>
+    </w:tbl>
+    <w:p>
+      <w:pPr>
+        <w:spacing w:after="40"/>
+      </w:pPr>
+    </w:p>
+    <w:p>
+      <w:pPr>
+        <w:pStyle w:val="Heading3"/>
+      </w:pPr>
+      <w:r>
+        <w:rPr>
+          <w:color w:val="2E5496"/>
+        </w:rPr>
+        <w:t>How to use it</w:t>
+      </w:r>
+    </w:p>
+    <w:p>
+      <w:pPr>
+        <w:pStyle w:val="ListBullet"/>
+        <w:spacing w:after="40"/>
+      </w:pPr>
+      <w:r>
+        <w:rPr>
+          <w:b/>
+          <w:color w:val="202020"/>
+        </w:rPr>
+        <w:t>Setting up for the first time?</w:t>
+      </w:r>
+      <w:r>
+        <w:rPr>
+          <w:color w:val="202020"/>
+        </w:rPr>
+        <w:t xml:space="preserve"> Work through section 10 (intake checklist) then section 11 (step-by-step).</w:t>
+      </w:r>
+    </w:p>
+    <w:p>
+      <w:pPr>
+        <w:pStyle w:val="ListBullet"/>
+        <w:spacing w:after="40"/>
+      </w:pPr>
+      <w:r>
+        <w:rPr>
+          <w:b/>
+          <w:color w:val="202020"/>
+        </w:rPr>
+        <w:t>Running it day to day?</w:t>
+      </w:r>
+      <w:r>
+        <w:rPr>
+          <w:color w:val="202020"/>
+        </w:rPr>
+        <w:t xml:space="preserve"> Sections 12 and 13 are your routine.</w:t>
+      </w:r>
+    </w:p>
+    <w:p>
+      <w:pPr>
+        <w:pStyle w:val="ListBullet"/>
+        <w:spacing w:after="40"/>
+      </w:pPr>
+      <w:r>
+        <w:rPr>
+          <w:b/>
+          <w:color w:val="202020"/>
+        </w:rPr>
+        <w:t>Something is wrong?</w:t>
+      </w:r>
+      <w:r>
+        <w:rPr>
+          <w:color w:val="202020"/>
+        </w:rPr>
+        <w:t xml:space="preserve"> Go straight to section 14 (troubleshooting), matched to the same runbooks the platform team uses.</w:t>
+      </w:r>
+    </w:p>
+    <w:p>
+      <w:pPr>
+        <w:pStyle w:val="ListBullet"/>
+        <w:spacing w:after="40"/>
+      </w:pPr>
+      <w:r>
+        <w:rPr>
+          <w:b/>
+          <w:color w:val="202020"/>
+        </w:rPr>
+        <w:t>Need to look up a setting?</w:t>
+      </w:r>
+      <w:r>
+        <w:rPr>
+          <w:color w:val="202020"/>
+        </w:rPr>
+        <w:t xml:space="preserve"> Section 15 is the full configuration reference.</w:t>
+      </w:r>
+    </w:p>
+    <w:p>
+      <w:pPr>
+        <w:pStyle w:val="Heading1"/>
+      </w:pPr>
+      <w:r>
+        <w:rPr>
+          <w:color w:val="1F3864"/>
+        </w:rPr>
+        <w:t>2. What is Seismic, and what data will this connector index?</w:t>
+      </w:r>
+    </w:p>
+    <w:p>
+      <w:pPr>
+        <w:spacing w:after="200"/>
+      </w:pPr>
+      <w:r>
+        <w:rPr>
+          <w:color w:val="595959"/>
+          <w:sz w:val="23"/>
+        </w:rPr>
+        <w:t xml:space="preserve">Seismic is a </w:t>
+      </w:r>
+      <w:r>
+        <w:rPr>
+          <w:b/>
+          <w:color w:val="595959"/>
+          <w:sz w:val="23"/>
+        </w:rPr>
+        <w:t>sales-enablement</w:t>
+      </w:r>
+      <w:r>
+        <w:rPr>
+          <w:color w:val="595959"/>
+          <w:sz w:val="23"/>
+        </w:rPr>
+        <w:t xml:space="preserve"> platform: a managed library of the approved material your client-facing staff use — pitch decks, product one-pagers, fact sheets, proposal templates, and so on. This connector indexes that library into Microsoft 365 Copilot.</w:t>
+      </w:r>
+    </w:p>
+    <w:p>
+      <w:pPr>
+        <w:pStyle w:val="Heading3"/>
+      </w:pPr>
+      <w:r>
+        <w:rPr>
+          <w:color w:val="2E5496"/>
+        </w:rPr>
+        <w:t>The Seismic content library, in plain terms</w:t>
+      </w:r>
+    </w:p>
+    <w:p>
+      <w:pPr>
+        <w:spacing w:after="120"/>
+      </w:pPr>
+      <w:r>
+        <w:rPr>
+          <w:color w:val="202020"/>
+        </w:rPr>
+        <w:t xml:space="preserve">Seismic organises content into </w:t>
+      </w:r>
+      <w:r>
+        <w:rPr>
+          <w:b/>
+          <w:color w:val="202020"/>
+        </w:rPr>
+        <w:t>teamsites</w:t>
+      </w:r>
+      <w:r>
+        <w:rPr>
+          <w:color w:val="202020"/>
+        </w:rPr>
+        <w:t xml:space="preserve"> (also called libraries). A teamsite is a container — think of it as a department's or product line's shared folder — with its own membership and permissions. Inside each teamsite are </w:t>
+      </w:r>
+      <w:r>
+        <w:rPr>
+          <w:b/>
+          <w:color w:val="202020"/>
+        </w:rPr>
+        <w:t>content items</w:t>
+      </w:r>
+      <w:r>
+        <w:rPr>
+          <w:color w:val="202020"/>
+        </w:rPr>
+        <w:t>: individual documents and assets. The connector indexes three broad kinds of content item:</w:t>
+      </w:r>
+    </w:p>
+    <w:p>
+      <w:pPr>
+        <w:pStyle w:val="ListBullet"/>
+        <w:spacing w:after="40"/>
+      </w:pPr>
+      <w:r>
+        <w:rPr>
+          <w:b/>
+          <w:color w:val="202020"/>
+        </w:rPr>
+        <w:t>Documents</w:t>
+      </w:r>
+      <w:r>
+        <w:rPr>
+          <w:color w:val="202020"/>
+        </w:rPr>
+        <w:t xml:space="preserve"> — ordinary files: Word, PowerPoint (including slide notes), Excel, PDF, plain text and HTML, plus other formats indexed by name and description only.</w:t>
+      </w:r>
+    </w:p>
+    <w:p>
+      <w:pPr>
+        <w:pStyle w:val="ListBullet"/>
+        <w:spacing w:after="40"/>
+      </w:pPr>
+      <w:r>
+        <w:rPr>
+          <w:b/>
+          <w:color w:val="202020"/>
+        </w:rPr>
+        <w:t>Pages</w:t>
+      </w:r>
+      <w:r>
+        <w:rPr>
+          <w:color w:val="202020"/>
+        </w:rPr>
+        <w:t xml:space="preserve"> — Seismic's own composed content surfaces, treated as content items like any other.</w:t>
+      </w:r>
+    </w:p>
+    <w:p>
+      <w:pPr>
+        <w:pStyle w:val="ListBullet"/>
+        <w:spacing w:after="40"/>
+      </w:pPr>
+      <w:r>
+        <w:rPr>
+          <w:b/>
+          <w:color w:val="202020"/>
+        </w:rPr>
+        <w:t>LiveDocs</w:t>
+      </w:r>
+      <w:r>
+        <w:rPr>
+          <w:color w:val="202020"/>
+        </w:rPr>
+        <w:t xml:space="preserve"> — document *templates* that a salesperson personalises at generation time by filling in fields such as "client name", "product", or "region". The connector can index the names of those input fields so a template is findable by what it can be tailored to.</w:t>
+      </w:r>
+    </w:p>
+    <w:p>
+      <w:pPr>
+        <w:pStyle w:val="Heading3"/>
+      </w:pPr>
+      <w:r>
+        <w:rPr>
+          <w:color w:val="2E5496"/>
+        </w:rPr>
+        <w:t>Versions</w:t>
+      </w:r>
+    </w:p>
+    <w:p>
+      <w:pPr>
+        <w:spacing w:after="120"/>
+      </w:pPr>
+      <w:r>
+        <w:rPr>
+          <w:color w:val="202020"/>
+        </w:rPr>
+        <w:t xml:space="preserve">Every content item in Seismic has </w:t>
+      </w:r>
+      <w:r>
+        <w:rPr>
+          <w:b/>
+          <w:color w:val="202020"/>
+        </w:rPr>
+        <w:t>versions</w:t>
+      </w:r>
+      <w:r>
+        <w:rPr>
+          <w:color w:val="202020"/>
+        </w:rPr>
+        <w:t xml:space="preserve"> — as collateral is revised, Seismic keeps a history and marks one version as the </w:t>
+      </w:r>
+      <w:r>
+        <w:rPr>
+          <w:b/>
+          <w:color w:val="202020"/>
+        </w:rPr>
+        <w:t>current published</w:t>
+      </w:r>
+      <w:r>
+        <w:rPr>
+          <w:color w:val="202020"/>
+        </w:rPr>
+        <w:t xml:space="preserve"> version. This connector only ever indexes the current published version of an item. When a newer version is published it </w:t>
+      </w:r>
+      <w:r>
+        <w:rPr>
+          <w:b/>
+          <w:color w:val="202020"/>
+        </w:rPr>
+        <w:t>supersedes</w:t>
+      </w:r>
+      <w:r>
+        <w:rPr>
+          <w:color w:val="202020"/>
+        </w:rPr>
+        <w:t xml:space="preserve"> the old one in the index; when an item is unpublished or expires it is </w:t>
+      </w:r>
+      <w:r>
+        <w:rPr>
+          <w:b/>
+          <w:color w:val="202020"/>
+        </w:rPr>
+        <w:t>withdrawn</w:t>
+      </w:r>
+      <w:r>
+        <w:rPr>
+          <w:color w:val="202020"/>
+        </w:rPr>
+        <w:t>. Versioning is central to how the connector behaves and is covered in detail in section 6.</w:t>
+      </w:r>
+    </w:p>
+    <w:p>
+      <w:pPr>
+        <w:pStyle w:val="Heading3"/>
+      </w:pPr>
+      <w:r>
+        <w:rPr>
+          <w:color w:val="2E5496"/>
+        </w:rPr>
+        <w:t>Who uses it, and why index it for the bank</w:t>
+      </w:r>
+    </w:p>
+    <w:p>
+      <w:pPr>
+        <w:spacing w:after="120"/>
+      </w:pPr>
+      <w:r>
+        <w:rPr>
+          <w:color w:val="202020"/>
+        </w:rPr>
+        <w:t xml:space="preserve">Seismic is used by relationship managers, sales and coverage teams, and the marketing / product-marketing groups that publish into it. Indexing it into Copilot means staff can ask Copilot natural-language questions — "what is our latest FX hedging one-pager?", "which deck covers the new deposit product for mid-market?" — and get answers grounded in the bank's </w:t>
+      </w:r>
+      <w:r>
+        <w:rPr>
+          <w:b/>
+          <w:color w:val="202020"/>
+        </w:rPr>
+        <w:t>approved</w:t>
+      </w:r>
+      <w:r>
+        <w:rPr>
+          <w:color w:val="202020"/>
+        </w:rPr>
+        <w:t xml:space="preserve"> collateral rather than a stale copy on someone's laptop.</w:t>
+      </w:r>
+    </w:p>
+    <w:p>
+      <w:pPr>
+        <w:spacing w:after="120"/>
+      </w:pPr>
+      <w:r>
+        <w:rPr>
+          <w:color w:val="202020"/>
+        </w:rPr>
+        <w:t xml:space="preserve">Two things make this valuable </w:t>
+      </w:r>
+      <w:r>
+        <w:rPr>
+          <w:b/>
+          <w:color w:val="202020"/>
+        </w:rPr>
+        <w:t>and</w:t>
+      </w:r>
+      <w:r>
+        <w:rPr>
+          <w:color w:val="202020"/>
+        </w:rPr>
+        <w:t xml:space="preserve"> safe for a bank, and both are enforced by this connector: Copilot only surfaces an item to a user who is </w:t>
+      </w:r>
+      <w:r>
+        <w:rPr>
+          <w:b/>
+          <w:color w:val="202020"/>
+        </w:rPr>
+        <w:t>already permitted</w:t>
+      </w:r>
+      <w:r>
+        <w:rPr>
+          <w:color w:val="202020"/>
+        </w:rPr>
+        <w:t xml:space="preserve"> to see it in Seismic (access trimming, section 5), and content that is compliance-sensitive — for example material non-public information tied to a live deal — is </w:t>
+      </w:r>
+      <w:r>
+        <w:rPr>
+          <w:b/>
+          <w:color w:val="202020"/>
+        </w:rPr>
+        <w:t>never</w:t>
+      </w:r>
+      <w:r>
+        <w:rPr>
+          <w:color w:val="202020"/>
+        </w:rPr>
+        <w:t xml:space="preserve"> indexed at all (the No-MNE filter, section 7).</w:t>
+      </w:r>
+    </w:p>
+    <w:p>
+      <w:pPr>
+        <w:pStyle w:val="Heading1"/>
+      </w:pPr>
+      <w:r>
+        <w:rPr>
+          <w:color w:val="1F3864"/>
+        </w:rPr>
+        <w:t>3. What this connector does</w:t>
+      </w:r>
+    </w:p>
+    <w:p>
+      <w:pPr>
+        <w:spacing w:after="200"/>
+      </w:pPr>
+      <w:r>
+        <w:rPr>
+          <w:color w:val="595959"/>
+          <w:sz w:val="23"/>
+        </w:rPr>
+        <w:t xml:space="preserve">The connector is a standalone service that logs in to Seismic, reads the approved content, and keeps a matching set of </w:t>
+      </w:r>
+      <w:r>
+        <w:rPr>
+          <w:b/>
+          <w:color w:val="595959"/>
+          <w:sz w:val="23"/>
+        </w:rPr>
+        <w:t>external items</w:t>
+      </w:r>
+      <w:r>
+        <w:rPr>
+          <w:color w:val="595959"/>
+          <w:sz w:val="23"/>
+        </w:rPr>
+        <w:t xml:space="preserve"> in a Microsoft 365 Copilot </w:t>
+      </w:r>
+      <w:r>
+        <w:rPr>
+          <w:b/>
+          <w:color w:val="595959"/>
+          <w:sz w:val="23"/>
+        </w:rPr>
+        <w:t>Graph connection</w:t>
+      </w:r>
+      <w:r>
+        <w:rPr>
+          <w:color w:val="595959"/>
+          <w:sz w:val="23"/>
+        </w:rPr>
+        <w:t xml:space="preserve"> up to date — additions, updates, and removals — with the correct permissions on each one.</w:t>
+      </w:r>
+    </w:p>
+    <w:p>
+      <w:pPr>
+        <w:spacing w:after="120"/>
+      </w:pPr>
+      <w:r>
+        <w:rPr>
+          <w:color w:val="202020"/>
+        </w:rPr>
+        <w:t>It is built on the shared connector runtime (the "chassis") described in the Common Guide, so its install, health endpoints, logging, Key Vault integration, retry/backoff, SQL/HA backend, and disaster-recovery model are the same as every other connector in the set. What follows is the Seismic-specific behaviour layered on top.</w:t>
+      </w:r>
+    </w:p>
+    <w:tbl>
+      <w:tblPr>
+        <w:tblW w:type="auto" w:w="0"/>
+        <w:tblLayout w:type="fixed"/>
+        <w:tblLook w:firstColumn="1" w:firstRow="1" w:lastColumn="0" w:lastRow="0" w:noHBand="0" w:noVBand="1" w:val="04A0"/>
+      </w:tblPr>
+      <w:tblGrid>
+        <w:gridCol w:w="9360"/>
+      </w:tblGrid>
+      <w:tr>
+        <w:tc>
+          <w:tcPr>
+            <w:tcW w:type="dxa" w:w="9360"/>
+            <w:shd w:val="clear" w:color="auto" w:fill="EAF0FA"/>
+            <w:tcBorders>
+              <w:top w:val="single" w:sz="4" w:space="0" w:color="2E5496"/>
+              <w:left w:val="single" w:sz="24" w:space="0" w:color="2E5496"/>
+              <w:bottom w:val="single" w:sz="4" w:space="0" w:color="2E5496"/>
+              <w:right w:val="single" w:sz="4" w:space="0" w:color="2E5496"/>
+            </w:tcBorders>
+          </w:tcPr>
+          <w:p>
+            <w:r>
+              <w:rPr>
+                <w:b/>
+                <w:color w:val="2E5496"/>
+              </w:rPr>
+              <w:t xml:space="preserve">Note: </w:t>
+            </w:r>
+            <w:r>
+              <w:rPr>
+                <w:color w:val="202020"/>
+                <w:sz w:val="20"/>
+              </w:rPr>
               <w:t xml:space="preserve">Assurance: the connector is a </w:t>
             </w:r>
             <w:r>
@@ -1337,14 +1435,14 @@
                 <w:color w:val="202020"/>
                 <w:sz w:val="20"/>
               </w:rPr>
-              <w:t>474 automated tests</w:t>
+              <w:t>1,017 automated tests</w:t>
             </w:r>
             <w:r>
               <w:rPr>
                 <w:color w:val="202020"/>
                 <w:sz w:val="20"/>
               </w:rPr>
-              <w:t xml:space="preserve"> covering the ingest pipeline, the No-MNE exclusion filter, ACL mapping and the never-widen guarantee, version supersede and withdrawal, permission re-ACL, and webhook signature validation. Its runtime, install and monitoring are shared with the rest of the connector set (Common Guide §6).</w:t>
+              <w:t xml:space="preserve"> (fleet-wide measurement, 20 July 2026: 0 warnings, 0 failures) covering the ingest pipeline, the No-MNE exclusion filter, ACL mapping and the never-widen guarantee, version supersede and withdrawal, permission re-ACL, webhook signature validation, and the decision-ledger damage model (including exhaustive byte-level damage sweeps). Its runtime, install and monitoring are shared with the rest of the connector set (Common Guide §6).</w:t>
             </w:r>
           </w:p>
         </w:tc>
@@ -10299,7 +10397,7 @@
         <w:rPr>
           <w:color w:val="202020"/>
         </w:rPr>
-        <w:t xml:space="preserve"> to prune old run directories; state files are never touched. Keep reconciliation reports as long as compliance requires.</w:t>
+        <w:t xml:space="preserve"> to prune old run directories; state files are never touched, and the decision ledger at the logs root is exempt (the pruner also refuses to delete any run directory still holding a legacy per-run ledger, naming it in a warning). Keep reconciliation reports as long as compliance requires.</w:t>
       </w:r>
     </w:p>
     <w:tbl>
@@ -13830,10 +13928,153 @@
           <w:p>
             <w:r>
               <w:rPr>
+                <w:color w:val="202020"/>
+                <w:sz w:val="19"/>
+              </w:rPr>
+              <w:t xml:space="preserve">Startup log: </w:t>
+            </w:r>
+            <w:r>
+              <w:rPr>
                 <w:rFonts w:ascii="Consolas" w:hAnsi="Consolas"/>
                 <w:color w:val="202020"/>
                 <w:sz w:val="19"/>
               </w:rPr>
+              <w:t>Decision ledger ...: N region(s) of DESTROYED bytes</w:t>
+            </w:r>
+            <w:r>
+              <w:rPr>
+                <w:color w:val="202020"/>
+                <w:sz w:val="19"/>
+              </w:rPr>
+              <w:t xml:space="preserve"> / </w:t>
+            </w:r>
+            <w:r>
+              <w:rPr>
+                <w:rFonts w:ascii="Consolas" w:hAnsi="Consolas"/>
+                <w:color w:val="202020"/>
+                <w:sz w:val="19"/>
+              </w:rPr>
+              <w:t>... trailing byte(s) are DAMAGED</w:t>
+            </w:r>
+            <w:r>
+              <w:rPr>
+                <w:color w:val="202020"/>
+                <w:sz w:val="19"/>
+              </w:rPr>
+              <w:t xml:space="preserve">; or </w:t>
+            </w:r>
+            <w:r>
+              <w:rPr>
+                <w:rFonts w:ascii="Consolas" w:hAnsi="Consolas"/>
+                <w:color w:val="202020"/>
+                <w:sz w:val="19"/>
+              </w:rPr>
+              <w:t>ReadFile</w:t>
+            </w:r>
+            <w:r>
+              <w:rPr>
+                <w:color w:val="202020"/>
+                <w:sz w:val="19"/>
+              </w:rPr>
+              <w:t xml:space="preserve"> refuses the ledger</w:t>
+            </w:r>
+          </w:p>
+        </w:tc>
+        <w:tc>
+          <w:tcPr>
+            <w:tcW w:type="dxa" w:w="2660"/>
+          </w:tcPr>
+          <w:p>
+            <w:r>
+              <w:rPr>
+                <w:color w:val="202020"/>
+                <w:sz w:val="19"/>
+              </w:rPr>
+              <w:t xml:space="preserve">Crash tore the ledger file (zero-filled block, overwritten separator). </w:t>
+            </w:r>
+            <w:r>
+              <w:rPr>
+                <w:rFonts w:ascii="Consolas" w:hAnsi="Consolas"/>
+                <w:color w:val="202020"/>
+                <w:sz w:val="19"/>
+              </w:rPr>
+              <w:t>GluedLines</w:t>
+            </w:r>
+            <w:r>
+              <w:rPr>
+                <w:color w:val="202020"/>
+                <w:sz w:val="19"/>
+              </w:rPr>
+              <w:t xml:space="preserve"> with no crash in history = append-time forgery, a security event</w:t>
+            </w:r>
+          </w:p>
+        </w:tc>
+        <w:tc>
+          <w:tcPr>
+            <w:tcW w:type="dxa" w:w="4200"/>
+          </w:tcPr>
+          <w:p>
+            <w:r>
+              <w:rPr>
+                <w:b/>
+                <w:color w:val="202020"/>
+                <w:sz w:val="19"/>
+              </w:rPr>
+              <w:t>Copy the file first</w:t>
+            </w:r>
+            <w:r>
+              <w:rPr>
+                <w:color w:val="202020"/>
+                <w:sz w:val="19"/>
+              </w:rPr>
+              <w:t xml:space="preserve"> — it is audit evidence. </w:t>
+            </w:r>
+            <w:r>
+              <w:rPr>
+                <w:rFonts w:ascii="Consolas" w:hAnsi="Consolas"/>
+                <w:color w:val="202020"/>
+                <w:sz w:val="19"/>
+              </w:rPr>
+              <w:t>ReadFile</w:t>
+            </w:r>
+            <w:r>
+              <w:rPr>
+                <w:color w:val="202020"/>
+                <w:sz w:val="19"/>
+              </w:rPr>
+              <w:t xml:space="preserve"> + </w:t>
+            </w:r>
+            <w:r>
+              <w:rPr>
+                <w:rFonts w:ascii="Consolas" w:hAnsi="Consolas"/>
+                <w:color w:val="202020"/>
+                <w:sz w:val="19"/>
+              </w:rPr>
+              <w:t>Verify()</w:t>
+            </w:r>
+            <w:r>
+              <w:rPr>
+                <w:color w:val="202020"/>
+                <w:sz w:val="19"/>
+              </w:rPr>
+              <w:t xml:space="preserve"> distinguish damage from loss; a seq gap or broken link means a record was destroyed → L2 immediately, reconcile against the off-box/WORM copy. The connector keeps appending to a damaged ledger rather than forking a new chain. (decision-ledger-damaged; see section 15)</w:t>
+            </w:r>
+          </w:p>
+        </w:tc>
+      </w:tr>
+      <w:tr>
+        <w:tc>
+          <w:tcPr>
+            <w:tcW w:type="dxa" w:w="2500"/>
+            <w:shd w:val="clear" w:color="auto" w:fill="F7F9FC"/>
+          </w:tcPr>
+          <w:p>
+            <w:r>
+              <w:rPr>
+                <w:rFonts w:ascii="Consolas" w:hAnsi="Consolas"/>
+                <w:color w:val="202020"/>
+                <w:sz w:val="19"/>
+              </w:rPr>
               <w:t>EVENTLOG_ENABLED=true</w:t>
             </w:r>
             <w:r>
@@ -13848,6 +14089,7 @@
         <w:tc>
           <w:tcPr>
             <w:tcW w:type="dxa" w:w="2660"/>
+            <w:shd w:val="clear" w:color="auto" w:fill="F7F9FC"/>
           </w:tcPr>
           <w:p>
             <w:r>
@@ -13862,6 +14104,7 @@
         <w:tc>
           <w:tcPr>
             <w:tcW w:type="dxa" w:w="4200"/>
+            <w:shd w:val="clear" w:color="auto" w:fill="F7F9FC"/>
           </w:tcPr>
           <w:p>
             <w:r>
@@ -17456,7 +17699,7 @@
                 <w:color w:val="202020"/>
                 <w:sz w:val="19"/>
               </w:rPr>
-              <w:t xml:space="preserve">Opt-in. Write an append-only, SHA-256 hash-chained ledger of compliance DECISIONS (No-MNE exclusions + classification ACL-restrictions; ids/reasons only, no content/PII) to </w:t>
+              <w:t xml:space="preserve">Opt-in. Write an append-only, SHA-256 hash-chained ledger of compliance DECISIONS (No-MNE exclusions, classification ACL-restrictions and content-gate quarantines; ids/reasons only, no content/PII) to </w:t>
             </w:r>
             <w:r>
               <w:rPr>
@@ -17464,7 +17707,22 @@
                 <w:color w:val="202020"/>
                 <w:sz w:val="19"/>
               </w:rPr>
-              <w:t>logs/{run}/decision_ledger_*.jsonl</w:t>
+              <w:t>logs/decision_ledger_{CONNECTOR_ID}.jsonl</w:t>
+            </w:r>
+            <w:r>
+              <w:rPr>
+                <w:color w:val="202020"/>
+                <w:sz w:val="19"/>
+              </w:rPr>
+              <w:t xml:space="preserve"> — ONE continuous chain at the logs root, resumed across runs and exempt from </w:t>
+            </w:r>
+            <w:r>
+              <w:rPr>
+                <w:rFonts w:ascii="Consolas" w:hAnsi="Consolas"/>
+                <w:color w:val="202020"/>
+                <w:sz w:val="19"/>
+              </w:rPr>
+              <w:t>LOG_RETENTION_DAYS</w:t>
             </w:r>
             <w:r>
               <w:rPr>
@@ -17486,7 +17744,7 @@
                 <w:color w:val="202020"/>
                 <w:sz w:val="19"/>
               </w:rPr>
-              <w:t>)</w:t>
+              <w:t>). Crash-damage model below</w:t>
             </w:r>
           </w:p>
         </w:tc>
@@ -17892,6 +18150,387 @@
       <w:pPr>
         <w:spacing w:after="40"/>
       </w:pPr>
+    </w:p>
+    <w:p>
+      <w:pPr>
+        <w:pStyle w:val="Heading3"/>
+      </w:pPr>
+      <w:r>
+        <w:rPr>
+          <w:color w:val="2E5496"/>
+        </w:rPr>
+        <w:t>The decision ledger under crash damage: loudness, not losslessness (changed in v1.2)</w:t>
+      </w:r>
+    </w:p>
+    <w:p>
+      <w:pPr>
+        <w:spacing w:after="120"/>
+      </w:pPr>
+      <w:r>
+        <w:rPr>
+          <w:color w:val="202020"/>
+        </w:rPr>
+        <w:t xml:space="preserve">The ledger is flushed per line, so a crash can leave the file torn. As of v1.2 crash damage is </w:t>
+      </w:r>
+      <w:r>
+        <w:rPr>
+          <w:b/>
+          <w:color w:val="202020"/>
+        </w:rPr>
+        <w:t>recovered where possible and loud where not</w:t>
+      </w:r>
+      <w:r>
+        <w:rPr>
+          <w:color w:val="202020"/>
+        </w:rPr>
+        <w:t xml:space="preserve">. In the tree's own words: "The guarantee is not that nothing is ever lost; it is that nothing is ever lost </w:t>
+      </w:r>
+      <w:r>
+        <w:rPr>
+          <w:b/>
+          <w:color w:val="202020"/>
+        </w:rPr>
+        <w:t>quietly</w:t>
+      </w:r>
+      <w:r>
+        <w:rPr>
+          <w:color w:val="202020"/>
+        </w:rPr>
+        <w:t xml:space="preserve">." That is the claim to hold the connector to — </w:t>
+      </w:r>
+      <w:r>
+        <w:rPr>
+          <w:b/>
+          <w:color w:val="202020"/>
+        </w:rPr>
+        <w:t>loudness, not losslessness</w:t>
+      </w:r>
+      <w:r>
+        <w:rPr>
+          <w:color w:val="202020"/>
+        </w:rPr>
+        <w:t xml:space="preserve"> — and it means no acknowledged record disappears while the ledger still reads clean (with the one measured exception stated below). Concretely:</w:t>
+      </w:r>
+    </w:p>
+    <w:p>
+      <w:pPr>
+        <w:pStyle w:val="ListBullet"/>
+        <w:spacing w:after="40"/>
+      </w:pPr>
+      <w:r>
+        <w:rPr>
+          <w:b/>
+          <w:color w:val="202020"/>
+        </w:rPr>
+        <w:t>The reader resynchronises.</w:t>
+      </w:r>
+      <w:r>
+        <w:rPr>
+          <w:color w:val="202020"/>
+        </w:rPr>
+        <w:t xml:space="preserve"> A destroyed record *separator* — a NUL from an allocated-but-unwritten block, a stray byte, a half-written UTF-8 sequence — costs nothing: every record behind it is still recovered, still chains, and still verifies.</w:t>
+      </w:r>
+    </w:p>
+    <w:p>
+      <w:pPr>
+        <w:pStyle w:val="ListBullet"/>
+        <w:spacing w:after="40"/>
+      </w:pPr>
+      <w:r>
+        <w:rPr>
+          <w:b/>
+          <w:color w:val="202020"/>
+        </w:rPr>
+        <w:t>Only an interrupted write is ever truncated.</w:t>
+      </w:r>
+      <w:r>
+        <w:rPr>
+          <w:color w:val="202020"/>
+        </w:rPr>
+        <w:t xml:space="preserve"> An interrupted write can only stop early — it can never add or change a byte — so torn residue is discarded only when it is a byte-for-byte </w:t>
+      </w:r>
+      <w:r>
+        <w:rPr>
+          <w:b/>
+          <w:color w:val="202020"/>
+        </w:rPr>
+        <w:t>prefix of what the writer could have emitted</w:t>
+      </w:r>
+      <w:r>
+        <w:rPr>
+          <w:color w:val="202020"/>
+        </w:rPr>
+        <w:t>. Anything else is kept on disk as evidence.</w:t>
+      </w:r>
+    </w:p>
+    <w:p>
+      <w:pPr>
+        <w:pStyle w:val="ListBullet"/>
+        <w:spacing w:after="40"/>
+      </w:pPr>
+      <w:r>
+        <w:rPr>
+          <w:b/>
+          <w:color w:val="202020"/>
+        </w:rPr>
+        <w:t>A record that damage lands inside is destroyed, not recovered</w:t>
+      </w:r>
+      <w:r>
+        <w:rPr>
+          <w:color w:val="202020"/>
+        </w:rPr>
+        <w:t xml:space="preserve"> — and its loss is loud: it shows up as a </w:t>
+      </w:r>
+      <w:r>
+        <w:rPr>
+          <w:b/>
+          <w:color w:val="202020"/>
+        </w:rPr>
+        <w:t>seq gap</w:t>
+      </w:r>
+      <w:r>
+        <w:rPr>
+          <w:color w:val="202020"/>
+        </w:rPr>
+        <w:t xml:space="preserve"> reported by </w:t>
+      </w:r>
+      <w:r>
+        <w:rPr>
+          <w:rFonts w:ascii="Consolas" w:hAnsi="Consolas"/>
+          <w:color w:val="202020"/>
+          <w:sz w:val="19"/>
+        </w:rPr>
+        <w:t>Verify()</w:t>
+      </w:r>
+      <w:r>
+        <w:rPr>
+          <w:color w:val="202020"/>
+        </w:rPr>
+        <w:t xml:space="preserve"> when a later record survives it, and as </w:t>
+      </w:r>
+      <w:r>
+        <w:rPr>
+          <w:rFonts w:ascii="Consolas" w:hAnsi="Consolas"/>
+          <w:color w:val="202020"/>
+          <w:sz w:val="19"/>
+        </w:rPr>
+        <w:t>ReadFile</w:t>
+      </w:r>
+      <w:r>
+        <w:rPr>
+          <w:color w:val="202020"/>
+        </w:rPr>
+        <w:t xml:space="preserve"> </w:t>
+      </w:r>
+      <w:r>
+        <w:rPr>
+          <w:b/>
+          <w:color w:val="202020"/>
+        </w:rPr>
+        <w:t>refusing</w:t>
+      </w:r>
+      <w:r>
+        <w:rPr>
+          <w:color w:val="202020"/>
+        </w:rPr>
+        <w:t xml:space="preserve"> the file when it was the last record (no gap can exist behind the last record).</w:t>
+      </w:r>
+    </w:p>
+    <w:p>
+      <w:pPr>
+        <w:spacing w:after="120"/>
+      </w:pPr>
+      <w:r>
+        <w:rPr>
+          <w:b/>
+          <w:color w:val="202020"/>
+        </w:rPr>
+        <w:t>What a damaged verdict looks like.</w:t>
+      </w:r>
+      <w:r>
+        <w:rPr>
+          <w:color w:val="202020"/>
+        </w:rPr>
+        <w:t xml:space="preserve"> At startup: </w:t>
+      </w:r>
+      <w:r>
+        <w:rPr>
+          <w:rFonts w:ascii="Consolas" w:hAnsi="Consolas"/>
+          <w:color w:val="202020"/>
+          <w:sz w:val="19"/>
+        </w:rPr>
+        <w:t>Decision ledger ...: N region(s) of DESTROYED bytes</w:t>
+      </w:r>
+      <w:r>
+        <w:rPr>
+          <w:color w:val="202020"/>
+        </w:rPr>
+        <w:t xml:space="preserve"> or </w:t>
+      </w:r>
+      <w:r>
+        <w:rPr>
+          <w:rFonts w:ascii="Consolas" w:hAnsi="Consolas"/>
+          <w:color w:val="202020"/>
+          <w:sz w:val="19"/>
+        </w:rPr>
+        <w:t>... trailing byte(s) are DAMAGED</w:t>
+      </w:r>
+      <w:r>
+        <w:rPr>
+          <w:color w:val="202020"/>
+        </w:rPr>
+        <w:t xml:space="preserve">; or </w:t>
+      </w:r>
+      <w:r>
+        <w:rPr>
+          <w:rFonts w:ascii="Consolas" w:hAnsi="Consolas"/>
+          <w:color w:val="202020"/>
+          <w:sz w:val="19"/>
+        </w:rPr>
+        <w:t>ReadFile</w:t>
+      </w:r>
+      <w:r>
+        <w:rPr>
+          <w:color w:val="202020"/>
+        </w:rPr>
+        <w:t xml:space="preserve"> refusing the ledger. </w:t>
+      </w:r>
+      <w:r>
+        <w:rPr>
+          <w:rFonts w:ascii="Consolas" w:hAnsi="Consolas"/>
+          <w:color w:val="202020"/>
+          <w:sz w:val="19"/>
+        </w:rPr>
+        <w:t>ReadFile(path, out LedgerFileDamage damage)</w:t>
+      </w:r>
+      <w:r>
+        <w:rPr>
+          <w:color w:val="202020"/>
+        </w:rPr>
+        <w:t xml:space="preserve"> reports </w:t>
+      </w:r>
+      <w:r>
+        <w:rPr>
+          <w:b/>
+          <w:color w:val="202020"/>
+        </w:rPr>
+        <w:t>physical damage separately from chain validity</w:t>
+      </w:r>
+      <w:r>
+        <w:rPr>
+          <w:color w:val="202020"/>
+        </w:rPr>
+        <w:t xml:space="preserve"> — a mangled file can still verify perfectly — naming glued lines, resynchronised regions and a damaged tail; </w:t>
+      </w:r>
+      <w:r>
+        <w:rPr>
+          <w:rFonts w:ascii="Consolas" w:hAnsi="Consolas"/>
+          <w:color w:val="202020"/>
+          <w:sz w:val="19"/>
+        </w:rPr>
+        <w:t>ResumedDamage</w:t>
+      </w:r>
+      <w:r>
+        <w:rPr>
+          <w:color w:val="202020"/>
+        </w:rPr>
+        <w:t xml:space="preserve"> exposes the same for the file a run resumed. On any of these, open the </w:t>
+      </w:r>
+      <w:r>
+        <w:rPr>
+          <w:b/>
+          <w:color w:val="202020"/>
+        </w:rPr>
+        <w:t>decision-ledger-damaged</w:t>
+      </w:r>
+      <w:r>
+        <w:rPr>
+          <w:color w:val="202020"/>
+        </w:rPr>
+        <w:t xml:space="preserve"> runbook: </w:t>
+      </w:r>
+      <w:r>
+        <w:rPr>
+          <w:b/>
+          <w:color w:val="202020"/>
+        </w:rPr>
+        <w:t>copy the file before doing anything</w:t>
+      </w:r>
+      <w:r>
+        <w:rPr>
+          <w:color w:val="202020"/>
+        </w:rPr>
+        <w:t xml:space="preserve"> (it is audit evidence, damaged or not), use </w:t>
+      </w:r>
+      <w:r>
+        <w:rPr>
+          <w:rFonts w:ascii="Consolas" w:hAnsi="Consolas"/>
+          <w:color w:val="202020"/>
+          <w:sz w:val="19"/>
+        </w:rPr>
+        <w:t>ReadFile</w:t>
+      </w:r>
+      <w:r>
+        <w:rPr>
+          <w:color w:val="202020"/>
+        </w:rPr>
+        <w:t xml:space="preserve"> + </w:t>
+      </w:r>
+      <w:r>
+        <w:rPr>
+          <w:rFonts w:ascii="Consolas" w:hAnsi="Consolas"/>
+          <w:color w:val="202020"/>
+          <w:sz w:val="19"/>
+        </w:rPr>
+        <w:t>Verify()</w:t>
+      </w:r>
+      <w:r>
+        <w:rPr>
+          <w:color w:val="202020"/>
+        </w:rPr>
+        <w:t xml:space="preserve"> to tell damage from loss, and reconcile destroyed records against your off-box / WORM copy. One security note: the chain has never defended against </w:t>
+      </w:r>
+      <w:r>
+        <w:rPr>
+          <w:b/>
+          <w:color w:val="202020"/>
+        </w:rPr>
+        <w:t>append</w:t>
+      </w:r>
+      <w:r>
+        <w:rPr>
+          <w:color w:val="202020"/>
+        </w:rPr>
+        <w:t xml:space="preserve"> access, and a forged, correctly chained record can be glued onto the end of an existing line — monitor </w:t>
+      </w:r>
+      <w:r>
+        <w:rPr>
+          <w:rFonts w:ascii="Consolas" w:hAnsi="Consolas"/>
+          <w:color w:val="202020"/>
+          <w:sz w:val="19"/>
+        </w:rPr>
+        <w:t>GluedLines</w:t>
+      </w:r>
+      <w:r>
+        <w:rPr>
+          <w:color w:val="202020"/>
+        </w:rPr>
+        <w:t xml:space="preserve">, not the line count; </w:t>
+      </w:r>
+      <w:r>
+        <w:rPr>
+          <w:rFonts w:ascii="Consolas" w:hAnsi="Consolas"/>
+          <w:color w:val="202020"/>
+          <w:sz w:val="19"/>
+        </w:rPr>
+        <w:t>GluedLines</w:t>
+      </w:r>
+      <w:r>
+        <w:rPr>
+          <w:color w:val="202020"/>
+        </w:rPr>
+        <w:t xml:space="preserve"> on a file with no crash in its history is a security event, not a disk event.</w:t>
+      </w:r>
     </w:p>
     <w:tbl>
       <w:tblPr>
@@ -17906,6 +18545,194 @@
         <w:tc>
           <w:tcPr>
             <w:tcW w:type="dxa" w:w="9360"/>
+            <w:shd w:val="clear" w:color="auto" w:fill="FBEDD6"/>
+            <w:tcBorders>
+              <w:top w:val="single" w:sz="4" w:space="0" w:color="C77700"/>
+              <w:left w:val="single" w:sz="24" w:space="0" w:color="C77700"/>
+              <w:bottom w:val="single" w:sz="4" w:space="0" w:color="C77700"/>
+              <w:right w:val="single" w:sz="4" w:space="0" w:color="C77700"/>
+            </w:tcBorders>
+          </w:tcPr>
+          <w:p>
+            <w:r>
+              <w:rPr>
+                <w:b/>
+                <w:color w:val="C77700"/>
+              </w:rPr>
+              <w:t xml:space="preserve">Important: </w:t>
+            </w:r>
+            <w:r>
+              <w:rPr>
+                <w:b/>
+                <w:color w:val="202020"/>
+                <w:sz w:val="20"/>
+              </w:rPr>
+              <w:t>Known-open residual (stated as measured, docs/THREAT_MODEL.md).</w:t>
+            </w:r>
+            <w:r>
+              <w:rPr>
+                <w:color w:val="202020"/>
+                <w:sz w:val="20"/>
+              </w:rPr>
+              <w:t xml:space="preserve"> One case is irreducible and is not covered: damage confined to a record's </w:t>
+            </w:r>
+            <w:r>
+              <w:rPr>
+                <w:b/>
+                <w:color w:val="202020"/>
+                <w:sz w:val="20"/>
+              </w:rPr>
+              <w:t>final</w:t>
+            </w:r>
+            <w:r>
+              <w:rPr>
+                <w:color w:val="202020"/>
+                <w:sz w:val="20"/>
+              </w:rPr>
+              <w:t xml:space="preserve"> byte (the closing brace), and only when that byte is overwritten by whitespace or deleted outright, leaves an incomplete JSON value that is byte-for-byte identical to a partially flushed write, so it is treated as a crash-tail — that record is dropped and the tail truncated, </w:t>
+            </w:r>
+            <w:r>
+              <w:rPr>
+                <w:b/>
+                <w:color w:val="202020"/>
+                <w:sz w:val="20"/>
+              </w:rPr>
+              <w:t>quietly</w:t>
+            </w:r>
+            <w:r>
+              <w:rPr>
+                <w:color w:val="202020"/>
+                <w:sz w:val="20"/>
+              </w:rPr>
+              <w:t xml:space="preserve">. Measured post-fix by an exhaustive sweep over a real 265-byte final record: </w:t>
+            </w:r>
+            <w:r>
+              <w:rPr>
+                <w:b/>
+                <w:color w:val="202020"/>
+                <w:sz w:val="20"/>
+              </w:rPr>
+              <w:t>4 of 67,840</w:t>
+            </w:r>
+            <w:r>
+              <w:rPr>
+                <w:color w:val="202020"/>
+                <w:sz w:val="20"/>
+              </w:rPr>
+              <w:t xml:space="preserve"> single-byte replacements (all 256 values at all 265 offsets) are dropped quietly, all at that one offset (</w:t>
+            </w:r>
+            <w:r>
+              <w:rPr>
+                <w:rFonts w:ascii="Consolas" w:hAnsi="Consolas"/>
+                <w:color w:val="202020"/>
+                <w:sz w:val="19"/>
+              </w:rPr>
+              <w:t>0x09</w:t>
+            </w:r>
+            <w:r>
+              <w:rPr>
+                <w:color w:val="202020"/>
+                <w:sz w:val="20"/>
+              </w:rPr>
+              <w:t xml:space="preserve">, </w:t>
+            </w:r>
+            <w:r>
+              <w:rPr>
+                <w:rFonts w:ascii="Consolas" w:hAnsi="Consolas"/>
+                <w:color w:val="202020"/>
+                <w:sz w:val="19"/>
+              </w:rPr>
+              <w:t>0x0a</w:t>
+            </w:r>
+            <w:r>
+              <w:rPr>
+                <w:color w:val="202020"/>
+                <w:sz w:val="20"/>
+              </w:rPr>
+              <w:t xml:space="preserve">, </w:t>
+            </w:r>
+            <w:r>
+              <w:rPr>
+                <w:rFonts w:ascii="Consolas" w:hAnsi="Consolas"/>
+                <w:color w:val="202020"/>
+                <w:sz w:val="19"/>
+              </w:rPr>
+              <w:t>0x0d</w:t>
+            </w:r>
+            <w:r>
+              <w:rPr>
+                <w:color w:val="202020"/>
+                <w:sz w:val="20"/>
+              </w:rPr>
+              <w:t xml:space="preserve">, </w:t>
+            </w:r>
+            <w:r>
+              <w:rPr>
+                <w:rFonts w:ascii="Consolas" w:hAnsi="Consolas"/>
+                <w:color w:val="202020"/>
+                <w:sz w:val="19"/>
+              </w:rPr>
+              <w:t>0x20</w:t>
+            </w:r>
+            <w:r>
+              <w:rPr>
+                <w:color w:val="202020"/>
+                <w:sz w:val="20"/>
+              </w:rPr>
+              <w:t xml:space="preserve">), plus deleting that same byte; </w:t>
+            </w:r>
+            <w:r>
+              <w:rPr>
+                <w:b/>
+                <w:color w:val="202020"/>
+                <w:sz w:val="20"/>
+              </w:rPr>
+              <w:t>0 of 68,096</w:t>
+            </w:r>
+            <w:r>
+              <w:rPr>
+                <w:color w:val="202020"/>
+                <w:sz w:val="20"/>
+              </w:rPr>
+              <w:t xml:space="preserve"> single-byte insertions and </w:t>
+            </w:r>
+            <w:r>
+              <w:rPr>
+                <w:b/>
+                <w:color w:val="202020"/>
+                <w:sz w:val="20"/>
+              </w:rPr>
+              <w:t>0 of 265</w:t>
+            </w:r>
+            <w:r>
+              <w:rPr>
+                <w:color w:val="202020"/>
+                <w:sz w:val="20"/>
+              </w:rPr>
+              <w:t xml:space="preserve"> truncations lose a record silently, and every other combination is recovered or refused. Off-box / WORM shipping is what covers it. If a record count is one short of what you expect and every signal is clean, this is the shape — reconcile against the off-box copy.</w:t>
+            </w:r>
+          </w:p>
+        </w:tc>
+      </w:tr>
+    </w:tbl>
+    <w:p>
+      <w:pPr>
+        <w:spacing w:after="40"/>
+      </w:pPr>
+    </w:p>
+    <w:tbl>
+      <w:tblPr>
+        <w:tblW w:type="auto" w:w="0"/>
+        <w:tblLayout w:type="fixed"/>
+        <w:tblLook w:firstColumn="1" w:firstRow="1" w:lastColumn="0" w:lastRow="0" w:noHBand="0" w:noVBand="1" w:val="04A0"/>
+      </w:tblPr>
+      <w:tblGrid>
+        <w:gridCol w:w="9360"/>
+      </w:tblGrid>
+      <w:tr>
+        <w:tc>
+          <w:tcPr>
+            <w:tcW w:type="dxa" w:w="9360"/>
             <w:shd w:val="clear" w:color="auto" w:fill="EAF0FA"/>
             <w:tcBorders>
               <w:top w:val="single" w:sz="4" w:space="0" w:color="2E5496"/>
@@ -18946,7 +19773,22 @@
           <w:color w:val="202020"/>
           <w:sz w:val="20"/>
         </w:rPr>
-        <w:t>), append-only, SHA-256 hash-chained record of compliance decisions — No-MNE exclusions and classification ACL-restrictions (ids/reasons only, no content/PII) — that a Verify step can check for tamper, reorder or deletion.</w:t>
+        <w:t xml:space="preserve">), append-only, SHA-256 hash-chained record of compliance decisions — No-MNE exclusions, classification ACL-restrictions and content-gate quarantines (ids/reasons only, no content/PII) — kept as one continuous chain across runs at </w:t>
+      </w:r>
+      <w:r>
+        <w:rPr>
+          <w:rFonts w:ascii="Consolas" w:hAnsi="Consolas"/>
+          <w:color w:val="202020"/>
+          <w:sz w:val="19"/>
+        </w:rPr>
+        <w:t>logs/decision_ledger_{CONNECTOR_ID}.jsonl</w:t>
+      </w:r>
+      <w:r>
+        <w:rPr>
+          <w:color w:val="202020"/>
+          <w:sz w:val="20"/>
+        </w:rPr>
+        <w:t>, which a Verify step can check for tamper, reorder or deletion.</w:t>
       </w:r>
     </w:p>
     <w:p>
@@ -18967,7 +19809,37 @@
           <w:color w:val="202020"/>
           <w:sz w:val="20"/>
         </w:rPr>
-        <w:t>It is tamper-evident audit evidence that the compliance controls actually fired; pair it with off-box/WORM shipping for a full guarantee.</w:t>
+        <w:t>It is tamper-evident audit evidence that the compliance controls actually fired. Its crash-damage guarantee is loudness, not losslessness: damage is recovered where possible and surfaced (</w:t>
+      </w:r>
+      <w:r>
+        <w:rPr>
+          <w:rFonts w:ascii="Consolas" w:hAnsi="Consolas"/>
+          <w:color w:val="202020"/>
+          <w:sz w:val="19"/>
+        </w:rPr>
+        <w:t>LedgerFileDamage</w:t>
+      </w:r>
+      <w:r>
+        <w:rPr>
+          <w:color w:val="202020"/>
+          <w:sz w:val="20"/>
+        </w:rPr>
+        <w:t xml:space="preserve">, seq gaps, </w:t>
+      </w:r>
+      <w:r>
+        <w:rPr>
+          <w:rFonts w:ascii="Consolas" w:hAnsi="Consolas"/>
+          <w:color w:val="202020"/>
+          <w:sz w:val="19"/>
+        </w:rPr>
+        <w:t>ReadFile</w:t>
+      </w:r>
+      <w:r>
+        <w:rPr>
+          <w:color w:val="202020"/>
+          <w:sz w:val="20"/>
+        </w:rPr>
+        <w:t xml:space="preserve"> refusal) where not, with one measured known-open exception (section 15); pair it with off-box/WORM shipping for a full guarantee.</w:t>
       </w:r>
     </w:p>
     <w:p>

--- a/Operator_Guides/03_Seismic_Connector_Guide.docx
+++ b/Operator_Guides/03_Seismic_Connector_Guide.docx
@@ -1435,14 +1435,14 @@
                 <w:color w:val="202020"/>
                 <w:sz w:val="20"/>
               </w:rPr>
-              <w:t>1,017 automated tests</w:t>
+              <w:t>1,025 automated tests (fleet-wide measurement, 14 August 2026: 0 failures, 0 skipped)</w:t>
             </w:r>
             <w:r>
               <w:rPr>
                 <w:color w:val="202020"/>
                 <w:sz w:val="20"/>
               </w:rPr>
-              <w:t xml:space="preserve"> (fleet-wide measurement, 20 July 2026: 0 warnings, 0 failures) covering the ingest pipeline, the No-MNE exclusion filter, ACL mapping and the never-widen guarantee, version supersede and withdrawal, permission re-ACL, webhook signature validation, and the decision-ledger damage model (including exhaustive byte-level damage sweeps). Its runtime, install and monitoring are shared with the rest of the connector set (Common Guide §6).</w:t>
+              <w:t xml:space="preserve"> covering the ingest pipeline, the No-MNE exclusion filter, ACL mapping and the never-widen guarantee, version supersede and withdrawal, permission re-ACL, webhook signature validation, and the decision-ledger damage model (including exhaustive byte-level damage sweeps). Its runtime, install and monitoring are shared with the rest of the connector set (Common Guide §6).</w:t>
             </w:r>
           </w:p>
         </w:tc>
